--- a/Bootstrap-Portfolio-Assignment/Assignment_3_Report.docx
+++ b/Bootstrap-Portfolio-Assignment/Assignment_3_Report.docx
@@ -1560,10 +1560,7 @@
         </w:rPr>
       </w:pPr>
       <w:r>
-        <w:rPr>
-          <w:rFonts w:ascii="Times New Roman" w:hAnsi="Times New Roman" w:cs="Times New Roman"/>
-        </w:rPr>
-        <w:t>The following spaces are reserved for website screenshots. The student can insert screenshots manually after testing the website on desktop and mobile screens.</w:t>
+        <w:t>The following screenshots show the completed Bootstrap portfolio website across the required sections.</w:t>
       </w:r>
     </w:p>
     <w:tbl>
@@ -1592,41 +1589,58 @@
           <w:tcPr>
             <w:tcW w:w="10080" w:type="dxa"/>
             <w:shd w:val="clear" w:color="auto" w:fill="F8FAFC"/>
+            <w:vAlign w:val="center"/>
           </w:tcPr>
           <w:p>
             <w:pPr>
-              <w:spacing w:before="360" w:after="0"/>
               <w:jc w:val="center"/>
+            </w:pPr>
+            <w:r/>
+            <w:r>
               <w:rPr>
-                <w:rFonts w:ascii="Times New Roman" w:hAnsi="Times New Roman" w:cs="Times New Roman"/>
+                <w:b/>
+                <w:sz w:val="22"/>
               </w:rPr>
+              <w:t>Screenshot 1: Desktop Hero Section</w:t>
+            </w:r>
+          </w:p>
+          <w:p>
+            <w:pPr>
+              <w:jc w:val="center"/>
             </w:pPr>
             <w:r>
-              <w:rPr>
-                <w:rFonts w:ascii="Times New Roman" w:hAnsi="Times New Roman" w:cs="Times New Roman"/>
-                <w:b/>
-                <w:color w:val="174B69"/>
-                <w:sz w:val="22"/>
-              </w:rPr>
-              <w:t>Screenshot 1: Desktop Homepage / Hero Section</w:t>
-            </w:r>
-            <w:r>
-              <w:rPr>
-                <w:rFonts w:ascii="Times New Roman" w:hAnsi="Times New Roman" w:cs="Times New Roman"/>
-                <w:b/>
-                <w:color w:val="174B69"/>
-                <w:sz w:val="22"/>
-              </w:rPr>
-              <w:br/>
-            </w:r>
-            <w:r>
-              <w:rPr>
-                <w:rFonts w:ascii="Times New Roman" w:hAnsi="Times New Roman" w:cs="Times New Roman"/>
-                <w:i/>
-                <w:color w:val="64748B"/>
-                <w:sz w:val="20"/>
-              </w:rPr>
-              <w:t>Insert screenshot here</w:t>
+              <w:drawing>
+                <wp:inline xmlns:a="http://schemas.openxmlformats.org/drawingml/2006/main" xmlns:pic="http://schemas.openxmlformats.org/drawingml/2006/picture">
+                  <wp:extent cx="5577840" cy="3398996"/>
+                  <wp:docPr id="1" name="Picture 1"/>
+                  <wp:cNvGraphicFramePr>
+                    <a:graphicFrameLocks noChangeAspect="1"/>
+                  </wp:cNvGraphicFramePr>
+                  <a:graphic>
+                    <a:graphicData uri="http://schemas.openxmlformats.org/drawingml/2006/picture">
+                      <pic:pic>
+                        <pic:nvPicPr>
+                          <pic:cNvPr id="0" name="01_desktop_hero.png"/>
+                          <pic:cNvPicPr/>
+                        </pic:nvPicPr>
+                        <pic:blipFill>
+                          <a:blip r:embed="rId11"/>
+                          <a:stretch>
+                            <a:fillRect/>
+                          </a:stretch>
+                        </pic:blipFill>
+                        <pic:spPr>
+                          <a:xfrm>
+                            <a:off x="0" y="0"/>
+                            <a:ext cx="5577840" cy="3398996"/>
+                          </a:xfrm>
+                          <a:prstGeom prst="rect"/>
+                        </pic:spPr>
+                      </pic:pic>
+                    </a:graphicData>
+                  </a:graphic>
+                </wp:inline>
+              </w:drawing>
             </w:r>
           </w:p>
         </w:tc>
@@ -1666,41 +1680,58 @@
           <w:tcPr>
             <w:tcW w:w="10080" w:type="dxa"/>
             <w:shd w:val="clear" w:color="auto" w:fill="F8FAFC"/>
+            <w:vAlign w:val="center"/>
           </w:tcPr>
           <w:p>
             <w:pPr>
-              <w:spacing w:before="360" w:after="0"/>
               <w:jc w:val="center"/>
+            </w:pPr>
+            <w:r/>
+            <w:r>
               <w:rPr>
-                <w:rFonts w:ascii="Times New Roman" w:hAnsi="Times New Roman" w:cs="Times New Roman"/>
+                <w:b/>
+                <w:sz w:val="22"/>
               </w:rPr>
+              <w:t>Screenshot 2: About Section &amp; Sidebar</w:t>
+            </w:r>
+          </w:p>
+          <w:p>
+            <w:pPr>
+              <w:jc w:val="center"/>
             </w:pPr>
             <w:r>
-              <w:rPr>
-                <w:rFonts w:ascii="Times New Roman" w:hAnsi="Times New Roman" w:cs="Times New Roman"/>
-                <w:b/>
-                <w:color w:val="174B69"/>
-                <w:sz w:val="22"/>
-              </w:rPr>
-              <w:t>Screenshot 2: Mobile Navbar Open</w:t>
-            </w:r>
-            <w:r>
-              <w:rPr>
-                <w:rFonts w:ascii="Times New Roman" w:hAnsi="Times New Roman" w:cs="Times New Roman"/>
-                <w:b/>
-                <w:color w:val="174B69"/>
-                <w:sz w:val="22"/>
-              </w:rPr>
-              <w:br/>
-            </w:r>
-            <w:r>
-              <w:rPr>
-                <w:rFonts w:ascii="Times New Roman" w:hAnsi="Times New Roman" w:cs="Times New Roman"/>
-                <w:i/>
-                <w:color w:val="64748B"/>
-                <w:sz w:val="20"/>
-              </w:rPr>
-              <w:t>Insert screenshot here</w:t>
+              <w:drawing>
+                <wp:inline xmlns:a="http://schemas.openxmlformats.org/drawingml/2006/main" xmlns:pic="http://schemas.openxmlformats.org/drawingml/2006/picture">
+                  <wp:extent cx="5577840" cy="3913203"/>
+                  <wp:docPr id="2" name="Picture 2"/>
+                  <wp:cNvGraphicFramePr>
+                    <a:graphicFrameLocks noChangeAspect="1"/>
+                  </wp:cNvGraphicFramePr>
+                  <a:graphic>
+                    <a:graphicData uri="http://schemas.openxmlformats.org/drawingml/2006/picture">
+                      <pic:pic>
+                        <pic:nvPicPr>
+                          <pic:cNvPr id="0" name="02_about_sidebar.png"/>
+                          <pic:cNvPicPr/>
+                        </pic:nvPicPr>
+                        <pic:blipFill>
+                          <a:blip r:embed="rId12"/>
+                          <a:stretch>
+                            <a:fillRect/>
+                          </a:stretch>
+                        </pic:blipFill>
+                        <pic:spPr>
+                          <a:xfrm>
+                            <a:off x="0" y="0"/>
+                            <a:ext cx="5577840" cy="3913203"/>
+                          </a:xfrm>
+                          <a:prstGeom prst="rect"/>
+                        </pic:spPr>
+                      </pic:pic>
+                    </a:graphicData>
+                  </a:graphic>
+                </wp:inline>
+              </w:drawing>
             </w:r>
           </w:p>
         </w:tc>
@@ -1740,41 +1771,58 @@
           <w:tcPr>
             <w:tcW w:w="10080" w:type="dxa"/>
             <w:shd w:val="clear" w:color="auto" w:fill="F8FAFC"/>
+            <w:vAlign w:val="center"/>
           </w:tcPr>
           <w:p>
             <w:pPr>
-              <w:spacing w:before="360" w:after="0"/>
               <w:jc w:val="center"/>
+            </w:pPr>
+            <w:r/>
+            <w:r>
               <w:rPr>
-                <w:rFonts w:ascii="Times New Roman" w:hAnsi="Times New Roman" w:cs="Times New Roman"/>
+                <w:b/>
+                <w:sz w:val="22"/>
               </w:rPr>
+              <w:t>Screenshot 3: Technical Skills</w:t>
+            </w:r>
+          </w:p>
+          <w:p>
+            <w:pPr>
+              <w:jc w:val="center"/>
             </w:pPr>
             <w:r>
-              <w:rPr>
-                <w:rFonts w:ascii="Times New Roman" w:hAnsi="Times New Roman" w:cs="Times New Roman"/>
-                <w:b/>
-                <w:color w:val="174B69"/>
-                <w:sz w:val="22"/>
-              </w:rPr>
-              <w:t>Screenshot 3: About Section with Sidebar</w:t>
-            </w:r>
-            <w:r>
-              <w:rPr>
-                <w:rFonts w:ascii="Times New Roman" w:hAnsi="Times New Roman" w:cs="Times New Roman"/>
-                <w:b/>
-                <w:color w:val="174B69"/>
-                <w:sz w:val="22"/>
-              </w:rPr>
-              <w:br/>
-            </w:r>
-            <w:r>
-              <w:rPr>
-                <w:rFonts w:ascii="Times New Roman" w:hAnsi="Times New Roman" w:cs="Times New Roman"/>
-                <w:i/>
-                <w:color w:val="64748B"/>
-                <w:sz w:val="20"/>
-              </w:rPr>
-              <w:t>Insert screenshot here</w:t>
+              <w:drawing>
+                <wp:inline xmlns:a="http://schemas.openxmlformats.org/drawingml/2006/main" xmlns:pic="http://schemas.openxmlformats.org/drawingml/2006/picture">
+                  <wp:extent cx="5577840" cy="3995999"/>
+                  <wp:docPr id="3" name="Picture 3"/>
+                  <wp:cNvGraphicFramePr>
+                    <a:graphicFrameLocks noChangeAspect="1"/>
+                  </wp:cNvGraphicFramePr>
+                  <a:graphic>
+                    <a:graphicData uri="http://schemas.openxmlformats.org/drawingml/2006/picture">
+                      <pic:pic>
+                        <pic:nvPicPr>
+                          <pic:cNvPr id="0" name="03_technical_skills.png"/>
+                          <pic:cNvPicPr/>
+                        </pic:nvPicPr>
+                        <pic:blipFill>
+                          <a:blip r:embed="rId13"/>
+                          <a:stretch>
+                            <a:fillRect/>
+                          </a:stretch>
+                        </pic:blipFill>
+                        <pic:spPr>
+                          <a:xfrm>
+                            <a:off x="0" y="0"/>
+                            <a:ext cx="5577840" cy="3995999"/>
+                          </a:xfrm>
+                          <a:prstGeom prst="rect"/>
+                        </pic:spPr>
+                      </pic:pic>
+                    </a:graphicData>
+                  </a:graphic>
+                </wp:inline>
+              </w:drawing>
             </w:r>
           </w:p>
         </w:tc>
@@ -1814,41 +1862,58 @@
           <w:tcPr>
             <w:tcW w:w="10080" w:type="dxa"/>
             <w:shd w:val="clear" w:color="auto" w:fill="F8FAFC"/>
+            <w:vAlign w:val="center"/>
           </w:tcPr>
           <w:p>
             <w:pPr>
-              <w:spacing w:before="360" w:after="0"/>
               <w:jc w:val="center"/>
+            </w:pPr>
+            <w:r/>
+            <w:r>
               <w:rPr>
-                <w:rFonts w:ascii="Times New Roman" w:hAnsi="Times New Roman" w:cs="Times New Roman"/>
+                <w:b/>
+                <w:sz w:val="22"/>
               </w:rPr>
+              <w:t>Screenshot 4: Project Cards</w:t>
+            </w:r>
+          </w:p>
+          <w:p>
+            <w:pPr>
+              <w:jc w:val="center"/>
             </w:pPr>
             <w:r>
-              <w:rPr>
-                <w:rFonts w:ascii="Times New Roman" w:hAnsi="Times New Roman" w:cs="Times New Roman"/>
-                <w:b/>
-                <w:color w:val="174B69"/>
-                <w:sz w:val="22"/>
-              </w:rPr>
-              <w:t>Screenshot 4: Projects / Services Cards</w:t>
-            </w:r>
-            <w:r>
-              <w:rPr>
-                <w:rFonts w:ascii="Times New Roman" w:hAnsi="Times New Roman" w:cs="Times New Roman"/>
-                <w:b/>
-                <w:color w:val="174B69"/>
-                <w:sz w:val="22"/>
-              </w:rPr>
-              <w:br/>
-            </w:r>
-            <w:r>
-              <w:rPr>
-                <w:rFonts w:ascii="Times New Roman" w:hAnsi="Times New Roman" w:cs="Times New Roman"/>
-                <w:i/>
-                <w:color w:val="64748B"/>
-                <w:sz w:val="20"/>
-              </w:rPr>
-              <w:t>Insert screenshot here</w:t>
+              <w:drawing>
+                <wp:inline xmlns:a="http://schemas.openxmlformats.org/drawingml/2006/main" xmlns:pic="http://schemas.openxmlformats.org/drawingml/2006/picture">
+                  <wp:extent cx="5577840" cy="5455825"/>
+                  <wp:docPr id="4" name="Picture 4"/>
+                  <wp:cNvGraphicFramePr>
+                    <a:graphicFrameLocks noChangeAspect="1"/>
+                  </wp:cNvGraphicFramePr>
+                  <a:graphic>
+                    <a:graphicData uri="http://schemas.openxmlformats.org/drawingml/2006/picture">
+                      <pic:pic>
+                        <pic:nvPicPr>
+                          <pic:cNvPr id="0" name="04_project_cards.png"/>
+                          <pic:cNvPicPr/>
+                        </pic:nvPicPr>
+                        <pic:blipFill>
+                          <a:blip r:embed="rId14"/>
+                          <a:stretch>
+                            <a:fillRect/>
+                          </a:stretch>
+                        </pic:blipFill>
+                        <pic:spPr>
+                          <a:xfrm>
+                            <a:off x="0" y="0"/>
+                            <a:ext cx="5577840" cy="5455825"/>
+                          </a:xfrm>
+                          <a:prstGeom prst="rect"/>
+                        </pic:spPr>
+                      </pic:pic>
+                    </a:graphicData>
+                  </a:graphic>
+                </wp:inline>
+              </w:drawing>
             </w:r>
           </w:p>
         </w:tc>
@@ -1901,42 +1966,58 @@
           <w:tcPr>
             <w:tcW w:w="10080" w:type="dxa"/>
             <w:shd w:val="clear" w:color="auto" w:fill="F8FAFC"/>
+            <w:vAlign w:val="center"/>
           </w:tcPr>
           <w:p>
             <w:pPr>
-              <w:spacing w:before="360" w:after="0"/>
               <w:jc w:val="center"/>
+            </w:pPr>
+            <w:r/>
+            <w:r>
               <w:rPr>
-                <w:rFonts w:ascii="Times New Roman" w:hAnsi="Times New Roman" w:cs="Times New Roman"/>
+                <w:b/>
+                <w:sz w:val="22"/>
               </w:rPr>
+              <w:t>Screenshot 5: Services Cards</w:t>
+            </w:r>
+          </w:p>
+          <w:p>
+            <w:pPr>
+              <w:jc w:val="center"/>
             </w:pPr>
             <w:r>
-              <w:rPr>
-                <w:rFonts w:ascii="Times New Roman" w:hAnsi="Times New Roman" w:cs="Times New Roman"/>
-                <w:b/>
-                <w:color w:val="174B69"/>
-                <w:sz w:val="22"/>
-              </w:rPr>
-              <w:lastRenderedPageBreak/>
-              <w:t>Screenshot 5: Bootstrap Utilities Showcase</w:t>
-            </w:r>
-            <w:r>
-              <w:rPr>
-                <w:rFonts w:ascii="Times New Roman" w:hAnsi="Times New Roman" w:cs="Times New Roman"/>
-                <w:b/>
-                <w:color w:val="174B69"/>
-                <w:sz w:val="22"/>
-              </w:rPr>
-              <w:br/>
-            </w:r>
-            <w:r>
-              <w:rPr>
-                <w:rFonts w:ascii="Times New Roman" w:hAnsi="Times New Roman" w:cs="Times New Roman"/>
-                <w:i/>
-                <w:color w:val="64748B"/>
-                <w:sz w:val="20"/>
-              </w:rPr>
-              <w:t>Insert screenshot here</w:t>
+              <w:drawing>
+                <wp:inline xmlns:a="http://schemas.openxmlformats.org/drawingml/2006/main" xmlns:pic="http://schemas.openxmlformats.org/drawingml/2006/picture">
+                  <wp:extent cx="5577840" cy="5464540"/>
+                  <wp:docPr id="5" name="Picture 5"/>
+                  <wp:cNvGraphicFramePr>
+                    <a:graphicFrameLocks noChangeAspect="1"/>
+                  </wp:cNvGraphicFramePr>
+                  <a:graphic>
+                    <a:graphicData uri="http://schemas.openxmlformats.org/drawingml/2006/picture">
+                      <pic:pic>
+                        <pic:nvPicPr>
+                          <pic:cNvPr id="0" name="05_services_cards.png"/>
+                          <pic:cNvPicPr/>
+                        </pic:nvPicPr>
+                        <pic:blipFill>
+                          <a:blip r:embed="rId15"/>
+                          <a:stretch>
+                            <a:fillRect/>
+                          </a:stretch>
+                        </pic:blipFill>
+                        <pic:spPr>
+                          <a:xfrm>
+                            <a:off x="0" y="0"/>
+                            <a:ext cx="5577840" cy="5464540"/>
+                          </a:xfrm>
+                          <a:prstGeom prst="rect"/>
+                        </pic:spPr>
+                      </pic:pic>
+                    </a:graphicData>
+                  </a:graphic>
+                </wp:inline>
+              </w:drawing>
             </w:r>
           </w:p>
         </w:tc>
@@ -1976,41 +2057,58 @@
           <w:tcPr>
             <w:tcW w:w="10080" w:type="dxa"/>
             <w:shd w:val="clear" w:color="auto" w:fill="F8FAFC"/>
+            <w:vAlign w:val="center"/>
           </w:tcPr>
           <w:p>
             <w:pPr>
-              <w:spacing w:before="360" w:after="0"/>
               <w:jc w:val="center"/>
+            </w:pPr>
+            <w:r/>
+            <w:r>
               <w:rPr>
-                <w:rFonts w:ascii="Times New Roman" w:hAnsi="Times New Roman" w:cs="Times New Roman"/>
+                <w:b/>
+                <w:sz w:val="22"/>
               </w:rPr>
+              <w:t>Screenshot 6: Bootstrap Utilities Showcase</w:t>
+            </w:r>
+          </w:p>
+          <w:p>
+            <w:pPr>
+              <w:jc w:val="center"/>
             </w:pPr>
             <w:r>
-              <w:rPr>
-                <w:rFonts w:ascii="Times New Roman" w:hAnsi="Times New Roman" w:cs="Times New Roman"/>
-                <w:b/>
-                <w:color w:val="174B69"/>
-                <w:sz w:val="22"/>
-              </w:rPr>
-              <w:t>Screenshot 6: Contact Form Validation</w:t>
-            </w:r>
-            <w:r>
-              <w:rPr>
-                <w:rFonts w:ascii="Times New Roman" w:hAnsi="Times New Roman" w:cs="Times New Roman"/>
-                <w:b/>
-                <w:color w:val="174B69"/>
-                <w:sz w:val="22"/>
-              </w:rPr>
-              <w:br/>
-            </w:r>
-            <w:r>
-              <w:rPr>
-                <w:rFonts w:ascii="Times New Roman" w:hAnsi="Times New Roman" w:cs="Times New Roman"/>
-                <w:i/>
-                <w:color w:val="64748B"/>
-                <w:sz w:val="20"/>
-              </w:rPr>
-              <w:t>Insert screenshot here</w:t>
+              <w:drawing>
+                <wp:inline xmlns:a="http://schemas.openxmlformats.org/drawingml/2006/main" xmlns:pic="http://schemas.openxmlformats.org/drawingml/2006/picture">
+                  <wp:extent cx="5577840" cy="5412248"/>
+                  <wp:docPr id="6" name="Picture 6"/>
+                  <wp:cNvGraphicFramePr>
+                    <a:graphicFrameLocks noChangeAspect="1"/>
+                  </wp:cNvGraphicFramePr>
+                  <a:graphic>
+                    <a:graphicData uri="http://schemas.openxmlformats.org/drawingml/2006/picture">
+                      <pic:pic>
+                        <pic:nvPicPr>
+                          <pic:cNvPr id="0" name="06_utilities_showcase.png"/>
+                          <pic:cNvPicPr/>
+                        </pic:nvPicPr>
+                        <pic:blipFill>
+                          <a:blip r:embed="rId16"/>
+                          <a:stretch>
+                            <a:fillRect/>
+                          </a:stretch>
+                        </pic:blipFill>
+                        <pic:spPr>
+                          <a:xfrm>
+                            <a:off x="0" y="0"/>
+                            <a:ext cx="5577840" cy="5412248"/>
+                          </a:xfrm>
+                          <a:prstGeom prst="rect"/>
+                        </pic:spPr>
+                      </pic:pic>
+                    </a:graphicData>
+                  </a:graphic>
+                </wp:inline>
+              </w:drawing>
             </w:r>
           </w:p>
         </w:tc>
@@ -2050,41 +2148,128 @@
           <w:tcPr>
             <w:tcW w:w="10080" w:type="dxa"/>
             <w:shd w:val="clear" w:color="auto" w:fill="F8FAFC"/>
+            <w:vAlign w:val="center"/>
           </w:tcPr>
           <w:p>
             <w:pPr>
-              <w:spacing w:before="360" w:after="0"/>
               <w:jc w:val="center"/>
+            </w:pPr>
+            <w:r/>
+            <w:r>
               <w:rPr>
-                <w:rFonts w:ascii="Times New Roman" w:hAnsi="Times New Roman" w:cs="Times New Roman"/>
+                <w:b/>
+                <w:sz w:val="22"/>
               </w:rPr>
+              <w:t>Screenshot 7: Contact Form Validation</w:t>
+            </w:r>
+          </w:p>
+          <w:p>
+            <w:pPr>
+              <w:jc w:val="center"/>
             </w:pPr>
             <w:r>
+              <w:drawing>
+                <wp:inline xmlns:a="http://schemas.openxmlformats.org/drawingml/2006/main" xmlns:pic="http://schemas.openxmlformats.org/drawingml/2006/picture">
+                  <wp:extent cx="5577840" cy="4240030"/>
+                  <wp:docPr id="7" name="Picture 7"/>
+                  <wp:cNvGraphicFramePr>
+                    <a:graphicFrameLocks noChangeAspect="1"/>
+                  </wp:cNvGraphicFramePr>
+                  <a:graphic>
+                    <a:graphicData uri="http://schemas.openxmlformats.org/drawingml/2006/picture">
+                      <pic:pic>
+                        <pic:nvPicPr>
+                          <pic:cNvPr id="0" name="07_contact_validation.png"/>
+                          <pic:cNvPicPr/>
+                        </pic:nvPicPr>
+                        <pic:blipFill>
+                          <a:blip r:embed="rId17"/>
+                          <a:stretch>
+                            <a:fillRect/>
+                          </a:stretch>
+                        </pic:blipFill>
+                        <pic:spPr>
+                          <a:xfrm>
+                            <a:off x="0" y="0"/>
+                            <a:ext cx="5577840" cy="4240030"/>
+                          </a:xfrm>
+                          <a:prstGeom prst="rect"/>
+                        </pic:spPr>
+                      </pic:pic>
+                    </a:graphicData>
+                  </a:graphic>
+                </wp:inline>
+              </w:drawing>
+            </w:r>
+          </w:p>
+        </w:tc>
+      </w:tr>
+    </w:tbl>
+    <w:tbl>
+      <w:tblPr>
+        <w:tblW w:type="auto" w:w="0"/>
+        <w:jc w:val="center"/>
+        <w:tblLook w:firstColumn="1" w:firstRow="1" w:lastColumn="0" w:lastRow="0" w:noHBand="0" w:noVBand="1" w:val="04A0"/>
+      </w:tblPr>
+      <w:tblGrid>
+        <w:gridCol w:w="10080"/>
+      </w:tblGrid>
+      <w:tr>
+        <w:tc>
+          <w:tcPr>
+            <w:tcW w:type="dxa" w:w="10080"/>
+            <w:vAlign w:val="center"/>
+          </w:tcPr>
+          <w:p>
+            <w:pPr>
+              <w:jc w:val="center"/>
+            </w:pPr>
+            <w:r/>
+            <w:r>
               <w:rPr>
-                <w:rFonts w:ascii="Times New Roman" w:hAnsi="Times New Roman" w:cs="Times New Roman"/>
                 <w:b/>
-                <w:color w:val="174B69"/>
                 <w:sz w:val="22"/>
               </w:rPr>
-              <w:t>Screenshot 7: Footer Section</w:t>
+              <w:t>Screenshot 8: Footer Details</w:t>
             </w:r>
+          </w:p>
+          <w:p>
+            <w:pPr>
+              <w:jc w:val="center"/>
+            </w:pPr>
             <w:r>
-              <w:rPr>
-                <w:rFonts w:ascii="Times New Roman" w:hAnsi="Times New Roman" w:cs="Times New Roman"/>
-                <w:b/>
-                <w:color w:val="174B69"/>
-                <w:sz w:val="22"/>
-              </w:rPr>
-              <w:br/>
-            </w:r>
-            <w:r>
-              <w:rPr>
-                <w:rFonts w:ascii="Times New Roman" w:hAnsi="Times New Roman" w:cs="Times New Roman"/>
-                <w:i/>
-                <w:color w:val="64748B"/>
-                <w:sz w:val="20"/>
-              </w:rPr>
-              <w:t>Insert screenshot here</w:t>
+              <w:drawing>
+                <wp:inline xmlns:a="http://schemas.openxmlformats.org/drawingml/2006/main" xmlns:pic="http://schemas.openxmlformats.org/drawingml/2006/picture">
+                  <wp:extent cx="5577840" cy="1533906"/>
+                  <wp:docPr id="8" name="Picture 8"/>
+                  <wp:cNvGraphicFramePr>
+                    <a:graphicFrameLocks noChangeAspect="1"/>
+                  </wp:cNvGraphicFramePr>
+                  <a:graphic>
+                    <a:graphicData uri="http://schemas.openxmlformats.org/drawingml/2006/picture">
+                      <pic:pic>
+                        <pic:nvPicPr>
+                          <pic:cNvPr id="0" name="08_footer_details.png"/>
+                          <pic:cNvPicPr/>
+                        </pic:nvPicPr>
+                        <pic:blipFill>
+                          <a:blip r:embed="rId18"/>
+                          <a:stretch>
+                            <a:fillRect/>
+                          </a:stretch>
+                        </pic:blipFill>
+                        <pic:spPr>
+                          <a:xfrm>
+                            <a:off x="0" y="0"/>
+                            <a:ext cx="5577840" cy="1533906"/>
+                          </a:xfrm>
+                          <a:prstGeom prst="rect"/>
+                        </pic:spPr>
+                      </pic:pic>
+                    </a:graphicData>
+                  </a:graphic>
+                </wp:inline>
+              </w:drawing>
             </w:r>
           </w:p>
         </w:tc>

--- a/Bootstrap-Portfolio-Assignment/Assignment_3_Report.docx
+++ b/Bootstrap-Portfolio-Assignment/Assignment_3_Report.docx
@@ -303,11 +303,15 @@
         <w:jc w:val="both"/>
         <w:rPr>
           <w:rFonts w:ascii="Times New Roman" w:hAnsi="Times New Roman" w:cs="Times New Roman"/>
+          <w:sz w:val="24"/>
+          <w:szCs w:val="24"/>
         </w:rPr>
       </w:pPr>
       <w:r>
         <w:rPr>
           <w:rFonts w:ascii="Times New Roman" w:hAnsi="Times New Roman" w:cs="Times New Roman"/>
+          <w:sz w:val="24"/>
+          <w:szCs w:val="24"/>
         </w:rPr>
         <w:t>I developed a fully responsive personal portfolio website using Bootstrap 5. The website presents my profile as a Computer Science undergraduate, AI/ML enthusiast, and full-stack web developer. It includes a responsive navbar, hero section, about section, sidebar profile card, skills section, project cards, services section, Bootstrap utilities showcase, contact/registration form with validation, and footer.</w:t>
       </w:r>
@@ -333,12 +337,15 @@
         <w:spacing w:after="40"/>
         <w:rPr>
           <w:rFonts w:ascii="Times New Roman" w:hAnsi="Times New Roman" w:cs="Times New Roman"/>
+          <w:sz w:val="24"/>
+          <w:szCs w:val="28"/>
         </w:rPr>
       </w:pPr>
       <w:r>
         <w:rPr>
           <w:rFonts w:ascii="Times New Roman" w:hAnsi="Times New Roman" w:cs="Times New Roman"/>
-          <w:sz w:val="20"/>
+          <w:sz w:val="24"/>
+          <w:szCs w:val="28"/>
         </w:rPr>
         <w:t>Bootstrap 5 CDN integration</w:t>
       </w:r>
@@ -349,12 +356,15 @@
         <w:spacing w:after="40"/>
         <w:rPr>
           <w:rFonts w:ascii="Times New Roman" w:hAnsi="Times New Roman" w:cs="Times New Roman"/>
+          <w:sz w:val="24"/>
+          <w:szCs w:val="28"/>
         </w:rPr>
       </w:pPr>
       <w:r>
         <w:rPr>
           <w:rFonts w:ascii="Times New Roman" w:hAnsi="Times New Roman" w:cs="Times New Roman"/>
-          <w:sz w:val="20"/>
+          <w:sz w:val="24"/>
+          <w:szCs w:val="28"/>
         </w:rPr>
         <w:t>Responsive layout using Bootstrap Grid System</w:t>
       </w:r>
@@ -365,12 +375,15 @@
         <w:spacing w:after="40"/>
         <w:rPr>
           <w:rFonts w:ascii="Times New Roman" w:hAnsi="Times New Roman" w:cs="Times New Roman"/>
+          <w:sz w:val="24"/>
+          <w:szCs w:val="28"/>
         </w:rPr>
       </w:pPr>
       <w:r>
         <w:rPr>
           <w:rFonts w:ascii="Times New Roman" w:hAnsi="Times New Roman" w:cs="Times New Roman"/>
-          <w:sz w:val="20"/>
+          <w:sz w:val="24"/>
+          <w:szCs w:val="28"/>
         </w:rPr>
         <w:t>Header, main content area, sidebar, and footer</w:t>
       </w:r>
@@ -381,12 +394,15 @@
         <w:spacing w:after="40"/>
         <w:rPr>
           <w:rFonts w:ascii="Times New Roman" w:hAnsi="Times New Roman" w:cs="Times New Roman"/>
+          <w:sz w:val="24"/>
+          <w:szCs w:val="28"/>
         </w:rPr>
       </w:pPr>
       <w:r>
         <w:rPr>
           <w:rFonts w:ascii="Times New Roman" w:hAnsi="Times New Roman" w:cs="Times New Roman"/>
-          <w:sz w:val="20"/>
+          <w:sz w:val="24"/>
+          <w:szCs w:val="28"/>
         </w:rPr>
         <w:t>Responsive navbar with brand, navigation links, dropdown menu, and mobile collapse</w:t>
       </w:r>
@@ -397,12 +413,15 @@
         <w:spacing w:after="40"/>
         <w:rPr>
           <w:rFonts w:ascii="Times New Roman" w:hAnsi="Times New Roman" w:cs="Times New Roman"/>
+          <w:sz w:val="24"/>
+          <w:szCs w:val="28"/>
         </w:rPr>
       </w:pPr>
       <w:r>
         <w:rPr>
           <w:rFonts w:ascii="Times New Roman" w:hAnsi="Times New Roman" w:cs="Times New Roman"/>
-          <w:sz w:val="20"/>
+          <w:sz w:val="24"/>
+          <w:szCs w:val="28"/>
         </w:rPr>
         <w:t>Bootstrap buttons with multiple styles</w:t>
       </w:r>
@@ -413,12 +432,15 @@
         <w:spacing w:after="40"/>
         <w:rPr>
           <w:rFonts w:ascii="Times New Roman" w:hAnsi="Times New Roman" w:cs="Times New Roman"/>
+          <w:sz w:val="24"/>
+          <w:szCs w:val="28"/>
         </w:rPr>
       </w:pPr>
       <w:r>
         <w:rPr>
           <w:rFonts w:ascii="Times New Roman" w:hAnsi="Times New Roman" w:cs="Times New Roman"/>
-          <w:sz w:val="20"/>
+          <w:sz w:val="24"/>
+          <w:szCs w:val="28"/>
         </w:rPr>
         <w:t>Bootstrap cards for projects and services</w:t>
       </w:r>
@@ -429,12 +451,15 @@
         <w:spacing w:after="40"/>
         <w:rPr>
           <w:rFonts w:ascii="Times New Roman" w:hAnsi="Times New Roman" w:cs="Times New Roman"/>
+          <w:sz w:val="24"/>
+          <w:szCs w:val="28"/>
         </w:rPr>
       </w:pPr>
       <w:r>
         <w:rPr>
           <w:rFonts w:ascii="Times New Roman" w:hAnsi="Times New Roman" w:cs="Times New Roman"/>
-          <w:sz w:val="20"/>
+          <w:sz w:val="24"/>
+          <w:szCs w:val="28"/>
         </w:rPr>
         <w:t>Badges for skills and technologies</w:t>
       </w:r>
@@ -445,12 +470,15 @@
         <w:spacing w:after="40"/>
         <w:rPr>
           <w:rFonts w:ascii="Times New Roman" w:hAnsi="Times New Roman" w:cs="Times New Roman"/>
+          <w:sz w:val="24"/>
+          <w:szCs w:val="28"/>
         </w:rPr>
       </w:pPr>
       <w:r>
         <w:rPr>
           <w:rFonts w:ascii="Times New Roman" w:hAnsi="Times New Roman" w:cs="Times New Roman"/>
-          <w:sz w:val="20"/>
+          <w:sz w:val="24"/>
+          <w:szCs w:val="28"/>
         </w:rPr>
         <w:t>Alert component for availability/collaboration message</w:t>
       </w:r>
@@ -461,12 +489,15 @@
         <w:spacing w:after="40"/>
         <w:rPr>
           <w:rFonts w:ascii="Times New Roman" w:hAnsi="Times New Roman" w:cs="Times New Roman"/>
+          <w:sz w:val="24"/>
+          <w:szCs w:val="28"/>
         </w:rPr>
       </w:pPr>
       <w:r>
         <w:rPr>
           <w:rFonts w:ascii="Times New Roman" w:hAnsi="Times New Roman" w:cs="Times New Roman"/>
-          <w:sz w:val="20"/>
+          <w:sz w:val="24"/>
+          <w:szCs w:val="28"/>
         </w:rPr>
         <w:t>Contact/registration form with validation feedback</w:t>
       </w:r>
@@ -477,12 +508,15 @@
         <w:spacing w:after="40"/>
         <w:rPr>
           <w:rFonts w:ascii="Times New Roman" w:hAnsi="Times New Roman" w:cs="Times New Roman"/>
+          <w:sz w:val="24"/>
+          <w:szCs w:val="28"/>
         </w:rPr>
       </w:pPr>
       <w:r>
         <w:rPr>
           <w:rFonts w:ascii="Times New Roman" w:hAnsi="Times New Roman" w:cs="Times New Roman"/>
-          <w:sz w:val="20"/>
+          <w:sz w:val="24"/>
+          <w:szCs w:val="28"/>
         </w:rPr>
         <w:t>Bootstrap utility classes for spacing, alignment, colors, borders, shadows, and display behavior</w:t>
       </w:r>
@@ -493,12 +527,15 @@
         <w:spacing w:after="40"/>
         <w:rPr>
           <w:rFonts w:ascii="Times New Roman" w:hAnsi="Times New Roman" w:cs="Times New Roman"/>
+          <w:sz w:val="24"/>
+          <w:szCs w:val="28"/>
         </w:rPr>
       </w:pPr>
       <w:r>
         <w:rPr>
           <w:rFonts w:ascii="Times New Roman" w:hAnsi="Times New Roman" w:cs="Times New Roman"/>
-          <w:sz w:val="20"/>
+          <w:sz w:val="24"/>
+          <w:szCs w:val="28"/>
         </w:rPr>
         <w:t>Custom CSS for navbar colors, hero styling, cards, buttons, hover effects, fonts, and responsive improvements</w:t>
       </w:r>
@@ -509,15 +546,50 @@
         <w:spacing w:after="40"/>
         <w:rPr>
           <w:rFonts w:ascii="Times New Roman" w:hAnsi="Times New Roman" w:cs="Times New Roman"/>
+          <w:sz w:val="24"/>
+          <w:szCs w:val="28"/>
         </w:rPr>
       </w:pPr>
       <w:r>
         <w:rPr>
           <w:rFonts w:ascii="Times New Roman" w:hAnsi="Times New Roman" w:cs="Times New Roman"/>
-          <w:sz w:val="20"/>
+          <w:sz w:val="24"/>
+          <w:szCs w:val="28"/>
         </w:rPr>
         <w:t>Fully responsive design for mobile, tablet, and desktop screens</w:t>
       </w:r>
+    </w:p>
+    <w:p>
+      <w:pPr>
+        <w:pStyle w:val="ListBullet"/>
+        <w:numPr>
+          <w:ilvl w:val="0"/>
+          <w:numId w:val="0"/>
+        </w:numPr>
+        <w:spacing w:after="40"/>
+        <w:ind w:left="360" w:hanging="360"/>
+        <w:rPr>
+          <w:rFonts w:ascii="Times New Roman" w:hAnsi="Times New Roman" w:cs="Times New Roman"/>
+          <w:sz w:val="24"/>
+          <w:szCs w:val="28"/>
+        </w:rPr>
+      </w:pPr>
+    </w:p>
+    <w:p>
+      <w:pPr>
+        <w:pStyle w:val="ListBullet"/>
+        <w:numPr>
+          <w:ilvl w:val="0"/>
+          <w:numId w:val="0"/>
+        </w:numPr>
+        <w:spacing w:after="40"/>
+        <w:ind w:left="360" w:hanging="360"/>
+        <w:rPr>
+          <w:rFonts w:ascii="Times New Roman" w:hAnsi="Times New Roman" w:cs="Times New Roman"/>
+          <w:sz w:val="24"/>
+          <w:szCs w:val="28"/>
+        </w:rPr>
+      </w:pPr>
     </w:p>
     <w:p>
       <w:pPr>
@@ -531,6 +603,7 @@
           <w:rFonts w:ascii="Times New Roman" w:hAnsi="Times New Roman" w:cs="Times New Roman"/>
           <w:color w:val="174B69"/>
         </w:rPr>
+        <w:lastRenderedPageBreak/>
         <w:t>Technologies Used</w:t>
       </w:r>
     </w:p>
@@ -758,7 +831,6 @@
                 <w:b/>
                 <w:sz w:val="20"/>
               </w:rPr>
-              <w:lastRenderedPageBreak/>
               <w:t>Bootstrap Icons</w:t>
             </w:r>
           </w:p>
@@ -1578,49 +1650,296 @@
         <w:tblLook w:val="04A0" w:firstRow="1" w:lastRow="0" w:firstColumn="1" w:lastColumn="0" w:noHBand="0" w:noVBand="1"/>
       </w:tblPr>
       <w:tblGrid>
-        <w:gridCol w:w="10080"/>
+        <w:gridCol w:w="10044"/>
       </w:tblGrid>
       <w:tr>
         <w:trPr>
-          <w:trHeight w:hRule="exact" w:val="1944"/>
+          <w:trHeight w:hRule="exact" w:val="6081"/>
           <w:jc w:val="center"/>
         </w:trPr>
         <w:tc>
           <w:tcPr>
-            <w:tcW w:w="10080" w:type="dxa"/>
+            <w:tcW w:w="10044" w:type="dxa"/>
             <w:shd w:val="clear" w:color="auto" w:fill="F8FAFC"/>
             <w:vAlign w:val="center"/>
           </w:tcPr>
           <w:p>
-            <w:pPr>
-              <w:jc w:val="center"/>
-            </w:pPr>
-            <w:r/>
             <w:r>
               <w:rPr>
-                <w:b/>
-                <w:sz w:val="22"/>
+                <w:noProof/>
               </w:rPr>
-              <w:t>Screenshot 1: Desktop Hero Section</w:t>
+              <w:drawing>
+                <wp:inline distT="0" distB="0" distL="0" distR="0" wp14:anchorId="13466288" wp14:editId="48B64D03">
+                  <wp:extent cx="6210300" cy="3784401"/>
+                  <wp:effectExtent l="0" t="0" r="0" b="6985"/>
+                  <wp:docPr id="1" name="Picture 1"/>
+                  <wp:cNvGraphicFramePr>
+                    <a:graphicFrameLocks xmlns:a="http://schemas.openxmlformats.org/drawingml/2006/main" noChangeAspect="1"/>
+                  </wp:cNvGraphicFramePr>
+                  <a:graphic xmlns:a="http://schemas.openxmlformats.org/drawingml/2006/main">
+                    <a:graphicData uri="http://schemas.openxmlformats.org/drawingml/2006/picture">
+                      <pic:pic xmlns:pic="http://schemas.openxmlformats.org/drawingml/2006/picture">
+                        <pic:nvPicPr>
+                          <pic:cNvPr id="0" name="01_desktop_hero.png"/>
+                          <pic:cNvPicPr/>
+                        </pic:nvPicPr>
+                        <pic:blipFill>
+                          <a:blip r:embed="rId8"/>
+                          <a:stretch>
+                            <a:fillRect/>
+                          </a:stretch>
+                        </pic:blipFill>
+                        <pic:spPr>
+                          <a:xfrm>
+                            <a:off x="0" y="0"/>
+                            <a:ext cx="6220241" cy="3790459"/>
+                          </a:xfrm>
+                          <a:prstGeom prst="rect">
+                            <a:avLst/>
+                          </a:prstGeom>
+                        </pic:spPr>
+                      </pic:pic>
+                    </a:graphicData>
+                  </a:graphic>
+                </wp:inline>
+              </w:drawing>
             </w:r>
           </w:p>
           <w:p>
             <w:pPr>
               <w:jc w:val="center"/>
             </w:pPr>
+          </w:p>
+        </w:tc>
+      </w:tr>
+    </w:tbl>
+    <w:p>
+      <w:pPr>
+        <w:spacing w:after="40"/>
+        <w:rPr>
+          <w:rFonts w:ascii="Times New Roman" w:hAnsi="Times New Roman" w:cs="Times New Roman"/>
+        </w:rPr>
+      </w:pPr>
+    </w:p>
+    <w:tbl>
+      <w:tblPr>
+        <w:tblW w:w="0" w:type="auto"/>
+        <w:jc w:val="center"/>
+        <w:tblBorders>
+          <w:top w:val="single" w:sz="6" w:space="0" w:color="D9E2EC"/>
+          <w:left w:val="single" w:sz="6" w:space="0" w:color="D9E2EC"/>
+          <w:bottom w:val="single" w:sz="6" w:space="0" w:color="D9E2EC"/>
+          <w:right w:val="single" w:sz="6" w:space="0" w:color="D9E2EC"/>
+          <w:insideH w:val="single" w:sz="6" w:space="0" w:color="D9E2EC"/>
+          <w:insideV w:val="single" w:sz="6" w:space="0" w:color="D9E2EC"/>
+        </w:tblBorders>
+        <w:tblLook w:val="04A0" w:firstRow="1" w:lastRow="0" w:firstColumn="1" w:lastColumn="0" w:noHBand="0" w:noVBand="1"/>
+      </w:tblPr>
+      <w:tblGrid>
+        <w:gridCol w:w="10061"/>
+      </w:tblGrid>
+      <w:tr>
+        <w:trPr>
+          <w:trHeight w:hRule="exact" w:val="6476"/>
+          <w:jc w:val="center"/>
+        </w:trPr>
+        <w:tc>
+          <w:tcPr>
+            <w:tcW w:w="10061" w:type="dxa"/>
+            <w:shd w:val="clear" w:color="auto" w:fill="F8FAFC"/>
+            <w:vAlign w:val="center"/>
+          </w:tcPr>
+          <w:p>
             <w:r>
+              <w:rPr>
+                <w:noProof/>
+              </w:rPr>
               <w:drawing>
-                <wp:inline xmlns:a="http://schemas.openxmlformats.org/drawingml/2006/main" xmlns:pic="http://schemas.openxmlformats.org/drawingml/2006/picture">
-                  <wp:extent cx="5577840" cy="3398996"/>
-                  <wp:docPr id="1" name="Picture 1"/>
+                <wp:inline distT="0" distB="0" distL="0" distR="0" wp14:anchorId="205548EA" wp14:editId="5FC657FC">
+                  <wp:extent cx="6240780" cy="4030980"/>
+                  <wp:effectExtent l="0" t="0" r="7620" b="7620"/>
+                  <wp:docPr id="2" name="Picture 2"/>
                   <wp:cNvGraphicFramePr>
-                    <a:graphicFrameLocks noChangeAspect="1"/>
+                    <a:graphicFrameLocks xmlns:a="http://schemas.openxmlformats.org/drawingml/2006/main" noChangeAspect="1"/>
                   </wp:cNvGraphicFramePr>
-                  <a:graphic>
+                  <a:graphic xmlns:a="http://schemas.openxmlformats.org/drawingml/2006/main">
                     <a:graphicData uri="http://schemas.openxmlformats.org/drawingml/2006/picture">
-                      <pic:pic>
+                      <pic:pic xmlns:pic="http://schemas.openxmlformats.org/drawingml/2006/picture">
                         <pic:nvPicPr>
-                          <pic:cNvPr id="0" name="01_desktop_hero.png"/>
+                          <pic:cNvPr id="0" name="02_about_sidebar.png"/>
+                          <pic:cNvPicPr/>
+                        </pic:nvPicPr>
+                        <pic:blipFill>
+                          <a:blip r:embed="rId9"/>
+                          <a:stretch>
+                            <a:fillRect/>
+                          </a:stretch>
+                        </pic:blipFill>
+                        <pic:spPr>
+                          <a:xfrm>
+                            <a:off x="0" y="0"/>
+                            <a:ext cx="6280446" cy="4056601"/>
+                          </a:xfrm>
+                          <a:prstGeom prst="rect">
+                            <a:avLst/>
+                          </a:prstGeom>
+                        </pic:spPr>
+                      </pic:pic>
+                    </a:graphicData>
+                  </a:graphic>
+                </wp:inline>
+              </w:drawing>
+            </w:r>
+          </w:p>
+          <w:p>
+            <w:pPr>
+              <w:jc w:val="center"/>
+            </w:pPr>
+          </w:p>
+        </w:tc>
+      </w:tr>
+    </w:tbl>
+    <w:p>
+      <w:pPr>
+        <w:spacing w:after="40"/>
+        <w:rPr>
+          <w:rFonts w:ascii="Times New Roman" w:hAnsi="Times New Roman" w:cs="Times New Roman"/>
+        </w:rPr>
+      </w:pPr>
+    </w:p>
+    <w:tbl>
+      <w:tblPr>
+        <w:tblW w:w="0" w:type="auto"/>
+        <w:jc w:val="center"/>
+        <w:tblBorders>
+          <w:top w:val="single" w:sz="6" w:space="0" w:color="D9E2EC"/>
+          <w:left w:val="single" w:sz="6" w:space="0" w:color="D9E2EC"/>
+          <w:bottom w:val="single" w:sz="6" w:space="0" w:color="D9E2EC"/>
+          <w:right w:val="single" w:sz="6" w:space="0" w:color="D9E2EC"/>
+          <w:insideH w:val="single" w:sz="6" w:space="0" w:color="D9E2EC"/>
+          <w:insideV w:val="single" w:sz="6" w:space="0" w:color="D9E2EC"/>
+        </w:tblBorders>
+        <w:tblLook w:val="04A0" w:firstRow="1" w:lastRow="0" w:firstColumn="1" w:lastColumn="0" w:noHBand="0" w:noVBand="1"/>
+      </w:tblPr>
+      <w:tblGrid>
+        <w:gridCol w:w="10092"/>
+      </w:tblGrid>
+      <w:tr>
+        <w:trPr>
+          <w:trHeight w:hRule="exact" w:val="5877"/>
+          <w:jc w:val="center"/>
+        </w:trPr>
+        <w:tc>
+          <w:tcPr>
+            <w:tcW w:w="10068" w:type="dxa"/>
+            <w:shd w:val="clear" w:color="auto" w:fill="F8FAFC"/>
+            <w:vAlign w:val="center"/>
+          </w:tcPr>
+          <w:p>
+            <w:r>
+              <w:rPr>
+                <w:noProof/>
+              </w:rPr>
+              <w:lastRenderedPageBreak/>
+              <w:drawing>
+                <wp:inline distT="0" distB="0" distL="0" distR="0" wp14:anchorId="34871862" wp14:editId="35962A2A">
+                  <wp:extent cx="6271260" cy="3665220"/>
+                  <wp:effectExtent l="0" t="0" r="0" b="0"/>
+                  <wp:docPr id="3" name="Picture 3"/>
+                  <wp:cNvGraphicFramePr>
+                    <a:graphicFrameLocks xmlns:a="http://schemas.openxmlformats.org/drawingml/2006/main" noChangeAspect="1"/>
+                  </wp:cNvGraphicFramePr>
+                  <a:graphic xmlns:a="http://schemas.openxmlformats.org/drawingml/2006/main">
+                    <a:graphicData uri="http://schemas.openxmlformats.org/drawingml/2006/picture">
+                      <pic:pic xmlns:pic="http://schemas.openxmlformats.org/drawingml/2006/picture">
+                        <pic:nvPicPr>
+                          <pic:cNvPr id="0" name="03_technical_skills.png"/>
+                          <pic:cNvPicPr/>
+                        </pic:nvPicPr>
+                        <pic:blipFill>
+                          <a:blip r:embed="rId10"/>
+                          <a:stretch>
+                            <a:fillRect/>
+                          </a:stretch>
+                        </pic:blipFill>
+                        <pic:spPr>
+                          <a:xfrm>
+                            <a:off x="0" y="0"/>
+                            <a:ext cx="6272174" cy="3665754"/>
+                          </a:xfrm>
+                          <a:prstGeom prst="rect">
+                            <a:avLst/>
+                          </a:prstGeom>
+                        </pic:spPr>
+                      </pic:pic>
+                    </a:graphicData>
+                  </a:graphic>
+                </wp:inline>
+              </w:drawing>
+            </w:r>
+          </w:p>
+          <w:p>
+            <w:pPr>
+              <w:jc w:val="center"/>
+            </w:pPr>
+          </w:p>
+        </w:tc>
+      </w:tr>
+    </w:tbl>
+    <w:p>
+      <w:pPr>
+        <w:spacing w:after="40"/>
+        <w:rPr>
+          <w:rFonts w:ascii="Times New Roman" w:hAnsi="Times New Roman" w:cs="Times New Roman"/>
+        </w:rPr>
+      </w:pPr>
+    </w:p>
+    <w:tbl>
+      <w:tblPr>
+        <w:tblW w:w="0" w:type="auto"/>
+        <w:jc w:val="center"/>
+        <w:tblBorders>
+          <w:top w:val="single" w:sz="6" w:space="0" w:color="D9E2EC"/>
+          <w:left w:val="single" w:sz="6" w:space="0" w:color="D9E2EC"/>
+          <w:bottom w:val="single" w:sz="6" w:space="0" w:color="D9E2EC"/>
+          <w:right w:val="single" w:sz="6" w:space="0" w:color="D9E2EC"/>
+          <w:insideH w:val="single" w:sz="6" w:space="0" w:color="D9E2EC"/>
+          <w:insideV w:val="single" w:sz="6" w:space="0" w:color="D9E2EC"/>
+        </w:tblBorders>
+        <w:tblLook w:val="04A0" w:firstRow="1" w:lastRow="0" w:firstColumn="1" w:lastColumn="0" w:noHBand="0" w:noVBand="1"/>
+      </w:tblPr>
+      <w:tblGrid>
+        <w:gridCol w:w="10008"/>
+      </w:tblGrid>
+      <w:tr>
+        <w:trPr>
+          <w:trHeight w:hRule="exact" w:val="7281"/>
+          <w:jc w:val="center"/>
+        </w:trPr>
+        <w:tc>
+          <w:tcPr>
+            <w:tcW w:w="10008" w:type="dxa"/>
+            <w:shd w:val="clear" w:color="auto" w:fill="F8FAFC"/>
+            <w:vAlign w:val="center"/>
+          </w:tcPr>
+          <w:p>
+            <w:r>
+              <w:rPr>
+                <w:noProof/>
+              </w:rPr>
+              <w:drawing>
+                <wp:inline distT="0" distB="0" distL="0" distR="0" wp14:anchorId="7E879EF5" wp14:editId="24A59338">
+                  <wp:extent cx="6163728" cy="4556760"/>
+                  <wp:effectExtent l="0" t="0" r="8890" b="0"/>
+                  <wp:docPr id="4" name="Picture 4"/>
+                  <wp:cNvGraphicFramePr>
+                    <a:graphicFrameLocks xmlns:a="http://schemas.openxmlformats.org/drawingml/2006/main" noChangeAspect="1"/>
+                  </wp:cNvGraphicFramePr>
+                  <a:graphic xmlns:a="http://schemas.openxmlformats.org/drawingml/2006/main">
+                    <a:graphicData uri="http://schemas.openxmlformats.org/drawingml/2006/picture">
+                      <pic:pic xmlns:pic="http://schemas.openxmlformats.org/drawingml/2006/picture">
+                        <pic:nvPicPr>
+                          <pic:cNvPr id="0" name="04_project_cards.png"/>
                           <pic:cNvPicPr/>
                         </pic:nvPicPr>
                         <pic:blipFill>
@@ -1632,9 +1951,97 @@
                         <pic:spPr>
                           <a:xfrm>
                             <a:off x="0" y="0"/>
-                            <a:ext cx="5577840" cy="3398996"/>
+                            <a:ext cx="6189222" cy="4575607"/>
                           </a:xfrm>
-                          <a:prstGeom prst="rect"/>
+                          <a:prstGeom prst="rect">
+                            <a:avLst/>
+                          </a:prstGeom>
+                        </pic:spPr>
+                      </pic:pic>
+                    </a:graphicData>
+                  </a:graphic>
+                </wp:inline>
+              </w:drawing>
+            </w:r>
+          </w:p>
+          <w:p>
+            <w:pPr>
+              <w:jc w:val="center"/>
+            </w:pPr>
+          </w:p>
+        </w:tc>
+      </w:tr>
+    </w:tbl>
+    <w:p>
+      <w:pPr>
+        <w:rPr>
+          <w:rFonts w:ascii="Times New Roman" w:hAnsi="Times New Roman" w:cs="Times New Roman"/>
+        </w:rPr>
+      </w:pPr>
+    </w:p>
+    <w:tbl>
+      <w:tblPr>
+        <w:tblW w:w="10497" w:type="dxa"/>
+        <w:jc w:val="center"/>
+        <w:tblBorders>
+          <w:top w:val="single" w:sz="6" w:space="0" w:color="D9E2EC"/>
+          <w:left w:val="single" w:sz="6" w:space="0" w:color="D9E2EC"/>
+          <w:bottom w:val="single" w:sz="6" w:space="0" w:color="D9E2EC"/>
+          <w:right w:val="single" w:sz="6" w:space="0" w:color="D9E2EC"/>
+          <w:insideH w:val="single" w:sz="6" w:space="0" w:color="D9E2EC"/>
+          <w:insideV w:val="single" w:sz="6" w:space="0" w:color="D9E2EC"/>
+        </w:tblBorders>
+        <w:tblLook w:val="04A0" w:firstRow="1" w:lastRow="0" w:firstColumn="1" w:lastColumn="0" w:noHBand="0" w:noVBand="1"/>
+      </w:tblPr>
+      <w:tblGrid>
+        <w:gridCol w:w="10536"/>
+      </w:tblGrid>
+      <w:tr>
+        <w:trPr>
+          <w:trHeight w:hRule="exact" w:val="6932"/>
+          <w:jc w:val="center"/>
+        </w:trPr>
+        <w:tc>
+          <w:tcPr>
+            <w:tcW w:w="10497" w:type="dxa"/>
+            <w:shd w:val="clear" w:color="auto" w:fill="F8FAFC"/>
+            <w:vAlign w:val="center"/>
+          </w:tcPr>
+          <w:p>
+            <w:r>
+              <w:rPr>
+                <w:noProof/>
+              </w:rPr>
+              <w:lastRenderedPageBreak/>
+              <w:drawing>
+                <wp:inline distT="0" distB="0" distL="0" distR="0" wp14:anchorId="535B6245" wp14:editId="7E45B2EE">
+                  <wp:extent cx="6545580" cy="4114607"/>
+                  <wp:effectExtent l="0" t="0" r="7620" b="635"/>
+                  <wp:docPr id="5" name="Picture 5"/>
+                  <wp:cNvGraphicFramePr>
+                    <a:graphicFrameLocks xmlns:a="http://schemas.openxmlformats.org/drawingml/2006/main" noChangeAspect="1"/>
+                  </wp:cNvGraphicFramePr>
+                  <a:graphic xmlns:a="http://schemas.openxmlformats.org/drawingml/2006/main">
+                    <a:graphicData uri="http://schemas.openxmlformats.org/drawingml/2006/picture">
+                      <pic:pic xmlns:pic="http://schemas.openxmlformats.org/drawingml/2006/picture">
+                        <pic:nvPicPr>
+                          <pic:cNvPr id="0" name="05_services_cards.png"/>
+                          <pic:cNvPicPr/>
+                        </pic:nvPicPr>
+                        <pic:blipFill>
+                          <a:blip r:embed="rId12"/>
+                          <a:stretch>
+                            <a:fillRect/>
+                          </a:stretch>
+                        </pic:blipFill>
+                        <pic:spPr>
+                          <a:xfrm>
+                            <a:off x="0" y="0"/>
+                            <a:ext cx="6561636" cy="4124700"/>
+                          </a:xfrm>
+                          <a:prstGeom prst="rect">
+                            <a:avLst/>
+                          </a:prstGeom>
                         </pic:spPr>
                       </pic:pic>
                     </a:graphicData>
@@ -1669,53 +2076,41 @@
         <w:tblLook w:val="04A0" w:firstRow="1" w:lastRow="0" w:firstColumn="1" w:lastColumn="0" w:noHBand="0" w:noVBand="1"/>
       </w:tblPr>
       <w:tblGrid>
-        <w:gridCol w:w="10080"/>
+        <w:gridCol w:w="10271"/>
       </w:tblGrid>
       <w:tr>
         <w:trPr>
-          <w:trHeight w:hRule="exact" w:val="1944"/>
+          <w:trHeight w:hRule="exact" w:val="6477"/>
           <w:jc w:val="center"/>
         </w:trPr>
         <w:tc>
           <w:tcPr>
-            <w:tcW w:w="10080" w:type="dxa"/>
+            <w:tcW w:w="10271" w:type="dxa"/>
             <w:shd w:val="clear" w:color="auto" w:fill="F8FAFC"/>
             <w:vAlign w:val="center"/>
           </w:tcPr>
           <w:p>
-            <w:pPr>
-              <w:jc w:val="center"/>
-            </w:pPr>
-            <w:r/>
             <w:r>
               <w:rPr>
-                <w:b/>
-                <w:sz w:val="22"/>
+                <w:noProof/>
               </w:rPr>
-              <w:t>Screenshot 2: About Section &amp; Sidebar</w:t>
-            </w:r>
-          </w:p>
-          <w:p>
-            <w:pPr>
-              <w:jc w:val="center"/>
-            </w:pPr>
-            <w:r>
               <w:drawing>
-                <wp:inline xmlns:a="http://schemas.openxmlformats.org/drawingml/2006/main" xmlns:pic="http://schemas.openxmlformats.org/drawingml/2006/picture">
-                  <wp:extent cx="5577840" cy="3913203"/>
-                  <wp:docPr id="2" name="Picture 2"/>
+                <wp:inline distT="0" distB="0" distL="0" distR="0" wp14:anchorId="7D11D85B" wp14:editId="320E8841">
+                  <wp:extent cx="6332220" cy="4076700"/>
+                  <wp:effectExtent l="0" t="0" r="0" b="0"/>
+                  <wp:docPr id="6" name="Picture 6"/>
                   <wp:cNvGraphicFramePr>
-                    <a:graphicFrameLocks noChangeAspect="1"/>
+                    <a:graphicFrameLocks xmlns:a="http://schemas.openxmlformats.org/drawingml/2006/main" noChangeAspect="1"/>
                   </wp:cNvGraphicFramePr>
-                  <a:graphic>
+                  <a:graphic xmlns:a="http://schemas.openxmlformats.org/drawingml/2006/main">
                     <a:graphicData uri="http://schemas.openxmlformats.org/drawingml/2006/picture">
-                      <pic:pic>
+                      <pic:pic xmlns:pic="http://schemas.openxmlformats.org/drawingml/2006/picture">
                         <pic:nvPicPr>
-                          <pic:cNvPr id="0" name="02_about_sidebar.png"/>
+                          <pic:cNvPr id="0" name="06_utilities_showcase.png"/>
                           <pic:cNvPicPr/>
                         </pic:nvPicPr>
                         <pic:blipFill>
-                          <a:blip r:embed="rId12"/>
+                          <a:blip r:embed="rId13"/>
                           <a:stretch>
                             <a:fillRect/>
                           </a:stretch>
@@ -1723,9 +2118,11 @@
                         <pic:spPr>
                           <a:xfrm>
                             <a:off x="0" y="0"/>
-                            <a:ext cx="5577840" cy="3913203"/>
+                            <a:ext cx="6346094" cy="4085632"/>
                           </a:xfrm>
-                          <a:prstGeom prst="rect"/>
+                          <a:prstGeom prst="rect">
+                            <a:avLst/>
+                          </a:prstGeom>
                         </pic:spPr>
                       </pic:pic>
                     </a:graphicData>
@@ -1733,6 +2130,11 @@
                 </wp:inline>
               </w:drawing>
             </w:r>
+          </w:p>
+          <w:p>
+            <w:pPr>
+              <w:jc w:val="center"/>
+            </w:pPr>
           </w:p>
         </w:tc>
       </w:tr>
@@ -1760,53 +2162,41 @@
         <w:tblLook w:val="04A0" w:firstRow="1" w:lastRow="0" w:firstColumn="1" w:lastColumn="0" w:noHBand="0" w:noVBand="1"/>
       </w:tblPr>
       <w:tblGrid>
-        <w:gridCol w:w="10080"/>
+        <w:gridCol w:w="10206"/>
       </w:tblGrid>
       <w:tr>
         <w:trPr>
-          <w:trHeight w:hRule="exact" w:val="1944"/>
+          <w:trHeight w:hRule="exact" w:val="4391"/>
           <w:jc w:val="center"/>
         </w:trPr>
         <w:tc>
           <w:tcPr>
-            <w:tcW w:w="10080" w:type="dxa"/>
+            <w:tcW w:w="10206" w:type="dxa"/>
             <w:shd w:val="clear" w:color="auto" w:fill="F8FAFC"/>
             <w:vAlign w:val="center"/>
           </w:tcPr>
           <w:p>
-            <w:pPr>
-              <w:jc w:val="center"/>
-            </w:pPr>
-            <w:r/>
             <w:r>
               <w:rPr>
-                <w:b/>
-                <w:sz w:val="22"/>
+                <w:noProof/>
               </w:rPr>
-              <w:t>Screenshot 3: Technical Skills</w:t>
-            </w:r>
-          </w:p>
-          <w:p>
-            <w:pPr>
-              <w:jc w:val="center"/>
-            </w:pPr>
-            <w:r>
               <w:drawing>
-                <wp:inline xmlns:a="http://schemas.openxmlformats.org/drawingml/2006/main" xmlns:pic="http://schemas.openxmlformats.org/drawingml/2006/picture">
-                  <wp:extent cx="5577840" cy="3995999"/>
-                  <wp:docPr id="3" name="Picture 3"/>
+                <wp:inline distT="0" distB="0" distL="0" distR="0" wp14:anchorId="78A38542" wp14:editId="791CCFB1">
+                  <wp:extent cx="5577662" cy="2644140"/>
+                  <wp:effectExtent l="0" t="0" r="4445" b="3810"/>
+                  <wp:docPr id="7" name="Picture 7"/>
                   <wp:cNvGraphicFramePr>
-                    <a:graphicFrameLocks noChangeAspect="1"/>
+                    <a:graphicFrameLocks xmlns:a="http://schemas.openxmlformats.org/drawingml/2006/main" noChangeAspect="1"/>
                   </wp:cNvGraphicFramePr>
-                  <a:graphic>
+                  <a:graphic xmlns:a="http://schemas.openxmlformats.org/drawingml/2006/main">
                     <a:graphicData uri="http://schemas.openxmlformats.org/drawingml/2006/picture">
-                      <pic:pic>
+                      <pic:pic xmlns:pic="http://schemas.openxmlformats.org/drawingml/2006/picture">
                         <pic:nvPicPr>
-                          <pic:cNvPr id="0" name="03_technical_skills.png"/>
+                          <pic:cNvPr id="0" name="07_contact_validation.png"/>
                           <pic:cNvPicPr/>
                         </pic:nvPicPr>
                         <pic:blipFill>
-                          <a:blip r:embed="rId13"/>
+                          <a:blip r:embed="rId14"/>
                           <a:stretch>
                             <a:fillRect/>
                           </a:stretch>
@@ -1814,9 +2204,84 @@
                         <pic:spPr>
                           <a:xfrm>
                             <a:off x="0" y="0"/>
-                            <a:ext cx="5577840" cy="3995999"/>
+                            <a:ext cx="5583782" cy="2647041"/>
                           </a:xfrm>
-                          <a:prstGeom prst="rect"/>
+                          <a:prstGeom prst="rect">
+                            <a:avLst/>
+                          </a:prstGeom>
+                        </pic:spPr>
+                      </pic:pic>
+                    </a:graphicData>
+                  </a:graphic>
+                </wp:inline>
+              </w:drawing>
+            </w:r>
+          </w:p>
+          <w:p>
+            <w:pPr>
+              <w:jc w:val="center"/>
+            </w:pPr>
+          </w:p>
+        </w:tc>
+      </w:tr>
+      <w:tr>
+        <w:tblPrEx>
+          <w:tblBorders>
+            <w:top w:val="none" w:sz="0" w:space="0" w:color="auto"/>
+            <w:left w:val="none" w:sz="0" w:space="0" w:color="auto"/>
+            <w:bottom w:val="none" w:sz="0" w:space="0" w:color="auto"/>
+            <w:right w:val="none" w:sz="0" w:space="0" w:color="auto"/>
+            <w:insideH w:val="none" w:sz="0" w:space="0" w:color="auto"/>
+            <w:insideV w:val="none" w:sz="0" w:space="0" w:color="auto"/>
+          </w:tblBorders>
+        </w:tblPrEx>
+        <w:trPr>
+          <w:trHeight w:val="2195"/>
+          <w:jc w:val="center"/>
+        </w:trPr>
+        <w:tc>
+          <w:tcPr>
+            <w:tcW w:w="10206" w:type="dxa"/>
+            <w:vAlign w:val="center"/>
+          </w:tcPr>
+          <w:p/>
+          <w:p>
+            <w:pPr>
+              <w:jc w:val="center"/>
+            </w:pPr>
+            <w:r>
+              <w:rPr>
+                <w:noProof/>
+              </w:rPr>
+              <w:drawing>
+                <wp:inline distT="0" distB="0" distL="0" distR="0" wp14:anchorId="5C456DCA" wp14:editId="6E91D644">
+                  <wp:extent cx="5577840" cy="1533906"/>
+                  <wp:effectExtent l="0" t="0" r="0" b="0"/>
+                  <wp:docPr id="8" name="Picture 8"/>
+                  <wp:cNvGraphicFramePr>
+                    <a:graphicFrameLocks xmlns:a="http://schemas.openxmlformats.org/drawingml/2006/main" noChangeAspect="1"/>
+                  </wp:cNvGraphicFramePr>
+                  <a:graphic xmlns:a="http://schemas.openxmlformats.org/drawingml/2006/main">
+                    <a:graphicData uri="http://schemas.openxmlformats.org/drawingml/2006/picture">
+                      <pic:pic xmlns:pic="http://schemas.openxmlformats.org/drawingml/2006/picture">
+                        <pic:nvPicPr>
+                          <pic:cNvPr id="0" name="08_footer_details.png"/>
+                          <pic:cNvPicPr/>
+                        </pic:nvPicPr>
+                        <pic:blipFill>
+                          <a:blip r:embed="rId15"/>
+                          <a:stretch>
+                            <a:fillRect/>
+                          </a:stretch>
+                        </pic:blipFill>
+                        <pic:spPr>
+                          <a:xfrm>
+                            <a:off x="0" y="0"/>
+                            <a:ext cx="5577840" cy="1533906"/>
+                          </a:xfrm>
+                          <a:prstGeom prst="rect">
+                            <a:avLst/>
+                          </a:prstGeom>
                         </pic:spPr>
                       </pic:pic>
                     </a:graphicData>
@@ -1836,445 +2301,6 @@
         </w:rPr>
       </w:pPr>
     </w:p>
-    <w:tbl>
-      <w:tblPr>
-        <w:tblW w:w="0" w:type="auto"/>
-        <w:jc w:val="center"/>
-        <w:tblBorders>
-          <w:top w:val="single" w:sz="6" w:space="0" w:color="D9E2EC"/>
-          <w:left w:val="single" w:sz="6" w:space="0" w:color="D9E2EC"/>
-          <w:bottom w:val="single" w:sz="6" w:space="0" w:color="D9E2EC"/>
-          <w:right w:val="single" w:sz="6" w:space="0" w:color="D9E2EC"/>
-          <w:insideH w:val="single" w:sz="6" w:space="0" w:color="D9E2EC"/>
-          <w:insideV w:val="single" w:sz="6" w:space="0" w:color="D9E2EC"/>
-        </w:tblBorders>
-        <w:tblLook w:val="04A0" w:firstRow="1" w:lastRow="0" w:firstColumn="1" w:lastColumn="0" w:noHBand="0" w:noVBand="1"/>
-      </w:tblPr>
-      <w:tblGrid>
-        <w:gridCol w:w="10080"/>
-      </w:tblGrid>
-      <w:tr>
-        <w:trPr>
-          <w:trHeight w:hRule="exact" w:val="1944"/>
-          <w:jc w:val="center"/>
-        </w:trPr>
-        <w:tc>
-          <w:tcPr>
-            <w:tcW w:w="10080" w:type="dxa"/>
-            <w:shd w:val="clear" w:color="auto" w:fill="F8FAFC"/>
-            <w:vAlign w:val="center"/>
-          </w:tcPr>
-          <w:p>
-            <w:pPr>
-              <w:jc w:val="center"/>
-            </w:pPr>
-            <w:r/>
-            <w:r>
-              <w:rPr>
-                <w:b/>
-                <w:sz w:val="22"/>
-              </w:rPr>
-              <w:t>Screenshot 4: Project Cards</w:t>
-            </w:r>
-          </w:p>
-          <w:p>
-            <w:pPr>
-              <w:jc w:val="center"/>
-            </w:pPr>
-            <w:r>
-              <w:drawing>
-                <wp:inline xmlns:a="http://schemas.openxmlformats.org/drawingml/2006/main" xmlns:pic="http://schemas.openxmlformats.org/drawingml/2006/picture">
-                  <wp:extent cx="5577840" cy="5455825"/>
-                  <wp:docPr id="4" name="Picture 4"/>
-                  <wp:cNvGraphicFramePr>
-                    <a:graphicFrameLocks noChangeAspect="1"/>
-                  </wp:cNvGraphicFramePr>
-                  <a:graphic>
-                    <a:graphicData uri="http://schemas.openxmlformats.org/drawingml/2006/picture">
-                      <pic:pic>
-                        <pic:nvPicPr>
-                          <pic:cNvPr id="0" name="04_project_cards.png"/>
-                          <pic:cNvPicPr/>
-                        </pic:nvPicPr>
-                        <pic:blipFill>
-                          <a:blip r:embed="rId14"/>
-                          <a:stretch>
-                            <a:fillRect/>
-                          </a:stretch>
-                        </pic:blipFill>
-                        <pic:spPr>
-                          <a:xfrm>
-                            <a:off x="0" y="0"/>
-                            <a:ext cx="5577840" cy="5455825"/>
-                          </a:xfrm>
-                          <a:prstGeom prst="rect"/>
-                        </pic:spPr>
-                      </pic:pic>
-                    </a:graphicData>
-                  </a:graphic>
-                </wp:inline>
-              </w:drawing>
-            </w:r>
-          </w:p>
-        </w:tc>
-      </w:tr>
-    </w:tbl>
-    <w:p>
-      <w:pPr>
-        <w:spacing w:after="40"/>
-        <w:rPr>
-          <w:rFonts w:ascii="Times New Roman" w:hAnsi="Times New Roman" w:cs="Times New Roman"/>
-        </w:rPr>
-      </w:pPr>
-    </w:p>
-    <w:p>
-      <w:pPr>
-        <w:rPr>
-          <w:rFonts w:ascii="Times New Roman" w:hAnsi="Times New Roman" w:cs="Times New Roman"/>
-        </w:rPr>
-      </w:pPr>
-      <w:r>
-        <w:rPr>
-          <w:rFonts w:ascii="Times New Roman" w:hAnsi="Times New Roman" w:cs="Times New Roman"/>
-        </w:rPr>
-        <w:br w:type="page"/>
-      </w:r>
-    </w:p>
-    <w:tbl>
-      <w:tblPr>
-        <w:tblW w:w="0" w:type="auto"/>
-        <w:jc w:val="center"/>
-        <w:tblBorders>
-          <w:top w:val="single" w:sz="6" w:space="0" w:color="D9E2EC"/>
-          <w:left w:val="single" w:sz="6" w:space="0" w:color="D9E2EC"/>
-          <w:bottom w:val="single" w:sz="6" w:space="0" w:color="D9E2EC"/>
-          <w:right w:val="single" w:sz="6" w:space="0" w:color="D9E2EC"/>
-          <w:insideH w:val="single" w:sz="6" w:space="0" w:color="D9E2EC"/>
-          <w:insideV w:val="single" w:sz="6" w:space="0" w:color="D9E2EC"/>
-        </w:tblBorders>
-        <w:tblLook w:val="04A0" w:firstRow="1" w:lastRow="0" w:firstColumn="1" w:lastColumn="0" w:noHBand="0" w:noVBand="1"/>
-      </w:tblPr>
-      <w:tblGrid>
-        <w:gridCol w:w="10080"/>
-      </w:tblGrid>
-      <w:tr>
-        <w:trPr>
-          <w:trHeight w:hRule="exact" w:val="1944"/>
-          <w:jc w:val="center"/>
-        </w:trPr>
-        <w:tc>
-          <w:tcPr>
-            <w:tcW w:w="10080" w:type="dxa"/>
-            <w:shd w:val="clear" w:color="auto" w:fill="F8FAFC"/>
-            <w:vAlign w:val="center"/>
-          </w:tcPr>
-          <w:p>
-            <w:pPr>
-              <w:jc w:val="center"/>
-            </w:pPr>
-            <w:r/>
-            <w:r>
-              <w:rPr>
-                <w:b/>
-                <w:sz w:val="22"/>
-              </w:rPr>
-              <w:t>Screenshot 5: Services Cards</w:t>
-            </w:r>
-          </w:p>
-          <w:p>
-            <w:pPr>
-              <w:jc w:val="center"/>
-            </w:pPr>
-            <w:r>
-              <w:drawing>
-                <wp:inline xmlns:a="http://schemas.openxmlformats.org/drawingml/2006/main" xmlns:pic="http://schemas.openxmlformats.org/drawingml/2006/picture">
-                  <wp:extent cx="5577840" cy="5464540"/>
-                  <wp:docPr id="5" name="Picture 5"/>
-                  <wp:cNvGraphicFramePr>
-                    <a:graphicFrameLocks noChangeAspect="1"/>
-                  </wp:cNvGraphicFramePr>
-                  <a:graphic>
-                    <a:graphicData uri="http://schemas.openxmlformats.org/drawingml/2006/picture">
-                      <pic:pic>
-                        <pic:nvPicPr>
-                          <pic:cNvPr id="0" name="05_services_cards.png"/>
-                          <pic:cNvPicPr/>
-                        </pic:nvPicPr>
-                        <pic:blipFill>
-                          <a:blip r:embed="rId15"/>
-                          <a:stretch>
-                            <a:fillRect/>
-                          </a:stretch>
-                        </pic:blipFill>
-                        <pic:spPr>
-                          <a:xfrm>
-                            <a:off x="0" y="0"/>
-                            <a:ext cx="5577840" cy="5464540"/>
-                          </a:xfrm>
-                          <a:prstGeom prst="rect"/>
-                        </pic:spPr>
-                      </pic:pic>
-                    </a:graphicData>
-                  </a:graphic>
-                </wp:inline>
-              </w:drawing>
-            </w:r>
-          </w:p>
-        </w:tc>
-      </w:tr>
-    </w:tbl>
-    <w:p>
-      <w:pPr>
-        <w:spacing w:after="40"/>
-        <w:rPr>
-          <w:rFonts w:ascii="Times New Roman" w:hAnsi="Times New Roman" w:cs="Times New Roman"/>
-        </w:rPr>
-      </w:pPr>
-    </w:p>
-    <w:tbl>
-      <w:tblPr>
-        <w:tblW w:w="0" w:type="auto"/>
-        <w:jc w:val="center"/>
-        <w:tblBorders>
-          <w:top w:val="single" w:sz="6" w:space="0" w:color="D9E2EC"/>
-          <w:left w:val="single" w:sz="6" w:space="0" w:color="D9E2EC"/>
-          <w:bottom w:val="single" w:sz="6" w:space="0" w:color="D9E2EC"/>
-          <w:right w:val="single" w:sz="6" w:space="0" w:color="D9E2EC"/>
-          <w:insideH w:val="single" w:sz="6" w:space="0" w:color="D9E2EC"/>
-          <w:insideV w:val="single" w:sz="6" w:space="0" w:color="D9E2EC"/>
-        </w:tblBorders>
-        <w:tblLook w:val="04A0" w:firstRow="1" w:lastRow="0" w:firstColumn="1" w:lastColumn="0" w:noHBand="0" w:noVBand="1"/>
-      </w:tblPr>
-      <w:tblGrid>
-        <w:gridCol w:w="10080"/>
-      </w:tblGrid>
-      <w:tr>
-        <w:trPr>
-          <w:trHeight w:hRule="exact" w:val="1944"/>
-          <w:jc w:val="center"/>
-        </w:trPr>
-        <w:tc>
-          <w:tcPr>
-            <w:tcW w:w="10080" w:type="dxa"/>
-            <w:shd w:val="clear" w:color="auto" w:fill="F8FAFC"/>
-            <w:vAlign w:val="center"/>
-          </w:tcPr>
-          <w:p>
-            <w:pPr>
-              <w:jc w:val="center"/>
-            </w:pPr>
-            <w:r/>
-            <w:r>
-              <w:rPr>
-                <w:b/>
-                <w:sz w:val="22"/>
-              </w:rPr>
-              <w:t>Screenshot 6: Bootstrap Utilities Showcase</w:t>
-            </w:r>
-          </w:p>
-          <w:p>
-            <w:pPr>
-              <w:jc w:val="center"/>
-            </w:pPr>
-            <w:r>
-              <w:drawing>
-                <wp:inline xmlns:a="http://schemas.openxmlformats.org/drawingml/2006/main" xmlns:pic="http://schemas.openxmlformats.org/drawingml/2006/picture">
-                  <wp:extent cx="5577840" cy="5412248"/>
-                  <wp:docPr id="6" name="Picture 6"/>
-                  <wp:cNvGraphicFramePr>
-                    <a:graphicFrameLocks noChangeAspect="1"/>
-                  </wp:cNvGraphicFramePr>
-                  <a:graphic>
-                    <a:graphicData uri="http://schemas.openxmlformats.org/drawingml/2006/picture">
-                      <pic:pic>
-                        <pic:nvPicPr>
-                          <pic:cNvPr id="0" name="06_utilities_showcase.png"/>
-                          <pic:cNvPicPr/>
-                        </pic:nvPicPr>
-                        <pic:blipFill>
-                          <a:blip r:embed="rId16"/>
-                          <a:stretch>
-                            <a:fillRect/>
-                          </a:stretch>
-                        </pic:blipFill>
-                        <pic:spPr>
-                          <a:xfrm>
-                            <a:off x="0" y="0"/>
-                            <a:ext cx="5577840" cy="5412248"/>
-                          </a:xfrm>
-                          <a:prstGeom prst="rect"/>
-                        </pic:spPr>
-                      </pic:pic>
-                    </a:graphicData>
-                  </a:graphic>
-                </wp:inline>
-              </w:drawing>
-            </w:r>
-          </w:p>
-        </w:tc>
-      </w:tr>
-    </w:tbl>
-    <w:p>
-      <w:pPr>
-        <w:spacing w:after="40"/>
-        <w:rPr>
-          <w:rFonts w:ascii="Times New Roman" w:hAnsi="Times New Roman" w:cs="Times New Roman"/>
-        </w:rPr>
-      </w:pPr>
-    </w:p>
-    <w:tbl>
-      <w:tblPr>
-        <w:tblW w:w="0" w:type="auto"/>
-        <w:jc w:val="center"/>
-        <w:tblBorders>
-          <w:top w:val="single" w:sz="6" w:space="0" w:color="D9E2EC"/>
-          <w:left w:val="single" w:sz="6" w:space="0" w:color="D9E2EC"/>
-          <w:bottom w:val="single" w:sz="6" w:space="0" w:color="D9E2EC"/>
-          <w:right w:val="single" w:sz="6" w:space="0" w:color="D9E2EC"/>
-          <w:insideH w:val="single" w:sz="6" w:space="0" w:color="D9E2EC"/>
-          <w:insideV w:val="single" w:sz="6" w:space="0" w:color="D9E2EC"/>
-        </w:tblBorders>
-        <w:tblLook w:val="04A0" w:firstRow="1" w:lastRow="0" w:firstColumn="1" w:lastColumn="0" w:noHBand="0" w:noVBand="1"/>
-      </w:tblPr>
-      <w:tblGrid>
-        <w:gridCol w:w="10080"/>
-      </w:tblGrid>
-      <w:tr>
-        <w:trPr>
-          <w:trHeight w:hRule="exact" w:val="1944"/>
-          <w:jc w:val="center"/>
-        </w:trPr>
-        <w:tc>
-          <w:tcPr>
-            <w:tcW w:w="10080" w:type="dxa"/>
-            <w:shd w:val="clear" w:color="auto" w:fill="F8FAFC"/>
-            <w:vAlign w:val="center"/>
-          </w:tcPr>
-          <w:p>
-            <w:pPr>
-              <w:jc w:val="center"/>
-            </w:pPr>
-            <w:r/>
-            <w:r>
-              <w:rPr>
-                <w:b/>
-                <w:sz w:val="22"/>
-              </w:rPr>
-              <w:t>Screenshot 7: Contact Form Validation</w:t>
-            </w:r>
-          </w:p>
-          <w:p>
-            <w:pPr>
-              <w:jc w:val="center"/>
-            </w:pPr>
-            <w:r>
-              <w:drawing>
-                <wp:inline xmlns:a="http://schemas.openxmlformats.org/drawingml/2006/main" xmlns:pic="http://schemas.openxmlformats.org/drawingml/2006/picture">
-                  <wp:extent cx="5577840" cy="4240030"/>
-                  <wp:docPr id="7" name="Picture 7"/>
-                  <wp:cNvGraphicFramePr>
-                    <a:graphicFrameLocks noChangeAspect="1"/>
-                  </wp:cNvGraphicFramePr>
-                  <a:graphic>
-                    <a:graphicData uri="http://schemas.openxmlformats.org/drawingml/2006/picture">
-                      <pic:pic>
-                        <pic:nvPicPr>
-                          <pic:cNvPr id="0" name="07_contact_validation.png"/>
-                          <pic:cNvPicPr/>
-                        </pic:nvPicPr>
-                        <pic:blipFill>
-                          <a:blip r:embed="rId17"/>
-                          <a:stretch>
-                            <a:fillRect/>
-                          </a:stretch>
-                        </pic:blipFill>
-                        <pic:spPr>
-                          <a:xfrm>
-                            <a:off x="0" y="0"/>
-                            <a:ext cx="5577840" cy="4240030"/>
-                          </a:xfrm>
-                          <a:prstGeom prst="rect"/>
-                        </pic:spPr>
-                      </pic:pic>
-                    </a:graphicData>
-                  </a:graphic>
-                </wp:inline>
-              </w:drawing>
-            </w:r>
-          </w:p>
-        </w:tc>
-      </w:tr>
-    </w:tbl>
-    <w:tbl>
-      <w:tblPr>
-        <w:tblW w:type="auto" w:w="0"/>
-        <w:jc w:val="center"/>
-        <w:tblLook w:firstColumn="1" w:firstRow="1" w:lastColumn="0" w:lastRow="0" w:noHBand="0" w:noVBand="1" w:val="04A0"/>
-      </w:tblPr>
-      <w:tblGrid>
-        <w:gridCol w:w="10080"/>
-      </w:tblGrid>
-      <w:tr>
-        <w:tc>
-          <w:tcPr>
-            <w:tcW w:type="dxa" w:w="10080"/>
-            <w:vAlign w:val="center"/>
-          </w:tcPr>
-          <w:p>
-            <w:pPr>
-              <w:jc w:val="center"/>
-            </w:pPr>
-            <w:r/>
-            <w:r>
-              <w:rPr>
-                <w:b/>
-                <w:sz w:val="22"/>
-              </w:rPr>
-              <w:t>Screenshot 8: Footer Details</w:t>
-            </w:r>
-          </w:p>
-          <w:p>
-            <w:pPr>
-              <w:jc w:val="center"/>
-            </w:pPr>
-            <w:r>
-              <w:drawing>
-                <wp:inline xmlns:a="http://schemas.openxmlformats.org/drawingml/2006/main" xmlns:pic="http://schemas.openxmlformats.org/drawingml/2006/picture">
-                  <wp:extent cx="5577840" cy="1533906"/>
-                  <wp:docPr id="8" name="Picture 8"/>
-                  <wp:cNvGraphicFramePr>
-                    <a:graphicFrameLocks noChangeAspect="1"/>
-                  </wp:cNvGraphicFramePr>
-                  <a:graphic>
-                    <a:graphicData uri="http://schemas.openxmlformats.org/drawingml/2006/picture">
-                      <pic:pic>
-                        <pic:nvPicPr>
-                          <pic:cNvPr id="0" name="08_footer_details.png"/>
-                          <pic:cNvPicPr/>
-                        </pic:nvPicPr>
-                        <pic:blipFill>
-                          <a:blip r:embed="rId18"/>
-                          <a:stretch>
-                            <a:fillRect/>
-                          </a:stretch>
-                        </pic:blipFill>
-                        <pic:spPr>
-                          <a:xfrm>
-                            <a:off x="0" y="0"/>
-                            <a:ext cx="5577840" cy="1533906"/>
-                          </a:xfrm>
-                          <a:prstGeom prst="rect"/>
-                        </pic:spPr>
-                      </pic:pic>
-                    </a:graphicData>
-                  </a:graphic>
-                </wp:inline>
-              </w:drawing>
-            </w:r>
-          </w:p>
-        </w:tc>
-      </w:tr>
-    </w:tbl>
     <w:p>
       <w:pPr>
         <w:spacing w:after="40"/>
@@ -2363,7 +2389,7 @@
       </w:r>
     </w:p>
     <w:sectPr>
-      <w:footerReference w:type="default" r:id="rId8"/>
+      <w:footerReference w:type="default" r:id="rId16"/>
       <w:pgSz w:w="12240" w:h="15840"/>
       <w:pgMar w:top="936" w:right="1080" w:bottom="936" w:left="1080" w:header="720" w:footer="720" w:gutter="0"/>
       <w:cols w:space="720"/>

--- a/Bootstrap-Portfolio-Assignment/Assignment_3_Report.docx
+++ b/Bootstrap-Portfolio-Assignment/Assignment_3_Report.docx
@@ -13,10 +13,9 @@
         <w:rPr>
           <w:rFonts w:ascii="Times New Roman" w:hAnsi="Times New Roman" w:cs="Times New Roman"/>
           <w:b/>
-          <w:color w:val="0F172A"/>
-          <w:sz w:val="36"/>
+          <w:sz w:val="40"/>
         </w:rPr>
-        <w:t>NAMAL UNIVERSITY MIANWALI</w:t>
+        <w:t>Assignment 3 Report</w:t>
       </w:r>
     </w:p>
     <w:p>
@@ -29,63 +28,21 @@
       <w:r>
         <w:rPr>
           <w:rFonts w:ascii="Times New Roman" w:hAnsi="Times New Roman" w:cs="Times New Roman"/>
-          <w:b/>
-          <w:color w:val="334155"/>
-          <w:sz w:val="26"/>
+          <w:sz w:val="28"/>
         </w:rPr>
-        <w:t>DEPARTMENT OF COMPUTER SCIENCE</w:t>
-      </w:r>
-    </w:p>
-    <w:p>
-      <w:pPr>
-        <w:jc w:val="center"/>
-        <w:rPr>
-          <w:rFonts w:ascii="Times New Roman" w:hAnsi="Times New Roman" w:cs="Times New Roman"/>
-        </w:rPr>
-      </w:pPr>
-      <w:r>
-        <w:rPr>
-          <w:rFonts w:ascii="Times New Roman" w:hAnsi="Times New Roman" w:cs="Times New Roman"/>
-          <w:b/>
-          <w:color w:val="174B69"/>
-          <w:sz w:val="32"/>
-        </w:rPr>
-        <w:t>Assignment 3 - Bootstrap Portfolio Website Report</w:t>
-      </w:r>
-    </w:p>
-    <w:p>
-      <w:pPr>
-        <w:jc w:val="center"/>
-        <w:rPr>
-          <w:rFonts w:ascii="Times New Roman" w:hAnsi="Times New Roman" w:cs="Times New Roman"/>
-        </w:rPr>
-      </w:pPr>
-      <w:r>
-        <w:rPr>
-          <w:rFonts w:ascii="Times New Roman" w:hAnsi="Times New Roman" w:cs="Times New Roman"/>
-          <w:i/>
-          <w:sz w:val="22"/>
-        </w:rPr>
-        <w:t>Web Application Development</w:t>
+        <w:t>Bootstrap Portfolio Website</w:t>
       </w:r>
     </w:p>
     <w:tbl>
       <w:tblPr>
+        <w:tblStyle w:val="TableGrid"/>
         <w:tblW w:w="0" w:type="auto"/>
         <w:jc w:val="center"/>
-        <w:tblBorders>
-          <w:top w:val="single" w:sz="6" w:space="0" w:color="D9E2EC"/>
-          <w:left w:val="single" w:sz="6" w:space="0" w:color="D9E2EC"/>
-          <w:bottom w:val="single" w:sz="6" w:space="0" w:color="D9E2EC"/>
-          <w:right w:val="single" w:sz="6" w:space="0" w:color="D9E2EC"/>
-          <w:insideH w:val="single" w:sz="6" w:space="0" w:color="D9E2EC"/>
-          <w:insideV w:val="single" w:sz="6" w:space="0" w:color="D9E2EC"/>
-        </w:tblBorders>
         <w:tblLook w:val="04A0" w:firstRow="1" w:lastRow="0" w:firstColumn="1" w:lastColumn="0" w:noHBand="0" w:noVBand="1"/>
       </w:tblPr>
       <w:tblGrid>
-        <w:gridCol w:w="5040"/>
-        <w:gridCol w:w="5040"/>
+        <w:gridCol w:w="5184"/>
+        <w:gridCol w:w="5184"/>
       </w:tblGrid>
       <w:tr>
         <w:trPr>
@@ -93,21 +50,23 @@
         </w:trPr>
         <w:tc>
           <w:tcPr>
-            <w:tcW w:w="5040" w:type="dxa"/>
-            <w:shd w:val="clear" w:color="auto" w:fill="E0F2FE"/>
-            <w:vAlign w:val="center"/>
+            <w:tcW w:w="5184" w:type="dxa"/>
+            <w:shd w:val="clear" w:color="auto" w:fill="EFE9DC"/>
           </w:tcPr>
           <w:p>
             <w:pPr>
               <w:rPr>
                 <w:rFonts w:ascii="Times New Roman" w:hAnsi="Times New Roman" w:cs="Times New Roman"/>
+                <w:sz w:val="24"/>
+                <w:szCs w:val="24"/>
               </w:rPr>
             </w:pPr>
             <w:r>
               <w:rPr>
                 <w:rFonts w:ascii="Times New Roman" w:hAnsi="Times New Roman" w:cs="Times New Roman"/>
                 <w:b/>
-                <w:color w:val="0F172A"/>
+                <w:sz w:val="24"/>
+                <w:szCs w:val="24"/>
               </w:rPr>
               <w:t>Student Name</w:t>
             </w:r>
@@ -115,19 +74,21 @@
         </w:tc>
         <w:tc>
           <w:tcPr>
-            <w:tcW w:w="5040" w:type="dxa"/>
-            <w:vAlign w:val="center"/>
+            <w:tcW w:w="5184" w:type="dxa"/>
           </w:tcPr>
           <w:p>
             <w:pPr>
               <w:rPr>
                 <w:rFonts w:ascii="Times New Roman" w:hAnsi="Times New Roman" w:cs="Times New Roman"/>
+                <w:sz w:val="24"/>
+                <w:szCs w:val="24"/>
               </w:rPr>
             </w:pPr>
             <w:r>
               <w:rPr>
                 <w:rFonts w:ascii="Times New Roman" w:hAnsi="Times New Roman" w:cs="Times New Roman"/>
-                <w:color w:val="1E293B"/>
+                <w:sz w:val="24"/>
+                <w:szCs w:val="24"/>
               </w:rPr>
               <w:t>Abu Bakar</w:t>
             </w:r>
@@ -140,21 +101,23 @@
         </w:trPr>
         <w:tc>
           <w:tcPr>
-            <w:tcW w:w="5040" w:type="dxa"/>
-            <w:shd w:val="clear" w:color="auto" w:fill="E0F2FE"/>
-            <w:vAlign w:val="center"/>
+            <w:tcW w:w="5184" w:type="dxa"/>
+            <w:shd w:val="clear" w:color="auto" w:fill="EFE9DC"/>
           </w:tcPr>
           <w:p>
             <w:pPr>
               <w:rPr>
                 <w:rFonts w:ascii="Times New Roman" w:hAnsi="Times New Roman" w:cs="Times New Roman"/>
+                <w:sz w:val="24"/>
+                <w:szCs w:val="24"/>
               </w:rPr>
             </w:pPr>
             <w:r>
               <w:rPr>
                 <w:rFonts w:ascii="Times New Roman" w:hAnsi="Times New Roman" w:cs="Times New Roman"/>
                 <w:b/>
-                <w:color w:val="0F172A"/>
+                <w:sz w:val="24"/>
+                <w:szCs w:val="24"/>
               </w:rPr>
               <w:t>Roll Number</w:t>
             </w:r>
@@ -162,18 +125,21 @@
         </w:tc>
         <w:tc>
           <w:tcPr>
-            <w:tcW w:w="5040" w:type="dxa"/>
-            <w:vAlign w:val="center"/>
+            <w:tcW w:w="5184" w:type="dxa"/>
           </w:tcPr>
           <w:p>
             <w:pPr>
               <w:rPr>
                 <w:rFonts w:ascii="Times New Roman" w:hAnsi="Times New Roman" w:cs="Times New Roman"/>
+                <w:sz w:val="24"/>
+                <w:szCs w:val="24"/>
               </w:rPr>
             </w:pPr>
             <w:r>
               <w:rPr>
                 <w:rFonts w:ascii="Times New Roman" w:hAnsi="Times New Roman" w:cs="Times New Roman"/>
+                <w:sz w:val="24"/>
+                <w:szCs w:val="24"/>
               </w:rPr>
               <w:t>NUM-BSCS-2022-41</w:t>
             </w:r>
@@ -186,43 +152,47 @@
         </w:trPr>
         <w:tc>
           <w:tcPr>
-            <w:tcW w:w="5040" w:type="dxa"/>
-            <w:shd w:val="clear" w:color="auto" w:fill="E0F2FE"/>
-            <w:vAlign w:val="center"/>
+            <w:tcW w:w="5184" w:type="dxa"/>
+            <w:shd w:val="clear" w:color="auto" w:fill="EFE9DC"/>
           </w:tcPr>
           <w:p>
             <w:pPr>
               <w:rPr>
                 <w:rFonts w:ascii="Times New Roman" w:hAnsi="Times New Roman" w:cs="Times New Roman"/>
+                <w:sz w:val="24"/>
+                <w:szCs w:val="24"/>
               </w:rPr>
             </w:pPr>
             <w:r>
               <w:rPr>
                 <w:rFonts w:ascii="Times New Roman" w:hAnsi="Times New Roman" w:cs="Times New Roman"/>
                 <w:b/>
-                <w:color w:val="0F172A"/>
+                <w:sz w:val="24"/>
+                <w:szCs w:val="24"/>
               </w:rPr>
-              <w:t>Website Theme Chosen</w:t>
+              <w:t>Institution</w:t>
             </w:r>
           </w:p>
         </w:tc>
         <w:tc>
           <w:tcPr>
-            <w:tcW w:w="5040" w:type="dxa"/>
-            <w:vAlign w:val="center"/>
+            <w:tcW w:w="5184" w:type="dxa"/>
           </w:tcPr>
           <w:p>
             <w:pPr>
               <w:rPr>
                 <w:rFonts w:ascii="Times New Roman" w:hAnsi="Times New Roman" w:cs="Times New Roman"/>
+                <w:sz w:val="24"/>
+                <w:szCs w:val="24"/>
               </w:rPr>
             </w:pPr>
             <w:r>
               <w:rPr>
                 <w:rFonts w:ascii="Times New Roman" w:hAnsi="Times New Roman" w:cs="Times New Roman"/>
-                <w:color w:val="1E293B"/>
+                <w:sz w:val="24"/>
+                <w:szCs w:val="24"/>
               </w:rPr>
-              <w:t>Personal Portfolio</w:t>
+              <w:t>Namal University, Mianwali</w:t>
             </w:r>
           </w:p>
         </w:tc>
@@ -233,43 +203,251 @@
         </w:trPr>
         <w:tc>
           <w:tcPr>
-            <w:tcW w:w="5040" w:type="dxa"/>
-            <w:shd w:val="clear" w:color="auto" w:fill="E0F2FE"/>
-            <w:vAlign w:val="center"/>
+            <w:tcW w:w="5184" w:type="dxa"/>
+            <w:shd w:val="clear" w:color="auto" w:fill="EFE9DC"/>
           </w:tcPr>
           <w:p>
             <w:pPr>
               <w:rPr>
                 <w:rFonts w:ascii="Times New Roman" w:hAnsi="Times New Roman" w:cs="Times New Roman"/>
+                <w:sz w:val="24"/>
+                <w:szCs w:val="24"/>
               </w:rPr>
             </w:pPr>
             <w:r>
               <w:rPr>
                 <w:rFonts w:ascii="Times New Roman" w:hAnsi="Times New Roman" w:cs="Times New Roman"/>
                 <w:b/>
-                <w:color w:val="0F172A"/>
+                <w:sz w:val="24"/>
+                <w:szCs w:val="24"/>
               </w:rPr>
-              <w:t>Submission Type</w:t>
+              <w:t>Department</w:t>
             </w:r>
           </w:p>
         </w:tc>
         <w:tc>
           <w:tcPr>
-            <w:tcW w:w="5040" w:type="dxa"/>
-            <w:vAlign w:val="center"/>
+            <w:tcW w:w="5184" w:type="dxa"/>
           </w:tcPr>
           <w:p>
             <w:pPr>
               <w:rPr>
                 <w:rFonts w:ascii="Times New Roman" w:hAnsi="Times New Roman" w:cs="Times New Roman"/>
+                <w:sz w:val="24"/>
+                <w:szCs w:val="24"/>
               </w:rPr>
             </w:pPr>
             <w:r>
               <w:rPr>
                 <w:rFonts w:ascii="Times New Roman" w:hAnsi="Times New Roman" w:cs="Times New Roman"/>
-                <w:color w:val="1E293B"/>
+                <w:sz w:val="24"/>
+                <w:szCs w:val="24"/>
               </w:rPr>
-              <w:t>Static Bootstrap 5 Website</w:t>
+              <w:t>Computer Science</w:t>
+            </w:r>
+          </w:p>
+        </w:tc>
+      </w:tr>
+      <w:tr>
+        <w:trPr>
+          <w:jc w:val="center"/>
+        </w:trPr>
+        <w:tc>
+          <w:tcPr>
+            <w:tcW w:w="5184" w:type="dxa"/>
+            <w:shd w:val="clear" w:color="auto" w:fill="EFE9DC"/>
+          </w:tcPr>
+          <w:p>
+            <w:pPr>
+              <w:rPr>
+                <w:rFonts w:ascii="Times New Roman" w:hAnsi="Times New Roman" w:cs="Times New Roman"/>
+                <w:sz w:val="24"/>
+                <w:szCs w:val="24"/>
+              </w:rPr>
+            </w:pPr>
+            <w:r>
+              <w:rPr>
+                <w:rFonts w:ascii="Times New Roman" w:hAnsi="Times New Roman" w:cs="Times New Roman"/>
+                <w:b/>
+                <w:sz w:val="24"/>
+                <w:szCs w:val="24"/>
+              </w:rPr>
+              <w:t>Course</w:t>
+            </w:r>
+          </w:p>
+        </w:tc>
+        <w:tc>
+          <w:tcPr>
+            <w:tcW w:w="5184" w:type="dxa"/>
+          </w:tcPr>
+          <w:p>
+            <w:pPr>
+              <w:rPr>
+                <w:rFonts w:ascii="Times New Roman" w:hAnsi="Times New Roman" w:cs="Times New Roman"/>
+                <w:sz w:val="24"/>
+                <w:szCs w:val="24"/>
+              </w:rPr>
+            </w:pPr>
+            <w:r>
+              <w:rPr>
+                <w:rFonts w:ascii="Times New Roman" w:hAnsi="Times New Roman" w:cs="Times New Roman"/>
+                <w:sz w:val="24"/>
+                <w:szCs w:val="24"/>
+              </w:rPr>
+              <w:t>Web Application Development</w:t>
+            </w:r>
+          </w:p>
+        </w:tc>
+      </w:tr>
+      <w:tr>
+        <w:trPr>
+          <w:jc w:val="center"/>
+        </w:trPr>
+        <w:tc>
+          <w:tcPr>
+            <w:tcW w:w="5184" w:type="dxa"/>
+            <w:shd w:val="clear" w:color="auto" w:fill="EFE9DC"/>
+          </w:tcPr>
+          <w:p>
+            <w:pPr>
+              <w:rPr>
+                <w:rFonts w:ascii="Times New Roman" w:hAnsi="Times New Roman" w:cs="Times New Roman"/>
+                <w:sz w:val="24"/>
+                <w:szCs w:val="24"/>
+              </w:rPr>
+            </w:pPr>
+            <w:r>
+              <w:rPr>
+                <w:rFonts w:ascii="Times New Roman" w:hAnsi="Times New Roman" w:cs="Times New Roman"/>
+                <w:b/>
+                <w:sz w:val="24"/>
+                <w:szCs w:val="24"/>
+              </w:rPr>
+              <w:t>Instructor</w:t>
+            </w:r>
+          </w:p>
+        </w:tc>
+        <w:tc>
+          <w:tcPr>
+            <w:tcW w:w="5184" w:type="dxa"/>
+          </w:tcPr>
+          <w:p>
+            <w:pPr>
+              <w:rPr>
+                <w:rFonts w:ascii="Times New Roman" w:hAnsi="Times New Roman" w:cs="Times New Roman"/>
+                <w:sz w:val="24"/>
+                <w:szCs w:val="24"/>
+              </w:rPr>
+            </w:pPr>
+            <w:r>
+              <w:rPr>
+                <w:rFonts w:ascii="Times New Roman" w:hAnsi="Times New Roman" w:cs="Times New Roman"/>
+                <w:sz w:val="24"/>
+                <w:szCs w:val="24"/>
+              </w:rPr>
+              <w:t>Ammar Ahmad Khan</w:t>
+            </w:r>
+          </w:p>
+        </w:tc>
+      </w:tr>
+      <w:tr>
+        <w:trPr>
+          <w:jc w:val="center"/>
+        </w:trPr>
+        <w:tc>
+          <w:tcPr>
+            <w:tcW w:w="5184" w:type="dxa"/>
+            <w:shd w:val="clear" w:color="auto" w:fill="EFE9DC"/>
+          </w:tcPr>
+          <w:p>
+            <w:pPr>
+              <w:rPr>
+                <w:rFonts w:ascii="Times New Roman" w:hAnsi="Times New Roman" w:cs="Times New Roman"/>
+                <w:sz w:val="24"/>
+                <w:szCs w:val="24"/>
+              </w:rPr>
+            </w:pPr>
+            <w:r>
+              <w:rPr>
+                <w:rFonts w:ascii="Times New Roman" w:hAnsi="Times New Roman" w:cs="Times New Roman"/>
+                <w:b/>
+                <w:sz w:val="24"/>
+                <w:szCs w:val="24"/>
+              </w:rPr>
+              <w:t>Due Date</w:t>
+            </w:r>
+          </w:p>
+        </w:tc>
+        <w:tc>
+          <w:tcPr>
+            <w:tcW w:w="5184" w:type="dxa"/>
+          </w:tcPr>
+          <w:p>
+            <w:pPr>
+              <w:rPr>
+                <w:rFonts w:ascii="Times New Roman" w:hAnsi="Times New Roman" w:cs="Times New Roman"/>
+                <w:sz w:val="24"/>
+                <w:szCs w:val="24"/>
+              </w:rPr>
+            </w:pPr>
+            <w:r>
+              <w:rPr>
+                <w:rFonts w:ascii="Times New Roman" w:hAnsi="Times New Roman" w:cs="Times New Roman"/>
+                <w:sz w:val="24"/>
+                <w:szCs w:val="24"/>
+              </w:rPr>
+              <w:t>14-June-2026</w:t>
+            </w:r>
+          </w:p>
+        </w:tc>
+      </w:tr>
+      <w:tr>
+        <w:trPr>
+          <w:jc w:val="center"/>
+        </w:trPr>
+        <w:tc>
+          <w:tcPr>
+            <w:tcW w:w="5184" w:type="dxa"/>
+            <w:shd w:val="clear" w:color="auto" w:fill="EFE9DC"/>
+          </w:tcPr>
+          <w:p>
+            <w:pPr>
+              <w:rPr>
+                <w:rFonts w:ascii="Times New Roman" w:hAnsi="Times New Roman" w:cs="Times New Roman"/>
+                <w:sz w:val="24"/>
+                <w:szCs w:val="24"/>
+              </w:rPr>
+            </w:pPr>
+            <w:r>
+              <w:rPr>
+                <w:rFonts w:ascii="Times New Roman" w:hAnsi="Times New Roman" w:cs="Times New Roman"/>
+                <w:b/>
+                <w:sz w:val="24"/>
+                <w:szCs w:val="24"/>
+              </w:rPr>
+              <w:t>Website Theme Chosen</w:t>
+            </w:r>
+          </w:p>
+        </w:tc>
+        <w:tc>
+          <w:tcPr>
+            <w:tcW w:w="5184" w:type="dxa"/>
+          </w:tcPr>
+          <w:p>
+            <w:pPr>
+              <w:rPr>
+                <w:rFonts w:ascii="Times New Roman" w:hAnsi="Times New Roman" w:cs="Times New Roman"/>
+                <w:sz w:val="24"/>
+                <w:szCs w:val="24"/>
+              </w:rPr>
+            </w:pPr>
+            <w:r>
+              <w:rPr>
+                <w:rFonts w:ascii="Times New Roman" w:hAnsi="Times New Roman" w:cs="Times New Roman"/>
+                <w:sz w:val="24"/>
+                <w:szCs w:val="24"/>
+              </w:rPr>
+              <w:t>Personal Portfolio</w:t>
             </w:r>
           </w:p>
         </w:tc>
@@ -292,15 +470,13 @@
       <w:r>
         <w:rPr>
           <w:rFonts w:ascii="Times New Roman" w:hAnsi="Times New Roman" w:cs="Times New Roman"/>
-          <w:color w:val="174B69"/>
         </w:rPr>
-        <w:t>Brief Explanation</w:t>
+        <w:t>Brief Explanation of Implemented Features</w:t>
       </w:r>
     </w:p>
     <w:p>
       <w:pPr>
-        <w:spacing w:after="120" w:line="269" w:lineRule="auto"/>
-        <w:jc w:val="both"/>
+        <w:pStyle w:val="ListBullet"/>
         <w:rPr>
           <w:rFonts w:ascii="Times New Roman" w:hAnsi="Times New Roman" w:cs="Times New Roman"/>
           <w:sz w:val="24"/>
@@ -313,7 +489,151 @@
           <w:sz w:val="24"/>
           <w:szCs w:val="24"/>
         </w:rPr>
-        <w:t>I developed a fully responsive personal portfolio website using Bootstrap 5. The website presents my profile as a Computer Science undergraduate, AI/ML enthusiast, and full-stack web developer. It includes a responsive navbar, hero section, about section, sidebar profile card, skills section, project cards, services section, Bootstrap utilities showcase, contact/registration form with validation, and footer.</w:t>
+        <w:t>Bootstrap 5 is integrated through CDN with Bootstrap Icons and a custom CSS file.</w:t>
+      </w:r>
+    </w:p>
+    <w:p>
+      <w:pPr>
+        <w:pStyle w:val="ListBullet"/>
+        <w:rPr>
+          <w:rFonts w:ascii="Times New Roman" w:hAnsi="Times New Roman" w:cs="Times New Roman"/>
+          <w:sz w:val="24"/>
+          <w:szCs w:val="24"/>
+        </w:rPr>
+      </w:pPr>
+      <w:r>
+        <w:rPr>
+          <w:rFonts w:ascii="Times New Roman" w:hAnsi="Times New Roman" w:cs="Times New Roman"/>
+          <w:sz w:val="24"/>
+          <w:szCs w:val="24"/>
+        </w:rPr>
+        <w:t>The website includes a header, main portfolio content, sidebar-style profile/details area, and footer.</w:t>
+      </w:r>
+    </w:p>
+    <w:p>
+      <w:pPr>
+        <w:pStyle w:val="ListBullet"/>
+        <w:rPr>
+          <w:rFonts w:ascii="Times New Roman" w:hAnsi="Times New Roman" w:cs="Times New Roman"/>
+          <w:sz w:val="24"/>
+          <w:szCs w:val="24"/>
+        </w:rPr>
+      </w:pPr>
+      <w:r>
+        <w:rPr>
+          <w:rFonts w:ascii="Times New Roman" w:hAnsi="Times New Roman" w:cs="Times New Roman"/>
+          <w:sz w:val="24"/>
+          <w:szCs w:val="24"/>
+        </w:rPr>
+        <w:t>Bootstrap grid classes organize responsive sections for mobile, tablet, and desktop screens.</w:t>
+      </w:r>
+    </w:p>
+    <w:p>
+      <w:pPr>
+        <w:pStyle w:val="ListBullet"/>
+        <w:rPr>
+          <w:rFonts w:ascii="Times New Roman" w:hAnsi="Times New Roman" w:cs="Times New Roman"/>
+          <w:sz w:val="24"/>
+          <w:szCs w:val="24"/>
+        </w:rPr>
+      </w:pPr>
+      <w:r>
+        <w:rPr>
+          <w:rFonts w:ascii="Times New Roman" w:hAnsi="Times New Roman" w:cs="Times New Roman"/>
+          <w:sz w:val="24"/>
+          <w:szCs w:val="24"/>
+        </w:rPr>
+        <w:t>The navigation bar includes a brand/logo, navigation links, dropdown menu, and mobile collapsible toggler.</w:t>
+      </w:r>
+    </w:p>
+    <w:p>
+      <w:pPr>
+        <w:pStyle w:val="ListBullet"/>
+        <w:rPr>
+          <w:rFonts w:ascii="Times New Roman" w:hAnsi="Times New Roman" w:cs="Times New Roman"/>
+          <w:sz w:val="24"/>
+          <w:szCs w:val="24"/>
+        </w:rPr>
+      </w:pPr>
+      <w:r>
+        <w:rPr>
+          <w:rFonts w:ascii="Times New Roman" w:hAnsi="Times New Roman" w:cs="Times New Roman"/>
+          <w:sz w:val="24"/>
+          <w:szCs w:val="24"/>
+        </w:rPr>
+        <w:t>Required Bootstrap components are included: multiple button styles, cards, badges, and alerts.</w:t>
+      </w:r>
+    </w:p>
+    <w:p>
+      <w:pPr>
+        <w:pStyle w:val="ListBullet"/>
+        <w:rPr>
+          <w:rFonts w:ascii="Times New Roman" w:hAnsi="Times New Roman" w:cs="Times New Roman"/>
+          <w:sz w:val="24"/>
+          <w:szCs w:val="24"/>
+        </w:rPr>
+      </w:pPr>
+      <w:r>
+        <w:rPr>
+          <w:rFonts w:ascii="Times New Roman" w:hAnsi="Times New Roman" w:cs="Times New Roman"/>
+          <w:sz w:val="24"/>
+          <w:szCs w:val="24"/>
+        </w:rPr>
+        <w:t>The registration form includes full name, email, password, gender, country, terms checkbox, and validation feedback.</w:t>
+      </w:r>
+    </w:p>
+    <w:p>
+      <w:pPr>
+        <w:pStyle w:val="ListBullet"/>
+        <w:rPr>
+          <w:rFonts w:ascii="Times New Roman" w:hAnsi="Times New Roman" w:cs="Times New Roman"/>
+          <w:sz w:val="24"/>
+          <w:szCs w:val="24"/>
+        </w:rPr>
+      </w:pPr>
+      <w:r>
+        <w:rPr>
+          <w:rFonts w:ascii="Times New Roman" w:hAnsi="Times New Roman" w:cs="Times New Roman"/>
+          <w:sz w:val="24"/>
+          <w:szCs w:val="24"/>
+        </w:rPr>
+        <w:t>A utilities section demonstrates margin/padding, text alignment, backgrounds, text colors, borders, shadows, display utilities, badges, and button styles.</w:t>
+      </w:r>
+    </w:p>
+    <w:p>
+      <w:pPr>
+        <w:pStyle w:val="ListBullet"/>
+        <w:rPr>
+          <w:rFonts w:ascii="Times New Roman" w:hAnsi="Times New Roman" w:cs="Times New Roman"/>
+          <w:sz w:val="24"/>
+          <w:szCs w:val="24"/>
+        </w:rPr>
+      </w:pPr>
+      <w:r>
+        <w:rPr>
+          <w:rFonts w:ascii="Times New Roman" w:hAnsi="Times New Roman" w:cs="Times New Roman"/>
+          <w:sz w:val="24"/>
+          <w:szCs w:val="24"/>
+        </w:rPr>
+        <w:t>The services section includes six responsive Bootstrap cards with images, titles, descriptions, and buttons.</w:t>
+      </w:r>
+    </w:p>
+    <w:p>
+      <w:pPr>
+        <w:pStyle w:val="ListBullet"/>
+        <w:rPr>
+          <w:rFonts w:ascii="Times New Roman" w:hAnsi="Times New Roman" w:cs="Times New Roman"/>
+          <w:sz w:val="24"/>
+          <w:szCs w:val="24"/>
+        </w:rPr>
+      </w:pPr>
+      <w:r>
+        <w:rPr>
+          <w:rFonts w:ascii="Times New Roman" w:hAnsi="Times New Roman" w:cs="Times New Roman"/>
+          <w:sz w:val="24"/>
+          <w:szCs w:val="24"/>
+        </w:rPr>
+        <w:t>Custom styling modifies navbar, buttons, cards, hover states, typography, spacing, and page layout beyond default Bootstrap styling.</w:t>
       </w:r>
     </w:p>
     <w:p>
@@ -326,1276 +646,14 @@
       <w:r>
         <w:rPr>
           <w:rFonts w:ascii="Times New Roman" w:hAnsi="Times New Roman" w:cs="Times New Roman"/>
-          <w:color w:val="174B69"/>
         </w:rPr>
-        <w:t>Implemented Features</w:t>
+        <w:lastRenderedPageBreak/>
+        <w:t>Screenshots of the Website</w:t>
       </w:r>
     </w:p>
     <w:p>
       <w:pPr>
-        <w:pStyle w:val="ListBullet"/>
-        <w:spacing w:after="40"/>
-        <w:rPr>
-          <w:rFonts w:ascii="Times New Roman" w:hAnsi="Times New Roman" w:cs="Times New Roman"/>
-          <w:sz w:val="24"/>
-          <w:szCs w:val="28"/>
-        </w:rPr>
-      </w:pPr>
-      <w:r>
-        <w:rPr>
-          <w:rFonts w:ascii="Times New Roman" w:hAnsi="Times New Roman" w:cs="Times New Roman"/>
-          <w:sz w:val="24"/>
-          <w:szCs w:val="28"/>
-        </w:rPr>
-        <w:t>Bootstrap 5 CDN integration</w:t>
-      </w:r>
-    </w:p>
-    <w:p>
-      <w:pPr>
-        <w:pStyle w:val="ListBullet"/>
-        <w:spacing w:after="40"/>
-        <w:rPr>
-          <w:rFonts w:ascii="Times New Roman" w:hAnsi="Times New Roman" w:cs="Times New Roman"/>
-          <w:sz w:val="24"/>
-          <w:szCs w:val="28"/>
-        </w:rPr>
-      </w:pPr>
-      <w:r>
-        <w:rPr>
-          <w:rFonts w:ascii="Times New Roman" w:hAnsi="Times New Roman" w:cs="Times New Roman"/>
-          <w:sz w:val="24"/>
-          <w:szCs w:val="28"/>
-        </w:rPr>
-        <w:t>Responsive layout using Bootstrap Grid System</w:t>
-      </w:r>
-    </w:p>
-    <w:p>
-      <w:pPr>
-        <w:pStyle w:val="ListBullet"/>
-        <w:spacing w:after="40"/>
-        <w:rPr>
-          <w:rFonts w:ascii="Times New Roman" w:hAnsi="Times New Roman" w:cs="Times New Roman"/>
-          <w:sz w:val="24"/>
-          <w:szCs w:val="28"/>
-        </w:rPr>
-      </w:pPr>
-      <w:r>
-        <w:rPr>
-          <w:rFonts w:ascii="Times New Roman" w:hAnsi="Times New Roman" w:cs="Times New Roman"/>
-          <w:sz w:val="24"/>
-          <w:szCs w:val="28"/>
-        </w:rPr>
-        <w:t>Header, main content area, sidebar, and footer</w:t>
-      </w:r>
-    </w:p>
-    <w:p>
-      <w:pPr>
-        <w:pStyle w:val="ListBullet"/>
-        <w:spacing w:after="40"/>
-        <w:rPr>
-          <w:rFonts w:ascii="Times New Roman" w:hAnsi="Times New Roman" w:cs="Times New Roman"/>
-          <w:sz w:val="24"/>
-          <w:szCs w:val="28"/>
-        </w:rPr>
-      </w:pPr>
-      <w:r>
-        <w:rPr>
-          <w:rFonts w:ascii="Times New Roman" w:hAnsi="Times New Roman" w:cs="Times New Roman"/>
-          <w:sz w:val="24"/>
-          <w:szCs w:val="28"/>
-        </w:rPr>
-        <w:t>Responsive navbar with brand, navigation links, dropdown menu, and mobile collapse</w:t>
-      </w:r>
-    </w:p>
-    <w:p>
-      <w:pPr>
-        <w:pStyle w:val="ListBullet"/>
-        <w:spacing w:after="40"/>
-        <w:rPr>
-          <w:rFonts w:ascii="Times New Roman" w:hAnsi="Times New Roman" w:cs="Times New Roman"/>
-          <w:sz w:val="24"/>
-          <w:szCs w:val="28"/>
-        </w:rPr>
-      </w:pPr>
-      <w:r>
-        <w:rPr>
-          <w:rFonts w:ascii="Times New Roman" w:hAnsi="Times New Roman" w:cs="Times New Roman"/>
-          <w:sz w:val="24"/>
-          <w:szCs w:val="28"/>
-        </w:rPr>
-        <w:t>Bootstrap buttons with multiple styles</w:t>
-      </w:r>
-    </w:p>
-    <w:p>
-      <w:pPr>
-        <w:pStyle w:val="ListBullet"/>
-        <w:spacing w:after="40"/>
-        <w:rPr>
-          <w:rFonts w:ascii="Times New Roman" w:hAnsi="Times New Roman" w:cs="Times New Roman"/>
-          <w:sz w:val="24"/>
-          <w:szCs w:val="28"/>
-        </w:rPr>
-      </w:pPr>
-      <w:r>
-        <w:rPr>
-          <w:rFonts w:ascii="Times New Roman" w:hAnsi="Times New Roman" w:cs="Times New Roman"/>
-          <w:sz w:val="24"/>
-          <w:szCs w:val="28"/>
-        </w:rPr>
-        <w:t>Bootstrap cards for projects and services</w:t>
-      </w:r>
-    </w:p>
-    <w:p>
-      <w:pPr>
-        <w:pStyle w:val="ListBullet"/>
-        <w:spacing w:after="40"/>
-        <w:rPr>
-          <w:rFonts w:ascii="Times New Roman" w:hAnsi="Times New Roman" w:cs="Times New Roman"/>
-          <w:sz w:val="24"/>
-          <w:szCs w:val="28"/>
-        </w:rPr>
-      </w:pPr>
-      <w:r>
-        <w:rPr>
-          <w:rFonts w:ascii="Times New Roman" w:hAnsi="Times New Roman" w:cs="Times New Roman"/>
-          <w:sz w:val="24"/>
-          <w:szCs w:val="28"/>
-        </w:rPr>
-        <w:t>Badges for skills and technologies</w:t>
-      </w:r>
-    </w:p>
-    <w:p>
-      <w:pPr>
-        <w:pStyle w:val="ListBullet"/>
-        <w:spacing w:after="40"/>
-        <w:rPr>
-          <w:rFonts w:ascii="Times New Roman" w:hAnsi="Times New Roman" w:cs="Times New Roman"/>
-          <w:sz w:val="24"/>
-          <w:szCs w:val="28"/>
-        </w:rPr>
-      </w:pPr>
-      <w:r>
-        <w:rPr>
-          <w:rFonts w:ascii="Times New Roman" w:hAnsi="Times New Roman" w:cs="Times New Roman"/>
-          <w:sz w:val="24"/>
-          <w:szCs w:val="28"/>
-        </w:rPr>
-        <w:t>Alert component for availability/collaboration message</w:t>
-      </w:r>
-    </w:p>
-    <w:p>
-      <w:pPr>
-        <w:pStyle w:val="ListBullet"/>
-        <w:spacing w:after="40"/>
-        <w:rPr>
-          <w:rFonts w:ascii="Times New Roman" w:hAnsi="Times New Roman" w:cs="Times New Roman"/>
-          <w:sz w:val="24"/>
-          <w:szCs w:val="28"/>
-        </w:rPr>
-      </w:pPr>
-      <w:r>
-        <w:rPr>
-          <w:rFonts w:ascii="Times New Roman" w:hAnsi="Times New Roman" w:cs="Times New Roman"/>
-          <w:sz w:val="24"/>
-          <w:szCs w:val="28"/>
-        </w:rPr>
-        <w:t>Contact/registration form with validation feedback</w:t>
-      </w:r>
-    </w:p>
-    <w:p>
-      <w:pPr>
-        <w:pStyle w:val="ListBullet"/>
-        <w:spacing w:after="40"/>
-        <w:rPr>
-          <w:rFonts w:ascii="Times New Roman" w:hAnsi="Times New Roman" w:cs="Times New Roman"/>
-          <w:sz w:val="24"/>
-          <w:szCs w:val="28"/>
-        </w:rPr>
-      </w:pPr>
-      <w:r>
-        <w:rPr>
-          <w:rFonts w:ascii="Times New Roman" w:hAnsi="Times New Roman" w:cs="Times New Roman"/>
-          <w:sz w:val="24"/>
-          <w:szCs w:val="28"/>
-        </w:rPr>
-        <w:t>Bootstrap utility classes for spacing, alignment, colors, borders, shadows, and display behavior</w:t>
-      </w:r>
-    </w:p>
-    <w:p>
-      <w:pPr>
-        <w:pStyle w:val="ListBullet"/>
-        <w:spacing w:after="40"/>
-        <w:rPr>
-          <w:rFonts w:ascii="Times New Roman" w:hAnsi="Times New Roman" w:cs="Times New Roman"/>
-          <w:sz w:val="24"/>
-          <w:szCs w:val="28"/>
-        </w:rPr>
-      </w:pPr>
-      <w:r>
-        <w:rPr>
-          <w:rFonts w:ascii="Times New Roman" w:hAnsi="Times New Roman" w:cs="Times New Roman"/>
-          <w:sz w:val="24"/>
-          <w:szCs w:val="28"/>
-        </w:rPr>
-        <w:t>Custom CSS for navbar colors, hero styling, cards, buttons, hover effects, fonts, and responsive improvements</w:t>
-      </w:r>
-    </w:p>
-    <w:p>
-      <w:pPr>
-        <w:pStyle w:val="ListBullet"/>
-        <w:spacing w:after="40"/>
-        <w:rPr>
-          <w:rFonts w:ascii="Times New Roman" w:hAnsi="Times New Roman" w:cs="Times New Roman"/>
-          <w:sz w:val="24"/>
-          <w:szCs w:val="28"/>
-        </w:rPr>
-      </w:pPr>
-      <w:r>
-        <w:rPr>
-          <w:rFonts w:ascii="Times New Roman" w:hAnsi="Times New Roman" w:cs="Times New Roman"/>
-          <w:sz w:val="24"/>
-          <w:szCs w:val="28"/>
-        </w:rPr>
-        <w:t>Fully responsive design for mobile, tablet, and desktop screens</w:t>
-      </w:r>
-    </w:p>
-    <w:p>
-      <w:pPr>
-        <w:pStyle w:val="ListBullet"/>
-        <w:numPr>
-          <w:ilvl w:val="0"/>
-          <w:numId w:val="0"/>
-        </w:numPr>
-        <w:spacing w:after="40"/>
-        <w:ind w:left="360" w:hanging="360"/>
-        <w:rPr>
-          <w:rFonts w:ascii="Times New Roman" w:hAnsi="Times New Roman" w:cs="Times New Roman"/>
-          <w:sz w:val="24"/>
-          <w:szCs w:val="28"/>
-        </w:rPr>
-      </w:pPr>
-    </w:p>
-    <w:p>
-      <w:pPr>
-        <w:pStyle w:val="ListBullet"/>
-        <w:numPr>
-          <w:ilvl w:val="0"/>
-          <w:numId w:val="0"/>
-        </w:numPr>
-        <w:spacing w:after="40"/>
-        <w:ind w:left="360" w:hanging="360"/>
-        <w:rPr>
-          <w:rFonts w:ascii="Times New Roman" w:hAnsi="Times New Roman" w:cs="Times New Roman"/>
-          <w:sz w:val="24"/>
-          <w:szCs w:val="28"/>
-        </w:rPr>
-      </w:pPr>
-    </w:p>
-    <w:p>
-      <w:pPr>
-        <w:pStyle w:val="Heading1"/>
-        <w:rPr>
-          <w:rFonts w:ascii="Times New Roman" w:hAnsi="Times New Roman" w:cs="Times New Roman"/>
-        </w:rPr>
-      </w:pPr>
-      <w:r>
-        <w:rPr>
-          <w:rFonts w:ascii="Times New Roman" w:hAnsi="Times New Roman" w:cs="Times New Roman"/>
-          <w:color w:val="174B69"/>
-        </w:rPr>
-        <w:lastRenderedPageBreak/>
-        <w:t>Technologies Used</w:t>
-      </w:r>
-    </w:p>
-    <w:tbl>
-      <w:tblPr>
-        <w:tblW w:w="0" w:type="auto"/>
-        <w:jc w:val="center"/>
-        <w:tblBorders>
-          <w:top w:val="single" w:sz="6" w:space="0" w:color="D9E2EC"/>
-          <w:left w:val="single" w:sz="6" w:space="0" w:color="D9E2EC"/>
-          <w:bottom w:val="single" w:sz="6" w:space="0" w:color="D9E2EC"/>
-          <w:right w:val="single" w:sz="6" w:space="0" w:color="D9E2EC"/>
-          <w:insideH w:val="single" w:sz="6" w:space="0" w:color="D9E2EC"/>
-          <w:insideV w:val="single" w:sz="6" w:space="0" w:color="D9E2EC"/>
-        </w:tblBorders>
-        <w:tblLook w:val="04A0" w:firstRow="1" w:lastRow="0" w:firstColumn="1" w:lastColumn="0" w:noHBand="0" w:noVBand="1"/>
-      </w:tblPr>
-      <w:tblGrid>
-        <w:gridCol w:w="5040"/>
-        <w:gridCol w:w="5040"/>
-      </w:tblGrid>
-      <w:tr>
-        <w:trPr>
-          <w:jc w:val="center"/>
-        </w:trPr>
-        <w:tc>
-          <w:tcPr>
-            <w:tcW w:w="5040" w:type="dxa"/>
-            <w:shd w:val="clear" w:color="auto" w:fill="E0F2FE"/>
-            <w:vAlign w:val="center"/>
-          </w:tcPr>
-          <w:p>
-            <w:pPr>
-              <w:rPr>
-                <w:rFonts w:ascii="Times New Roman" w:hAnsi="Times New Roman" w:cs="Times New Roman"/>
-              </w:rPr>
-            </w:pPr>
-            <w:r>
-              <w:rPr>
-                <w:rFonts w:ascii="Times New Roman" w:hAnsi="Times New Roman" w:cs="Times New Roman"/>
-                <w:b/>
-              </w:rPr>
-              <w:t>Technology</w:t>
-            </w:r>
-          </w:p>
-        </w:tc>
-        <w:tc>
-          <w:tcPr>
-            <w:tcW w:w="5040" w:type="dxa"/>
-            <w:shd w:val="clear" w:color="auto" w:fill="E0F2FE"/>
-            <w:vAlign w:val="center"/>
-          </w:tcPr>
-          <w:p>
-            <w:pPr>
-              <w:rPr>
-                <w:rFonts w:ascii="Times New Roman" w:hAnsi="Times New Roman" w:cs="Times New Roman"/>
-              </w:rPr>
-            </w:pPr>
-            <w:r>
-              <w:rPr>
-                <w:rFonts w:ascii="Times New Roman" w:hAnsi="Times New Roman" w:cs="Times New Roman"/>
-                <w:b/>
-              </w:rPr>
-              <w:t>Purpose in Website</w:t>
-            </w:r>
-          </w:p>
-        </w:tc>
-      </w:tr>
-      <w:tr>
-        <w:trPr>
-          <w:jc w:val="center"/>
-        </w:trPr>
-        <w:tc>
-          <w:tcPr>
-            <w:tcW w:w="5040" w:type="dxa"/>
-            <w:vAlign w:val="center"/>
-          </w:tcPr>
-          <w:p>
-            <w:pPr>
-              <w:rPr>
-                <w:rFonts w:ascii="Times New Roman" w:hAnsi="Times New Roman" w:cs="Times New Roman"/>
-              </w:rPr>
-            </w:pPr>
-            <w:r>
-              <w:rPr>
-                <w:rFonts w:ascii="Times New Roman" w:hAnsi="Times New Roman" w:cs="Times New Roman"/>
-                <w:b/>
-                <w:sz w:val="20"/>
-              </w:rPr>
-              <w:t>HTML5</w:t>
-            </w:r>
-          </w:p>
-        </w:tc>
-        <w:tc>
-          <w:tcPr>
-            <w:tcW w:w="5040" w:type="dxa"/>
-            <w:vAlign w:val="center"/>
-          </w:tcPr>
-          <w:p>
-            <w:pPr>
-              <w:rPr>
-                <w:rFonts w:ascii="Times New Roman" w:hAnsi="Times New Roman" w:cs="Times New Roman"/>
-              </w:rPr>
-            </w:pPr>
-            <w:r>
-              <w:rPr>
-                <w:rFonts w:ascii="Times New Roman" w:hAnsi="Times New Roman" w:cs="Times New Roman"/>
-                <w:sz w:val="20"/>
-              </w:rPr>
-              <w:t>Semantic structure and webpage content</w:t>
-            </w:r>
-          </w:p>
-        </w:tc>
-      </w:tr>
-      <w:tr>
-        <w:trPr>
-          <w:jc w:val="center"/>
-        </w:trPr>
-        <w:tc>
-          <w:tcPr>
-            <w:tcW w:w="5040" w:type="dxa"/>
-            <w:vAlign w:val="center"/>
-          </w:tcPr>
-          <w:p>
-            <w:pPr>
-              <w:rPr>
-                <w:rFonts w:ascii="Times New Roman" w:hAnsi="Times New Roman" w:cs="Times New Roman"/>
-              </w:rPr>
-            </w:pPr>
-            <w:r>
-              <w:rPr>
-                <w:rFonts w:ascii="Times New Roman" w:hAnsi="Times New Roman" w:cs="Times New Roman"/>
-                <w:b/>
-                <w:sz w:val="20"/>
-              </w:rPr>
-              <w:t>CSS3</w:t>
-            </w:r>
-          </w:p>
-        </w:tc>
-        <w:tc>
-          <w:tcPr>
-            <w:tcW w:w="5040" w:type="dxa"/>
-            <w:vAlign w:val="center"/>
-          </w:tcPr>
-          <w:p>
-            <w:pPr>
-              <w:rPr>
-                <w:rFonts w:ascii="Times New Roman" w:hAnsi="Times New Roman" w:cs="Times New Roman"/>
-              </w:rPr>
-            </w:pPr>
-            <w:r>
-              <w:rPr>
-                <w:rFonts w:ascii="Times New Roman" w:hAnsi="Times New Roman" w:cs="Times New Roman"/>
-                <w:sz w:val="20"/>
-              </w:rPr>
-              <w:t>Custom design, spacing, hover effects, and visual styling</w:t>
-            </w:r>
-          </w:p>
-        </w:tc>
-      </w:tr>
-      <w:tr>
-        <w:trPr>
-          <w:jc w:val="center"/>
-        </w:trPr>
-        <w:tc>
-          <w:tcPr>
-            <w:tcW w:w="5040" w:type="dxa"/>
-            <w:vAlign w:val="center"/>
-          </w:tcPr>
-          <w:p>
-            <w:pPr>
-              <w:rPr>
-                <w:rFonts w:ascii="Times New Roman" w:hAnsi="Times New Roman" w:cs="Times New Roman"/>
-              </w:rPr>
-            </w:pPr>
-            <w:r>
-              <w:rPr>
-                <w:rFonts w:ascii="Times New Roman" w:hAnsi="Times New Roman" w:cs="Times New Roman"/>
-                <w:b/>
-                <w:sz w:val="20"/>
-              </w:rPr>
-              <w:t>Bootstrap 5</w:t>
-            </w:r>
-          </w:p>
-        </w:tc>
-        <w:tc>
-          <w:tcPr>
-            <w:tcW w:w="5040" w:type="dxa"/>
-            <w:vAlign w:val="center"/>
-          </w:tcPr>
-          <w:p>
-            <w:pPr>
-              <w:rPr>
-                <w:rFonts w:ascii="Times New Roman" w:hAnsi="Times New Roman" w:cs="Times New Roman"/>
-              </w:rPr>
-            </w:pPr>
-            <w:r>
-              <w:rPr>
-                <w:rFonts w:ascii="Times New Roman" w:hAnsi="Times New Roman" w:cs="Times New Roman"/>
-                <w:sz w:val="20"/>
-              </w:rPr>
-              <w:t>Responsive grid, navbar, cards, form controls, buttons, alerts, badges, and utilities</w:t>
-            </w:r>
-          </w:p>
-        </w:tc>
-      </w:tr>
-      <w:tr>
-        <w:trPr>
-          <w:jc w:val="center"/>
-        </w:trPr>
-        <w:tc>
-          <w:tcPr>
-            <w:tcW w:w="5040" w:type="dxa"/>
-            <w:vAlign w:val="center"/>
-          </w:tcPr>
-          <w:p>
-            <w:pPr>
-              <w:rPr>
-                <w:rFonts w:ascii="Times New Roman" w:hAnsi="Times New Roman" w:cs="Times New Roman"/>
-              </w:rPr>
-            </w:pPr>
-            <w:r>
-              <w:rPr>
-                <w:rFonts w:ascii="Times New Roman" w:hAnsi="Times New Roman" w:cs="Times New Roman"/>
-                <w:b/>
-                <w:sz w:val="20"/>
-              </w:rPr>
-              <w:t>Bootstrap Icons</w:t>
-            </w:r>
-          </w:p>
-        </w:tc>
-        <w:tc>
-          <w:tcPr>
-            <w:tcW w:w="5040" w:type="dxa"/>
-            <w:vAlign w:val="center"/>
-          </w:tcPr>
-          <w:p>
-            <w:pPr>
-              <w:rPr>
-                <w:rFonts w:ascii="Times New Roman" w:hAnsi="Times New Roman" w:cs="Times New Roman"/>
-              </w:rPr>
-            </w:pPr>
-            <w:r>
-              <w:rPr>
-                <w:rFonts w:ascii="Times New Roman" w:hAnsi="Times New Roman" w:cs="Times New Roman"/>
-                <w:sz w:val="20"/>
-              </w:rPr>
-              <w:t>Lightweight icons for portfolio interface elements</w:t>
-            </w:r>
-          </w:p>
-        </w:tc>
-      </w:tr>
-      <w:tr>
-        <w:trPr>
-          <w:jc w:val="center"/>
-        </w:trPr>
-        <w:tc>
-          <w:tcPr>
-            <w:tcW w:w="5040" w:type="dxa"/>
-            <w:vAlign w:val="center"/>
-          </w:tcPr>
-          <w:p>
-            <w:pPr>
-              <w:rPr>
-                <w:rFonts w:ascii="Times New Roman" w:hAnsi="Times New Roman" w:cs="Times New Roman"/>
-              </w:rPr>
-            </w:pPr>
-            <w:r>
-              <w:rPr>
-                <w:rFonts w:ascii="Times New Roman" w:hAnsi="Times New Roman" w:cs="Times New Roman"/>
-                <w:b/>
-                <w:sz w:val="20"/>
-              </w:rPr>
-              <w:t>Google Fonts</w:t>
-            </w:r>
-          </w:p>
-        </w:tc>
-        <w:tc>
-          <w:tcPr>
-            <w:tcW w:w="5040" w:type="dxa"/>
-            <w:vAlign w:val="center"/>
-          </w:tcPr>
-          <w:p>
-            <w:pPr>
-              <w:rPr>
-                <w:rFonts w:ascii="Times New Roman" w:hAnsi="Times New Roman" w:cs="Times New Roman"/>
-              </w:rPr>
-            </w:pPr>
-            <w:r>
-              <w:rPr>
-                <w:rFonts w:ascii="Times New Roman" w:hAnsi="Times New Roman" w:cs="Times New Roman"/>
-                <w:sz w:val="20"/>
-              </w:rPr>
-              <w:t>Custom typography and improved readability</w:t>
-            </w:r>
-          </w:p>
-        </w:tc>
-      </w:tr>
-      <w:tr>
-        <w:trPr>
-          <w:jc w:val="center"/>
-        </w:trPr>
-        <w:tc>
-          <w:tcPr>
-            <w:tcW w:w="5040" w:type="dxa"/>
-            <w:vAlign w:val="center"/>
-          </w:tcPr>
-          <w:p>
-            <w:pPr>
-              <w:rPr>
-                <w:rFonts w:ascii="Times New Roman" w:hAnsi="Times New Roman" w:cs="Times New Roman"/>
-              </w:rPr>
-            </w:pPr>
-            <w:r>
-              <w:rPr>
-                <w:rFonts w:ascii="Times New Roman" w:hAnsi="Times New Roman" w:cs="Times New Roman"/>
-                <w:b/>
-                <w:sz w:val="20"/>
-              </w:rPr>
-              <w:t>JavaScript</w:t>
-            </w:r>
-          </w:p>
-        </w:tc>
-        <w:tc>
-          <w:tcPr>
-            <w:tcW w:w="5040" w:type="dxa"/>
-            <w:vAlign w:val="center"/>
-          </w:tcPr>
-          <w:p>
-            <w:pPr>
-              <w:rPr>
-                <w:rFonts w:ascii="Times New Roman" w:hAnsi="Times New Roman" w:cs="Times New Roman"/>
-              </w:rPr>
-            </w:pPr>
-            <w:r>
-              <w:rPr>
-                <w:rFonts w:ascii="Times New Roman" w:hAnsi="Times New Roman" w:cs="Times New Roman"/>
-                <w:sz w:val="20"/>
-              </w:rPr>
-              <w:t>Bootstrap form validation behavior</w:t>
-            </w:r>
-          </w:p>
-        </w:tc>
-      </w:tr>
-    </w:tbl>
-    <w:p>
-      <w:pPr>
-        <w:pStyle w:val="Heading1"/>
-        <w:rPr>
-          <w:rFonts w:ascii="Times New Roman" w:hAnsi="Times New Roman" w:cs="Times New Roman"/>
-        </w:rPr>
-      </w:pPr>
-      <w:r>
-        <w:rPr>
-          <w:rFonts w:ascii="Times New Roman" w:hAnsi="Times New Roman" w:cs="Times New Roman"/>
-          <w:color w:val="174B69"/>
-        </w:rPr>
-        <w:t>Assignment Requirement Mapping</w:t>
-      </w:r>
-    </w:p>
-    <w:tbl>
-      <w:tblPr>
-        <w:tblW w:w="0" w:type="auto"/>
-        <w:jc w:val="center"/>
-        <w:tblBorders>
-          <w:top w:val="single" w:sz="6" w:space="0" w:color="D9E2EC"/>
-          <w:left w:val="single" w:sz="6" w:space="0" w:color="D9E2EC"/>
-          <w:bottom w:val="single" w:sz="6" w:space="0" w:color="D9E2EC"/>
-          <w:right w:val="single" w:sz="6" w:space="0" w:color="D9E2EC"/>
-          <w:insideH w:val="single" w:sz="6" w:space="0" w:color="D9E2EC"/>
-          <w:insideV w:val="single" w:sz="6" w:space="0" w:color="D9E2EC"/>
-        </w:tblBorders>
-        <w:tblLook w:val="04A0" w:firstRow="1" w:lastRow="0" w:firstColumn="1" w:lastColumn="0" w:noHBand="0" w:noVBand="1"/>
-      </w:tblPr>
-      <w:tblGrid>
-        <w:gridCol w:w="3360"/>
-        <w:gridCol w:w="3360"/>
-        <w:gridCol w:w="3360"/>
-      </w:tblGrid>
-      <w:tr>
-        <w:trPr>
-          <w:jc w:val="center"/>
-        </w:trPr>
-        <w:tc>
-          <w:tcPr>
-            <w:tcW w:w="3360" w:type="dxa"/>
-            <w:shd w:val="clear" w:color="auto" w:fill="174B69"/>
-            <w:vAlign w:val="center"/>
-          </w:tcPr>
-          <w:p>
-            <w:pPr>
-              <w:rPr>
-                <w:rFonts w:ascii="Times New Roman" w:hAnsi="Times New Roman" w:cs="Times New Roman"/>
-              </w:rPr>
-            </w:pPr>
-            <w:r>
-              <w:rPr>
-                <w:rFonts w:ascii="Times New Roman" w:hAnsi="Times New Roman" w:cs="Times New Roman"/>
-                <w:b/>
-                <w:color w:val="FFFFFF"/>
-                <w:sz w:val="20"/>
-              </w:rPr>
-              <w:t>Assignment Requirement</w:t>
-            </w:r>
-          </w:p>
-        </w:tc>
-        <w:tc>
-          <w:tcPr>
-            <w:tcW w:w="3360" w:type="dxa"/>
-            <w:shd w:val="clear" w:color="auto" w:fill="174B69"/>
-            <w:vAlign w:val="center"/>
-          </w:tcPr>
-          <w:p>
-            <w:pPr>
-              <w:rPr>
-                <w:rFonts w:ascii="Times New Roman" w:hAnsi="Times New Roman" w:cs="Times New Roman"/>
-              </w:rPr>
-            </w:pPr>
-            <w:r>
-              <w:rPr>
-                <w:rFonts w:ascii="Times New Roman" w:hAnsi="Times New Roman" w:cs="Times New Roman"/>
-                <w:b/>
-                <w:color w:val="FFFFFF"/>
-                <w:sz w:val="20"/>
-              </w:rPr>
-              <w:t>Implemented In Website</w:t>
-            </w:r>
-          </w:p>
-        </w:tc>
-        <w:tc>
-          <w:tcPr>
-            <w:tcW w:w="3360" w:type="dxa"/>
-            <w:shd w:val="clear" w:color="auto" w:fill="174B69"/>
-            <w:vAlign w:val="center"/>
-          </w:tcPr>
-          <w:p>
-            <w:pPr>
-              <w:rPr>
-                <w:rFonts w:ascii="Times New Roman" w:hAnsi="Times New Roman" w:cs="Times New Roman"/>
-              </w:rPr>
-            </w:pPr>
-            <w:r>
-              <w:rPr>
-                <w:rFonts w:ascii="Times New Roman" w:hAnsi="Times New Roman" w:cs="Times New Roman"/>
-                <w:b/>
-                <w:color w:val="FFFFFF"/>
-                <w:sz w:val="20"/>
-              </w:rPr>
-              <w:t>Status</w:t>
-            </w:r>
-          </w:p>
-        </w:tc>
-      </w:tr>
-      <w:tr>
-        <w:trPr>
-          <w:jc w:val="center"/>
-        </w:trPr>
-        <w:tc>
-          <w:tcPr>
-            <w:tcW w:w="3360" w:type="dxa"/>
-            <w:vAlign w:val="center"/>
-          </w:tcPr>
-          <w:p>
-            <w:pPr>
-              <w:rPr>
-                <w:rFonts w:ascii="Times New Roman" w:hAnsi="Times New Roman" w:cs="Times New Roman"/>
-              </w:rPr>
-            </w:pPr>
-            <w:r>
-              <w:rPr>
-                <w:rFonts w:ascii="Times New Roman" w:hAnsi="Times New Roman" w:cs="Times New Roman"/>
-                <w:sz w:val="19"/>
-              </w:rPr>
-              <w:t>Bootstrap setup using CDN</w:t>
-            </w:r>
-          </w:p>
-        </w:tc>
-        <w:tc>
-          <w:tcPr>
-            <w:tcW w:w="3360" w:type="dxa"/>
-            <w:vAlign w:val="center"/>
-          </w:tcPr>
-          <w:p>
-            <w:pPr>
-              <w:rPr>
-                <w:rFonts w:ascii="Times New Roman" w:hAnsi="Times New Roman" w:cs="Times New Roman"/>
-              </w:rPr>
-            </w:pPr>
-            <w:r>
-              <w:rPr>
-                <w:rFonts w:ascii="Times New Roman" w:hAnsi="Times New Roman" w:cs="Times New Roman"/>
-                <w:sz w:val="19"/>
-              </w:rPr>
-              <w:t>index.html head and Bootstrap JS bundle before closing body tag</w:t>
-            </w:r>
-          </w:p>
-        </w:tc>
-        <w:tc>
-          <w:tcPr>
-            <w:tcW w:w="3360" w:type="dxa"/>
-            <w:vAlign w:val="center"/>
-          </w:tcPr>
-          <w:p>
-            <w:pPr>
-              <w:rPr>
-                <w:rFonts w:ascii="Times New Roman" w:hAnsi="Times New Roman" w:cs="Times New Roman"/>
-              </w:rPr>
-            </w:pPr>
-            <w:r>
-              <w:rPr>
-                <w:rFonts w:ascii="Times New Roman" w:hAnsi="Times New Roman" w:cs="Times New Roman"/>
-                <w:b/>
-                <w:color w:val="166534"/>
-                <w:sz w:val="19"/>
-              </w:rPr>
-              <w:t>Completed</w:t>
-            </w:r>
-          </w:p>
-        </w:tc>
-      </w:tr>
-      <w:tr>
-        <w:trPr>
-          <w:jc w:val="center"/>
-        </w:trPr>
-        <w:tc>
-          <w:tcPr>
-            <w:tcW w:w="3360" w:type="dxa"/>
-            <w:vAlign w:val="center"/>
-          </w:tcPr>
-          <w:p>
-            <w:pPr>
-              <w:rPr>
-                <w:rFonts w:ascii="Times New Roman" w:hAnsi="Times New Roman" w:cs="Times New Roman"/>
-              </w:rPr>
-            </w:pPr>
-            <w:r>
-              <w:rPr>
-                <w:rFonts w:ascii="Times New Roman" w:hAnsi="Times New Roman" w:cs="Times New Roman"/>
-                <w:sz w:val="19"/>
-              </w:rPr>
-              <w:t>Responsive layout</w:t>
-            </w:r>
-          </w:p>
-        </w:tc>
-        <w:tc>
-          <w:tcPr>
-            <w:tcW w:w="3360" w:type="dxa"/>
-            <w:vAlign w:val="center"/>
-          </w:tcPr>
-          <w:p>
-            <w:pPr>
-              <w:rPr>
-                <w:rFonts w:ascii="Times New Roman" w:hAnsi="Times New Roman" w:cs="Times New Roman"/>
-              </w:rPr>
-            </w:pPr>
-            <w:r>
-              <w:rPr>
-                <w:rFonts w:ascii="Times New Roman" w:hAnsi="Times New Roman" w:cs="Times New Roman"/>
-                <w:sz w:val="19"/>
-              </w:rPr>
-              <w:t>Navbar, hero, about/main area, sidebar, projects, services, and footer</w:t>
-            </w:r>
-          </w:p>
-        </w:tc>
-        <w:tc>
-          <w:tcPr>
-            <w:tcW w:w="3360" w:type="dxa"/>
-            <w:vAlign w:val="center"/>
-          </w:tcPr>
-          <w:p>
-            <w:pPr>
-              <w:rPr>
-                <w:rFonts w:ascii="Times New Roman" w:hAnsi="Times New Roman" w:cs="Times New Roman"/>
-              </w:rPr>
-            </w:pPr>
-            <w:r>
-              <w:rPr>
-                <w:rFonts w:ascii="Times New Roman" w:hAnsi="Times New Roman" w:cs="Times New Roman"/>
-                <w:b/>
-                <w:color w:val="166534"/>
-                <w:sz w:val="19"/>
-              </w:rPr>
-              <w:t>Completed</w:t>
-            </w:r>
-          </w:p>
-        </w:tc>
-      </w:tr>
-      <w:tr>
-        <w:trPr>
-          <w:jc w:val="center"/>
-        </w:trPr>
-        <w:tc>
-          <w:tcPr>
-            <w:tcW w:w="3360" w:type="dxa"/>
-            <w:vAlign w:val="center"/>
-          </w:tcPr>
-          <w:p>
-            <w:pPr>
-              <w:rPr>
-                <w:rFonts w:ascii="Times New Roman" w:hAnsi="Times New Roman" w:cs="Times New Roman"/>
-              </w:rPr>
-            </w:pPr>
-            <w:r>
-              <w:rPr>
-                <w:rFonts w:ascii="Times New Roman" w:hAnsi="Times New Roman" w:cs="Times New Roman"/>
-                <w:sz w:val="19"/>
-              </w:rPr>
-              <w:t>Navigation and UI components</w:t>
-            </w:r>
-          </w:p>
-        </w:tc>
-        <w:tc>
-          <w:tcPr>
-            <w:tcW w:w="3360" w:type="dxa"/>
-            <w:vAlign w:val="center"/>
-          </w:tcPr>
-          <w:p>
-            <w:pPr>
-              <w:rPr>
-                <w:rFonts w:ascii="Times New Roman" w:hAnsi="Times New Roman" w:cs="Times New Roman"/>
-              </w:rPr>
-            </w:pPr>
-            <w:r>
-              <w:rPr>
-                <w:rFonts w:ascii="Times New Roman" w:hAnsi="Times New Roman" w:cs="Times New Roman"/>
-                <w:sz w:val="19"/>
-              </w:rPr>
-              <w:t>Responsive navbar, dropdown, buttons, cards, badges, and alert</w:t>
-            </w:r>
-          </w:p>
-        </w:tc>
-        <w:tc>
-          <w:tcPr>
-            <w:tcW w:w="3360" w:type="dxa"/>
-            <w:vAlign w:val="center"/>
-          </w:tcPr>
-          <w:p>
-            <w:pPr>
-              <w:rPr>
-                <w:rFonts w:ascii="Times New Roman" w:hAnsi="Times New Roman" w:cs="Times New Roman"/>
-              </w:rPr>
-            </w:pPr>
-            <w:r>
-              <w:rPr>
-                <w:rFonts w:ascii="Times New Roman" w:hAnsi="Times New Roman" w:cs="Times New Roman"/>
-                <w:b/>
-                <w:color w:val="166534"/>
-                <w:sz w:val="19"/>
-              </w:rPr>
-              <w:t>Completed</w:t>
-            </w:r>
-          </w:p>
-        </w:tc>
-      </w:tr>
-      <w:tr>
-        <w:trPr>
-          <w:jc w:val="center"/>
-        </w:trPr>
-        <w:tc>
-          <w:tcPr>
-            <w:tcW w:w="3360" w:type="dxa"/>
-            <w:vAlign w:val="center"/>
-          </w:tcPr>
-          <w:p>
-            <w:pPr>
-              <w:rPr>
-                <w:rFonts w:ascii="Times New Roman" w:hAnsi="Times New Roman" w:cs="Times New Roman"/>
-              </w:rPr>
-            </w:pPr>
-            <w:r>
-              <w:rPr>
-                <w:rFonts w:ascii="Times New Roman" w:hAnsi="Times New Roman" w:cs="Times New Roman"/>
-                <w:sz w:val="19"/>
-              </w:rPr>
-              <w:t>Forms and input controls</w:t>
-            </w:r>
-          </w:p>
-        </w:tc>
-        <w:tc>
-          <w:tcPr>
-            <w:tcW w:w="3360" w:type="dxa"/>
-            <w:vAlign w:val="center"/>
-          </w:tcPr>
-          <w:p>
-            <w:pPr>
-              <w:rPr>
-                <w:rFonts w:ascii="Times New Roman" w:hAnsi="Times New Roman" w:cs="Times New Roman"/>
-              </w:rPr>
-            </w:pPr>
-            <w:r>
-              <w:rPr>
-                <w:rFonts w:ascii="Times New Roman" w:hAnsi="Times New Roman" w:cs="Times New Roman"/>
-                <w:sz w:val="19"/>
-              </w:rPr>
-              <w:t>Contact / registration form with required fields and validation feedback</w:t>
-            </w:r>
-          </w:p>
-        </w:tc>
-        <w:tc>
-          <w:tcPr>
-            <w:tcW w:w="3360" w:type="dxa"/>
-            <w:vAlign w:val="center"/>
-          </w:tcPr>
-          <w:p>
-            <w:pPr>
-              <w:rPr>
-                <w:rFonts w:ascii="Times New Roman" w:hAnsi="Times New Roman" w:cs="Times New Roman"/>
-              </w:rPr>
-            </w:pPr>
-            <w:r>
-              <w:rPr>
-                <w:rFonts w:ascii="Times New Roman" w:hAnsi="Times New Roman" w:cs="Times New Roman"/>
-                <w:b/>
-                <w:color w:val="166534"/>
-                <w:sz w:val="19"/>
-              </w:rPr>
-              <w:t>Completed</w:t>
-            </w:r>
-          </w:p>
-        </w:tc>
-      </w:tr>
-      <w:tr>
-        <w:trPr>
-          <w:jc w:val="center"/>
-        </w:trPr>
-        <w:tc>
-          <w:tcPr>
-            <w:tcW w:w="3360" w:type="dxa"/>
-            <w:vAlign w:val="center"/>
-          </w:tcPr>
-          <w:p>
-            <w:pPr>
-              <w:rPr>
-                <w:rFonts w:ascii="Times New Roman" w:hAnsi="Times New Roman" w:cs="Times New Roman"/>
-              </w:rPr>
-            </w:pPr>
-            <w:r>
-              <w:rPr>
-                <w:rFonts w:ascii="Times New Roman" w:hAnsi="Times New Roman" w:cs="Times New Roman"/>
-                <w:sz w:val="19"/>
-              </w:rPr>
-              <w:t>Bootstrap utilities</w:t>
-            </w:r>
-          </w:p>
-        </w:tc>
-        <w:tc>
-          <w:tcPr>
-            <w:tcW w:w="3360" w:type="dxa"/>
-            <w:vAlign w:val="center"/>
-          </w:tcPr>
-          <w:p>
-            <w:pPr>
-              <w:rPr>
-                <w:rFonts w:ascii="Times New Roman" w:hAnsi="Times New Roman" w:cs="Times New Roman"/>
-              </w:rPr>
-            </w:pPr>
-            <w:r>
-              <w:rPr>
-                <w:rFonts w:ascii="Times New Roman" w:hAnsi="Times New Roman" w:cs="Times New Roman"/>
-                <w:sz w:val="19"/>
-              </w:rPr>
-              <w:t>Dedicated Bootstrap Utilities Showcase section</w:t>
-            </w:r>
-          </w:p>
-        </w:tc>
-        <w:tc>
-          <w:tcPr>
-            <w:tcW w:w="3360" w:type="dxa"/>
-            <w:vAlign w:val="center"/>
-          </w:tcPr>
-          <w:p>
-            <w:pPr>
-              <w:rPr>
-                <w:rFonts w:ascii="Times New Roman" w:hAnsi="Times New Roman" w:cs="Times New Roman"/>
-              </w:rPr>
-            </w:pPr>
-            <w:r>
-              <w:rPr>
-                <w:rFonts w:ascii="Times New Roman" w:hAnsi="Times New Roman" w:cs="Times New Roman"/>
-                <w:b/>
-                <w:color w:val="166534"/>
-                <w:sz w:val="19"/>
-              </w:rPr>
-              <w:t>Completed</w:t>
-            </w:r>
-          </w:p>
-        </w:tc>
-      </w:tr>
-      <w:tr>
-        <w:trPr>
-          <w:jc w:val="center"/>
-        </w:trPr>
-        <w:tc>
-          <w:tcPr>
-            <w:tcW w:w="3360" w:type="dxa"/>
-            <w:vAlign w:val="center"/>
-          </w:tcPr>
-          <w:p>
-            <w:pPr>
-              <w:rPr>
-                <w:rFonts w:ascii="Times New Roman" w:hAnsi="Times New Roman" w:cs="Times New Roman"/>
-              </w:rPr>
-            </w:pPr>
-            <w:r>
-              <w:rPr>
-                <w:rFonts w:ascii="Times New Roman" w:hAnsi="Times New Roman" w:cs="Times New Roman"/>
-                <w:sz w:val="19"/>
-              </w:rPr>
-              <w:t>Responsive content section</w:t>
-            </w:r>
-          </w:p>
-        </w:tc>
-        <w:tc>
-          <w:tcPr>
-            <w:tcW w:w="3360" w:type="dxa"/>
-            <w:vAlign w:val="center"/>
-          </w:tcPr>
-          <w:p>
-            <w:pPr>
-              <w:rPr>
-                <w:rFonts w:ascii="Times New Roman" w:hAnsi="Times New Roman" w:cs="Times New Roman"/>
-              </w:rPr>
-            </w:pPr>
-            <w:r>
-              <w:rPr>
-                <w:rFonts w:ascii="Times New Roman" w:hAnsi="Times New Roman" w:cs="Times New Roman"/>
-                <w:sz w:val="19"/>
-              </w:rPr>
-              <w:t>Projects/services cards using responsive Bootstrap columns</w:t>
-            </w:r>
-          </w:p>
-        </w:tc>
-        <w:tc>
-          <w:tcPr>
-            <w:tcW w:w="3360" w:type="dxa"/>
-            <w:vAlign w:val="center"/>
-          </w:tcPr>
-          <w:p>
-            <w:pPr>
-              <w:rPr>
-                <w:rFonts w:ascii="Times New Roman" w:hAnsi="Times New Roman" w:cs="Times New Roman"/>
-              </w:rPr>
-            </w:pPr>
-            <w:r>
-              <w:rPr>
-                <w:rFonts w:ascii="Times New Roman" w:hAnsi="Times New Roman" w:cs="Times New Roman"/>
-                <w:b/>
-                <w:color w:val="166534"/>
-                <w:sz w:val="19"/>
-              </w:rPr>
-              <w:t>Completed</w:t>
-            </w:r>
-          </w:p>
-        </w:tc>
-      </w:tr>
-      <w:tr>
-        <w:trPr>
-          <w:jc w:val="center"/>
-        </w:trPr>
-        <w:tc>
-          <w:tcPr>
-            <w:tcW w:w="3360" w:type="dxa"/>
-            <w:vAlign w:val="center"/>
-          </w:tcPr>
-          <w:p>
-            <w:pPr>
-              <w:rPr>
-                <w:rFonts w:ascii="Times New Roman" w:hAnsi="Times New Roman" w:cs="Times New Roman"/>
-              </w:rPr>
-            </w:pPr>
-            <w:r>
-              <w:rPr>
-                <w:rFonts w:ascii="Times New Roman" w:hAnsi="Times New Roman" w:cs="Times New Roman"/>
-                <w:sz w:val="19"/>
-              </w:rPr>
-              <w:t>Bootstrap customization</w:t>
-            </w:r>
-          </w:p>
-        </w:tc>
-        <w:tc>
-          <w:tcPr>
-            <w:tcW w:w="3360" w:type="dxa"/>
-            <w:vAlign w:val="center"/>
-          </w:tcPr>
-          <w:p>
-            <w:pPr>
-              <w:rPr>
-                <w:rFonts w:ascii="Times New Roman" w:hAnsi="Times New Roman" w:cs="Times New Roman"/>
-              </w:rPr>
-            </w:pPr>
-            <w:r>
-              <w:rPr>
-                <w:rFonts w:ascii="Times New Roman" w:hAnsi="Times New Roman" w:cs="Times New Roman"/>
-                <w:sz w:val="19"/>
-              </w:rPr>
-              <w:t>style.css with custom colors, typography, cards, hover effects, and responsive styling</w:t>
-            </w:r>
-          </w:p>
-        </w:tc>
-        <w:tc>
-          <w:tcPr>
-            <w:tcW w:w="3360" w:type="dxa"/>
-            <w:vAlign w:val="center"/>
-          </w:tcPr>
-          <w:p>
-            <w:pPr>
-              <w:rPr>
-                <w:rFonts w:ascii="Times New Roman" w:hAnsi="Times New Roman" w:cs="Times New Roman"/>
-              </w:rPr>
-            </w:pPr>
-            <w:r>
-              <w:rPr>
-                <w:rFonts w:ascii="Times New Roman" w:hAnsi="Times New Roman" w:cs="Times New Roman"/>
-                <w:b/>
-                <w:color w:val="166534"/>
-                <w:sz w:val="19"/>
-              </w:rPr>
-              <w:t>Completed</w:t>
-            </w:r>
-          </w:p>
-        </w:tc>
-      </w:tr>
-      <w:tr>
-        <w:trPr>
-          <w:jc w:val="center"/>
-        </w:trPr>
-        <w:tc>
-          <w:tcPr>
-            <w:tcW w:w="3360" w:type="dxa"/>
-            <w:vAlign w:val="center"/>
-          </w:tcPr>
-          <w:p>
-            <w:pPr>
-              <w:rPr>
-                <w:rFonts w:ascii="Times New Roman" w:hAnsi="Times New Roman" w:cs="Times New Roman"/>
-              </w:rPr>
-            </w:pPr>
-            <w:r>
-              <w:rPr>
-                <w:rFonts w:ascii="Times New Roman" w:hAnsi="Times New Roman" w:cs="Times New Roman"/>
-                <w:sz w:val="19"/>
-              </w:rPr>
-              <w:t>Mini website development</w:t>
-            </w:r>
-          </w:p>
-        </w:tc>
-        <w:tc>
-          <w:tcPr>
-            <w:tcW w:w="3360" w:type="dxa"/>
-            <w:vAlign w:val="center"/>
-          </w:tcPr>
-          <w:p>
-            <w:pPr>
-              <w:rPr>
-                <w:rFonts w:ascii="Times New Roman" w:hAnsi="Times New Roman" w:cs="Times New Roman"/>
-              </w:rPr>
-            </w:pPr>
-            <w:r>
-              <w:rPr>
-                <w:rFonts w:ascii="Times New Roman" w:hAnsi="Times New Roman" w:cs="Times New Roman"/>
-                <w:sz w:val="19"/>
-              </w:rPr>
-              <w:t>Personal Portfolio website theme with consistent design and mobile responsiveness</w:t>
-            </w:r>
-          </w:p>
-        </w:tc>
-        <w:tc>
-          <w:tcPr>
-            <w:tcW w:w="3360" w:type="dxa"/>
-            <w:vAlign w:val="center"/>
-          </w:tcPr>
-          <w:p>
-            <w:pPr>
-              <w:rPr>
-                <w:rFonts w:ascii="Times New Roman" w:hAnsi="Times New Roman" w:cs="Times New Roman"/>
-              </w:rPr>
-            </w:pPr>
-            <w:r>
-              <w:rPr>
-                <w:rFonts w:ascii="Times New Roman" w:hAnsi="Times New Roman" w:cs="Times New Roman"/>
-                <w:b/>
-                <w:color w:val="166534"/>
-                <w:sz w:val="19"/>
-              </w:rPr>
-              <w:t>Completed</w:t>
-            </w:r>
-          </w:p>
-        </w:tc>
-      </w:tr>
-    </w:tbl>
-    <w:p>
-      <w:pPr>
+        <w:pStyle w:val="Heading2"/>
         <w:rPr>
           <w:rFonts w:ascii="Times New Roman" w:hAnsi="Times New Roman" w:cs="Times New Roman"/>
         </w:rPr>
@@ -1604,7 +662,500 @@
         <w:rPr>
           <w:rFonts w:ascii="Times New Roman" w:hAnsi="Times New Roman" w:cs="Times New Roman"/>
         </w:rPr>
-        <w:br w:type="page"/>
+        <w:t>Desktop Hero Section</w:t>
+      </w:r>
+    </w:p>
+    <w:p>
+      <w:pPr>
+        <w:jc w:val="center"/>
+        <w:rPr>
+          <w:rFonts w:ascii="Times New Roman" w:hAnsi="Times New Roman" w:cs="Times New Roman"/>
+        </w:rPr>
+      </w:pPr>
+      <w:r>
+        <w:rPr>
+          <w:rFonts w:ascii="Times New Roman" w:hAnsi="Times New Roman" w:cs="Times New Roman"/>
+          <w:noProof/>
+        </w:rPr>
+        <w:drawing>
+          <wp:inline distT="0" distB="0" distL="0" distR="0" wp14:anchorId="286BDEDE" wp14:editId="5C3DB393">
+            <wp:extent cx="6491979" cy="4495800"/>
+            <wp:effectExtent l="0" t="0" r="4445" b="0"/>
+            <wp:docPr id="1" name="Picture 1"/>
+            <wp:cNvGraphicFramePr>
+              <a:graphicFrameLocks xmlns:a="http://schemas.openxmlformats.org/drawingml/2006/main" noChangeAspect="1"/>
+            </wp:cNvGraphicFramePr>
+            <a:graphic xmlns:a="http://schemas.openxmlformats.org/drawingml/2006/main">
+              <a:graphicData uri="http://schemas.openxmlformats.org/drawingml/2006/picture">
+                <pic:pic xmlns:pic="http://schemas.openxmlformats.org/drawingml/2006/picture">
+                  <pic:nvPicPr>
+                    <pic:cNvPr id="0" name="01_desktop_hero.png"/>
+                    <pic:cNvPicPr/>
+                  </pic:nvPicPr>
+                  <pic:blipFill>
+                    <a:blip r:embed="rId6"/>
+                    <a:stretch>
+                      <a:fillRect/>
+                    </a:stretch>
+                  </pic:blipFill>
+                  <pic:spPr>
+                    <a:xfrm>
+                      <a:off x="0" y="0"/>
+                      <a:ext cx="6502718" cy="4503237"/>
+                    </a:xfrm>
+                    <a:prstGeom prst="rect">
+                      <a:avLst/>
+                    </a:prstGeom>
+                  </pic:spPr>
+                </pic:pic>
+              </a:graphicData>
+            </a:graphic>
+          </wp:inline>
+        </w:drawing>
+      </w:r>
+    </w:p>
+    <w:p>
+      <w:pPr>
+        <w:pStyle w:val="Heading2"/>
+        <w:rPr>
+          <w:rFonts w:ascii="Times New Roman" w:hAnsi="Times New Roman" w:cs="Times New Roman"/>
+        </w:rPr>
+      </w:pPr>
+      <w:r>
+        <w:rPr>
+          <w:rFonts w:ascii="Times New Roman" w:hAnsi="Times New Roman" w:cs="Times New Roman"/>
+        </w:rPr>
+        <w:t>About Section and Sidebar</w:t>
+      </w:r>
+    </w:p>
+    <w:p>
+      <w:pPr>
+        <w:jc w:val="center"/>
+        <w:rPr>
+          <w:rFonts w:ascii="Times New Roman" w:hAnsi="Times New Roman" w:cs="Times New Roman"/>
+        </w:rPr>
+      </w:pPr>
+      <w:r>
+        <w:rPr>
+          <w:rFonts w:ascii="Times New Roman" w:hAnsi="Times New Roman" w:cs="Times New Roman"/>
+          <w:noProof/>
+        </w:rPr>
+        <w:drawing>
+          <wp:inline distT="0" distB="0" distL="0" distR="0" wp14:anchorId="525C5E91" wp14:editId="3BDD925A">
+            <wp:extent cx="6491417" cy="3291840"/>
+            <wp:effectExtent l="0" t="0" r="5080" b="3810"/>
+            <wp:docPr id="2" name="Picture 2"/>
+            <wp:cNvGraphicFramePr>
+              <a:graphicFrameLocks xmlns:a="http://schemas.openxmlformats.org/drawingml/2006/main" noChangeAspect="1"/>
+            </wp:cNvGraphicFramePr>
+            <a:graphic xmlns:a="http://schemas.openxmlformats.org/drawingml/2006/main">
+              <a:graphicData uri="http://schemas.openxmlformats.org/drawingml/2006/picture">
+                <pic:pic xmlns:pic="http://schemas.openxmlformats.org/drawingml/2006/picture">
+                  <pic:nvPicPr>
+                    <pic:cNvPr id="0" name="02_about_sidebar.png"/>
+                    <pic:cNvPicPr/>
+                  </pic:nvPicPr>
+                  <pic:blipFill>
+                    <a:blip r:embed="rId7"/>
+                    <a:stretch>
+                      <a:fillRect/>
+                    </a:stretch>
+                  </pic:blipFill>
+                  <pic:spPr>
+                    <a:xfrm>
+                      <a:off x="0" y="0"/>
+                      <a:ext cx="6496710" cy="3294524"/>
+                    </a:xfrm>
+                    <a:prstGeom prst="rect">
+                      <a:avLst/>
+                    </a:prstGeom>
+                  </pic:spPr>
+                </pic:pic>
+              </a:graphicData>
+            </a:graphic>
+          </wp:inline>
+        </w:drawing>
+      </w:r>
+    </w:p>
+    <w:p>
+      <w:pPr>
+        <w:pStyle w:val="Heading2"/>
+        <w:rPr>
+          <w:rFonts w:ascii="Times New Roman" w:hAnsi="Times New Roman" w:cs="Times New Roman"/>
+        </w:rPr>
+      </w:pPr>
+      <w:r>
+        <w:rPr>
+          <w:rFonts w:ascii="Times New Roman" w:hAnsi="Times New Roman" w:cs="Times New Roman"/>
+        </w:rPr>
+        <w:lastRenderedPageBreak/>
+        <w:t>Technical Skills</w:t>
+      </w:r>
+    </w:p>
+    <w:p>
+      <w:pPr>
+        <w:jc w:val="center"/>
+        <w:rPr>
+          <w:rFonts w:ascii="Times New Roman" w:hAnsi="Times New Roman" w:cs="Times New Roman"/>
+        </w:rPr>
+      </w:pPr>
+      <w:r>
+        <w:rPr>
+          <w:rFonts w:ascii="Times New Roman" w:hAnsi="Times New Roman" w:cs="Times New Roman"/>
+          <w:noProof/>
+        </w:rPr>
+        <w:drawing>
+          <wp:inline distT="0" distB="0" distL="0" distR="0" wp14:anchorId="19574BD0" wp14:editId="19A2A052">
+            <wp:extent cx="6491605" cy="3840480"/>
+            <wp:effectExtent l="0" t="0" r="4445" b="7620"/>
+            <wp:docPr id="3" name="Picture 3"/>
+            <wp:cNvGraphicFramePr>
+              <a:graphicFrameLocks xmlns:a="http://schemas.openxmlformats.org/drawingml/2006/main" noChangeAspect="1"/>
+            </wp:cNvGraphicFramePr>
+            <a:graphic xmlns:a="http://schemas.openxmlformats.org/drawingml/2006/main">
+              <a:graphicData uri="http://schemas.openxmlformats.org/drawingml/2006/picture">
+                <pic:pic xmlns:pic="http://schemas.openxmlformats.org/drawingml/2006/picture">
+                  <pic:nvPicPr>
+                    <pic:cNvPr id="0" name="03_technical_skills.png"/>
+                    <pic:cNvPicPr/>
+                  </pic:nvPicPr>
+                  <pic:blipFill>
+                    <a:blip r:embed="rId8"/>
+                    <a:stretch>
+                      <a:fillRect/>
+                    </a:stretch>
+                  </pic:blipFill>
+                  <pic:spPr>
+                    <a:xfrm>
+                      <a:off x="0" y="0"/>
+                      <a:ext cx="6498289" cy="3844434"/>
+                    </a:xfrm>
+                    <a:prstGeom prst="rect">
+                      <a:avLst/>
+                    </a:prstGeom>
+                  </pic:spPr>
+                </pic:pic>
+              </a:graphicData>
+            </a:graphic>
+          </wp:inline>
+        </w:drawing>
+      </w:r>
+    </w:p>
+    <w:p>
+      <w:pPr>
+        <w:pStyle w:val="Heading2"/>
+        <w:rPr>
+          <w:rFonts w:ascii="Times New Roman" w:hAnsi="Times New Roman" w:cs="Times New Roman"/>
+        </w:rPr>
+      </w:pPr>
+      <w:r>
+        <w:rPr>
+          <w:rFonts w:ascii="Times New Roman" w:hAnsi="Times New Roman" w:cs="Times New Roman"/>
+        </w:rPr>
+        <w:t>Project Cards</w:t>
+      </w:r>
+    </w:p>
+    <w:p>
+      <w:pPr>
+        <w:jc w:val="center"/>
+        <w:rPr>
+          <w:rFonts w:ascii="Times New Roman" w:hAnsi="Times New Roman" w:cs="Times New Roman"/>
+        </w:rPr>
+      </w:pPr>
+      <w:r>
+        <w:rPr>
+          <w:rFonts w:ascii="Times New Roman" w:hAnsi="Times New Roman" w:cs="Times New Roman"/>
+          <w:noProof/>
+        </w:rPr>
+        <w:drawing>
+          <wp:inline distT="0" distB="0" distL="0" distR="0" wp14:anchorId="4D3D120F" wp14:editId="5A5A9E76">
+            <wp:extent cx="6491605" cy="4175760"/>
+            <wp:effectExtent l="0" t="0" r="4445" b="0"/>
+            <wp:docPr id="4" name="Picture 4"/>
+            <wp:cNvGraphicFramePr>
+              <a:graphicFrameLocks xmlns:a="http://schemas.openxmlformats.org/drawingml/2006/main" noChangeAspect="1"/>
+            </wp:cNvGraphicFramePr>
+            <a:graphic xmlns:a="http://schemas.openxmlformats.org/drawingml/2006/main">
+              <a:graphicData uri="http://schemas.openxmlformats.org/drawingml/2006/picture">
+                <pic:pic xmlns:pic="http://schemas.openxmlformats.org/drawingml/2006/picture">
+                  <pic:nvPicPr>
+                    <pic:cNvPr id="0" name="04_project_cards.png"/>
+                    <pic:cNvPicPr/>
+                  </pic:nvPicPr>
+                  <pic:blipFill>
+                    <a:blip r:embed="rId9"/>
+                    <a:stretch>
+                      <a:fillRect/>
+                    </a:stretch>
+                  </pic:blipFill>
+                  <pic:spPr>
+                    <a:xfrm>
+                      <a:off x="0" y="0"/>
+                      <a:ext cx="6498420" cy="4180144"/>
+                    </a:xfrm>
+                    <a:prstGeom prst="rect">
+                      <a:avLst/>
+                    </a:prstGeom>
+                  </pic:spPr>
+                </pic:pic>
+              </a:graphicData>
+            </a:graphic>
+          </wp:inline>
+        </w:drawing>
+      </w:r>
+    </w:p>
+    <w:p>
+      <w:pPr>
+        <w:pStyle w:val="Heading2"/>
+        <w:rPr>
+          <w:rFonts w:ascii="Times New Roman" w:hAnsi="Times New Roman" w:cs="Times New Roman"/>
+        </w:rPr>
+      </w:pPr>
+      <w:r>
+        <w:rPr>
+          <w:rFonts w:ascii="Times New Roman" w:hAnsi="Times New Roman" w:cs="Times New Roman"/>
+        </w:rPr>
+        <w:lastRenderedPageBreak/>
+        <w:t>Services Cards</w:t>
+      </w:r>
+    </w:p>
+    <w:p>
+      <w:pPr>
+        <w:jc w:val="center"/>
+        <w:rPr>
+          <w:rFonts w:ascii="Times New Roman" w:hAnsi="Times New Roman" w:cs="Times New Roman"/>
+        </w:rPr>
+      </w:pPr>
+      <w:r>
+        <w:rPr>
+          <w:rFonts w:ascii="Times New Roman" w:hAnsi="Times New Roman" w:cs="Times New Roman"/>
+          <w:noProof/>
+        </w:rPr>
+        <w:drawing>
+          <wp:inline distT="0" distB="0" distL="0" distR="0" wp14:anchorId="56D1DC31" wp14:editId="4BF92522">
+            <wp:extent cx="6492240" cy="5315522"/>
+            <wp:effectExtent l="0" t="0" r="0" b="0"/>
+            <wp:docPr id="5" name="Picture 5"/>
+            <wp:cNvGraphicFramePr>
+              <a:graphicFrameLocks xmlns:a="http://schemas.openxmlformats.org/drawingml/2006/main" noChangeAspect="1"/>
+            </wp:cNvGraphicFramePr>
+            <a:graphic xmlns:a="http://schemas.openxmlformats.org/drawingml/2006/main">
+              <a:graphicData uri="http://schemas.openxmlformats.org/drawingml/2006/picture">
+                <pic:pic xmlns:pic="http://schemas.openxmlformats.org/drawingml/2006/picture">
+                  <pic:nvPicPr>
+                    <pic:cNvPr id="0" name="05_services_cards.png"/>
+                    <pic:cNvPicPr/>
+                  </pic:nvPicPr>
+                  <pic:blipFill>
+                    <a:blip r:embed="rId10"/>
+                    <a:stretch>
+                      <a:fillRect/>
+                    </a:stretch>
+                  </pic:blipFill>
+                  <pic:spPr>
+                    <a:xfrm>
+                      <a:off x="0" y="0"/>
+                      <a:ext cx="6492240" cy="5315522"/>
+                    </a:xfrm>
+                    <a:prstGeom prst="rect">
+                      <a:avLst/>
+                    </a:prstGeom>
+                  </pic:spPr>
+                </pic:pic>
+              </a:graphicData>
+            </a:graphic>
+          </wp:inline>
+        </w:drawing>
+      </w:r>
+    </w:p>
+    <w:p>
+      <w:pPr>
+        <w:pStyle w:val="Heading2"/>
+        <w:rPr>
+          <w:rFonts w:ascii="Times New Roman" w:hAnsi="Times New Roman" w:cs="Times New Roman"/>
+        </w:rPr>
+      </w:pPr>
+      <w:r>
+        <w:rPr>
+          <w:rFonts w:ascii="Times New Roman" w:hAnsi="Times New Roman" w:cs="Times New Roman"/>
+        </w:rPr>
+        <w:t>Bootstrap Utilities Showcase</w:t>
+      </w:r>
+    </w:p>
+    <w:p>
+      <w:pPr>
+        <w:jc w:val="center"/>
+        <w:rPr>
+          <w:rFonts w:ascii="Times New Roman" w:hAnsi="Times New Roman" w:cs="Times New Roman"/>
+        </w:rPr>
+      </w:pPr>
+      <w:r>
+        <w:rPr>
+          <w:rFonts w:ascii="Times New Roman" w:hAnsi="Times New Roman" w:cs="Times New Roman"/>
+          <w:noProof/>
+        </w:rPr>
+        <w:drawing>
+          <wp:inline distT="0" distB="0" distL="0" distR="0" wp14:anchorId="30126152" wp14:editId="4C2C43B5">
+            <wp:extent cx="6492240" cy="2434590"/>
+            <wp:effectExtent l="0" t="0" r="0" b="0"/>
+            <wp:docPr id="6" name="Picture 6"/>
+            <wp:cNvGraphicFramePr>
+              <a:graphicFrameLocks xmlns:a="http://schemas.openxmlformats.org/drawingml/2006/main" noChangeAspect="1"/>
+            </wp:cNvGraphicFramePr>
+            <a:graphic xmlns:a="http://schemas.openxmlformats.org/drawingml/2006/main">
+              <a:graphicData uri="http://schemas.openxmlformats.org/drawingml/2006/picture">
+                <pic:pic xmlns:pic="http://schemas.openxmlformats.org/drawingml/2006/picture">
+                  <pic:nvPicPr>
+                    <pic:cNvPr id="0" name="06_utilities_showcase.png"/>
+                    <pic:cNvPicPr/>
+                  </pic:nvPicPr>
+                  <pic:blipFill>
+                    <a:blip r:embed="rId11"/>
+                    <a:stretch>
+                      <a:fillRect/>
+                    </a:stretch>
+                  </pic:blipFill>
+                  <pic:spPr>
+                    <a:xfrm>
+                      <a:off x="0" y="0"/>
+                      <a:ext cx="6492240" cy="2434590"/>
+                    </a:xfrm>
+                    <a:prstGeom prst="rect">
+                      <a:avLst/>
+                    </a:prstGeom>
+                  </pic:spPr>
+                </pic:pic>
+              </a:graphicData>
+            </a:graphic>
+          </wp:inline>
+        </w:drawing>
+      </w:r>
+    </w:p>
+    <w:p>
+      <w:pPr>
+        <w:pStyle w:val="Heading2"/>
+        <w:rPr>
+          <w:rFonts w:ascii="Times New Roman" w:hAnsi="Times New Roman" w:cs="Times New Roman"/>
+        </w:rPr>
+      </w:pPr>
+      <w:r>
+        <w:rPr>
+          <w:rFonts w:ascii="Times New Roman" w:hAnsi="Times New Roman" w:cs="Times New Roman"/>
+        </w:rPr>
+        <w:lastRenderedPageBreak/>
+        <w:t>Registration Form Validation</w:t>
+      </w:r>
+    </w:p>
+    <w:p>
+      <w:pPr>
+        <w:jc w:val="center"/>
+        <w:rPr>
+          <w:rFonts w:ascii="Times New Roman" w:hAnsi="Times New Roman" w:cs="Times New Roman"/>
+        </w:rPr>
+      </w:pPr>
+      <w:r>
+        <w:rPr>
+          <w:rFonts w:ascii="Times New Roman" w:hAnsi="Times New Roman" w:cs="Times New Roman"/>
+          <w:noProof/>
+        </w:rPr>
+        <w:drawing>
+          <wp:inline distT="0" distB="0" distL="0" distR="0" wp14:anchorId="592E4414" wp14:editId="5EF69E7D">
+            <wp:extent cx="6492240" cy="4331541"/>
+            <wp:effectExtent l="0" t="0" r="0" b="0"/>
+            <wp:docPr id="7" name="Picture 7"/>
+            <wp:cNvGraphicFramePr>
+              <a:graphicFrameLocks xmlns:a="http://schemas.openxmlformats.org/drawingml/2006/main" noChangeAspect="1"/>
+            </wp:cNvGraphicFramePr>
+            <a:graphic xmlns:a="http://schemas.openxmlformats.org/drawingml/2006/main">
+              <a:graphicData uri="http://schemas.openxmlformats.org/drawingml/2006/picture">
+                <pic:pic xmlns:pic="http://schemas.openxmlformats.org/drawingml/2006/picture">
+                  <pic:nvPicPr>
+                    <pic:cNvPr id="0" name="07_contact_validation.png"/>
+                    <pic:cNvPicPr/>
+                  </pic:nvPicPr>
+                  <pic:blipFill>
+                    <a:blip r:embed="rId12"/>
+                    <a:stretch>
+                      <a:fillRect/>
+                    </a:stretch>
+                  </pic:blipFill>
+                  <pic:spPr>
+                    <a:xfrm>
+                      <a:off x="0" y="0"/>
+                      <a:ext cx="6492240" cy="4331541"/>
+                    </a:xfrm>
+                    <a:prstGeom prst="rect">
+                      <a:avLst/>
+                    </a:prstGeom>
+                  </pic:spPr>
+                </pic:pic>
+              </a:graphicData>
+            </a:graphic>
+          </wp:inline>
+        </w:drawing>
+      </w:r>
+    </w:p>
+    <w:p>
+      <w:pPr>
+        <w:pStyle w:val="Heading2"/>
+        <w:rPr>
+          <w:rFonts w:ascii="Times New Roman" w:hAnsi="Times New Roman" w:cs="Times New Roman"/>
+        </w:rPr>
+      </w:pPr>
+      <w:r>
+        <w:rPr>
+          <w:rFonts w:ascii="Times New Roman" w:hAnsi="Times New Roman" w:cs="Times New Roman"/>
+        </w:rPr>
+        <w:t>Footer Details</w:t>
+      </w:r>
+    </w:p>
+    <w:p>
+      <w:pPr>
+        <w:jc w:val="center"/>
+        <w:rPr>
+          <w:rFonts w:ascii="Times New Roman" w:hAnsi="Times New Roman" w:cs="Times New Roman"/>
+        </w:rPr>
+      </w:pPr>
+      <w:r>
+        <w:rPr>
+          <w:rFonts w:ascii="Times New Roman" w:hAnsi="Times New Roman" w:cs="Times New Roman"/>
+          <w:noProof/>
+        </w:rPr>
+        <w:drawing>
+          <wp:inline distT="0" distB="0" distL="0" distR="0" wp14:anchorId="362AF87A" wp14:editId="298B3CB5">
+            <wp:extent cx="6492240" cy="1100638"/>
+            <wp:effectExtent l="0" t="0" r="0" b="0"/>
+            <wp:docPr id="8" name="Picture 8"/>
+            <wp:cNvGraphicFramePr>
+              <a:graphicFrameLocks xmlns:a="http://schemas.openxmlformats.org/drawingml/2006/main" noChangeAspect="1"/>
+            </wp:cNvGraphicFramePr>
+            <a:graphic xmlns:a="http://schemas.openxmlformats.org/drawingml/2006/main">
+              <a:graphicData uri="http://schemas.openxmlformats.org/drawingml/2006/picture">
+                <pic:pic xmlns:pic="http://schemas.openxmlformats.org/drawingml/2006/picture">
+                  <pic:nvPicPr>
+                    <pic:cNvPr id="0" name="08_footer_details.png"/>
+                    <pic:cNvPicPr/>
+                  </pic:nvPicPr>
+                  <pic:blipFill>
+                    <a:blip r:embed="rId13"/>
+                    <a:stretch>
+                      <a:fillRect/>
+                    </a:stretch>
+                  </pic:blipFill>
+                  <pic:spPr>
+                    <a:xfrm>
+                      <a:off x="0" y="0"/>
+                      <a:ext cx="6492240" cy="1100638"/>
+                    </a:xfrm>
+                    <a:prstGeom prst="rect">
+                      <a:avLst/>
+                    </a:prstGeom>
+                  </pic:spPr>
+                </pic:pic>
+              </a:graphicData>
+            </a:graphic>
+          </wp:inline>
+        </w:drawing>
       </w:r>
     </w:p>
     <w:p>
@@ -1617,701 +1168,13 @@
       <w:r>
         <w:rPr>
           <w:rFonts w:ascii="Times New Roman" w:hAnsi="Times New Roman" w:cs="Times New Roman"/>
-          <w:color w:val="174B69"/>
         </w:rPr>
-        <w:lastRenderedPageBreak/>
-        <w:t>Screenshots of the Website</w:t>
+        <w:t>Project Files Included</w:t>
       </w:r>
     </w:p>
     <w:p>
       <w:pPr>
-        <w:spacing w:after="120" w:line="269" w:lineRule="auto"/>
-        <w:jc w:val="both"/>
-        <w:rPr>
-          <w:rFonts w:ascii="Times New Roman" w:hAnsi="Times New Roman" w:cs="Times New Roman"/>
-        </w:rPr>
-      </w:pPr>
-      <w:r>
-        <w:t>The following screenshots show the completed Bootstrap portfolio website across the required sections.</w:t>
-      </w:r>
-    </w:p>
-    <w:tbl>
-      <w:tblPr>
-        <w:tblW w:w="0" w:type="auto"/>
-        <w:jc w:val="center"/>
-        <w:tblBorders>
-          <w:top w:val="single" w:sz="6" w:space="0" w:color="D9E2EC"/>
-          <w:left w:val="single" w:sz="6" w:space="0" w:color="D9E2EC"/>
-          <w:bottom w:val="single" w:sz="6" w:space="0" w:color="D9E2EC"/>
-          <w:right w:val="single" w:sz="6" w:space="0" w:color="D9E2EC"/>
-          <w:insideH w:val="single" w:sz="6" w:space="0" w:color="D9E2EC"/>
-          <w:insideV w:val="single" w:sz="6" w:space="0" w:color="D9E2EC"/>
-        </w:tblBorders>
-        <w:tblLook w:val="04A0" w:firstRow="1" w:lastRow="0" w:firstColumn="1" w:lastColumn="0" w:noHBand="0" w:noVBand="1"/>
-      </w:tblPr>
-      <w:tblGrid>
-        <w:gridCol w:w="10044"/>
-      </w:tblGrid>
-      <w:tr>
-        <w:trPr>
-          <w:trHeight w:hRule="exact" w:val="6081"/>
-          <w:jc w:val="center"/>
-        </w:trPr>
-        <w:tc>
-          <w:tcPr>
-            <w:tcW w:w="10044" w:type="dxa"/>
-            <w:shd w:val="clear" w:color="auto" w:fill="F8FAFC"/>
-            <w:vAlign w:val="center"/>
-          </w:tcPr>
-          <w:p>
-            <w:r>
-              <w:rPr>
-                <w:noProof/>
-              </w:rPr>
-              <w:drawing>
-                <wp:inline distT="0" distB="0" distL="0" distR="0" wp14:anchorId="13466288" wp14:editId="48B64D03">
-                  <wp:extent cx="6210300" cy="3784401"/>
-                  <wp:effectExtent l="0" t="0" r="0" b="6985"/>
-                  <wp:docPr id="1" name="Picture 1"/>
-                  <wp:cNvGraphicFramePr>
-                    <a:graphicFrameLocks xmlns:a="http://schemas.openxmlformats.org/drawingml/2006/main" noChangeAspect="1"/>
-                  </wp:cNvGraphicFramePr>
-                  <a:graphic xmlns:a="http://schemas.openxmlformats.org/drawingml/2006/main">
-                    <a:graphicData uri="http://schemas.openxmlformats.org/drawingml/2006/picture">
-                      <pic:pic xmlns:pic="http://schemas.openxmlformats.org/drawingml/2006/picture">
-                        <pic:nvPicPr>
-                          <pic:cNvPr id="0" name="01_desktop_hero.png"/>
-                          <pic:cNvPicPr/>
-                        </pic:nvPicPr>
-                        <pic:blipFill>
-                          <a:blip r:embed="rId8"/>
-                          <a:stretch>
-                            <a:fillRect/>
-                          </a:stretch>
-                        </pic:blipFill>
-                        <pic:spPr>
-                          <a:xfrm>
-                            <a:off x="0" y="0"/>
-                            <a:ext cx="6220241" cy="3790459"/>
-                          </a:xfrm>
-                          <a:prstGeom prst="rect">
-                            <a:avLst/>
-                          </a:prstGeom>
-                        </pic:spPr>
-                      </pic:pic>
-                    </a:graphicData>
-                  </a:graphic>
-                </wp:inline>
-              </w:drawing>
-            </w:r>
-          </w:p>
-          <w:p>
-            <w:pPr>
-              <w:jc w:val="center"/>
-            </w:pPr>
-          </w:p>
-        </w:tc>
-      </w:tr>
-    </w:tbl>
-    <w:p>
-      <w:pPr>
-        <w:spacing w:after="40"/>
-        <w:rPr>
-          <w:rFonts w:ascii="Times New Roman" w:hAnsi="Times New Roman" w:cs="Times New Roman"/>
-        </w:rPr>
-      </w:pPr>
-    </w:p>
-    <w:tbl>
-      <w:tblPr>
-        <w:tblW w:w="0" w:type="auto"/>
-        <w:jc w:val="center"/>
-        <w:tblBorders>
-          <w:top w:val="single" w:sz="6" w:space="0" w:color="D9E2EC"/>
-          <w:left w:val="single" w:sz="6" w:space="0" w:color="D9E2EC"/>
-          <w:bottom w:val="single" w:sz="6" w:space="0" w:color="D9E2EC"/>
-          <w:right w:val="single" w:sz="6" w:space="0" w:color="D9E2EC"/>
-          <w:insideH w:val="single" w:sz="6" w:space="0" w:color="D9E2EC"/>
-          <w:insideV w:val="single" w:sz="6" w:space="0" w:color="D9E2EC"/>
-        </w:tblBorders>
-        <w:tblLook w:val="04A0" w:firstRow="1" w:lastRow="0" w:firstColumn="1" w:lastColumn="0" w:noHBand="0" w:noVBand="1"/>
-      </w:tblPr>
-      <w:tblGrid>
-        <w:gridCol w:w="10061"/>
-      </w:tblGrid>
-      <w:tr>
-        <w:trPr>
-          <w:trHeight w:hRule="exact" w:val="6476"/>
-          <w:jc w:val="center"/>
-        </w:trPr>
-        <w:tc>
-          <w:tcPr>
-            <w:tcW w:w="10061" w:type="dxa"/>
-            <w:shd w:val="clear" w:color="auto" w:fill="F8FAFC"/>
-            <w:vAlign w:val="center"/>
-          </w:tcPr>
-          <w:p>
-            <w:r>
-              <w:rPr>
-                <w:noProof/>
-              </w:rPr>
-              <w:drawing>
-                <wp:inline distT="0" distB="0" distL="0" distR="0" wp14:anchorId="205548EA" wp14:editId="5FC657FC">
-                  <wp:extent cx="6240780" cy="4030980"/>
-                  <wp:effectExtent l="0" t="0" r="7620" b="7620"/>
-                  <wp:docPr id="2" name="Picture 2"/>
-                  <wp:cNvGraphicFramePr>
-                    <a:graphicFrameLocks xmlns:a="http://schemas.openxmlformats.org/drawingml/2006/main" noChangeAspect="1"/>
-                  </wp:cNvGraphicFramePr>
-                  <a:graphic xmlns:a="http://schemas.openxmlformats.org/drawingml/2006/main">
-                    <a:graphicData uri="http://schemas.openxmlformats.org/drawingml/2006/picture">
-                      <pic:pic xmlns:pic="http://schemas.openxmlformats.org/drawingml/2006/picture">
-                        <pic:nvPicPr>
-                          <pic:cNvPr id="0" name="02_about_sidebar.png"/>
-                          <pic:cNvPicPr/>
-                        </pic:nvPicPr>
-                        <pic:blipFill>
-                          <a:blip r:embed="rId9"/>
-                          <a:stretch>
-                            <a:fillRect/>
-                          </a:stretch>
-                        </pic:blipFill>
-                        <pic:spPr>
-                          <a:xfrm>
-                            <a:off x="0" y="0"/>
-                            <a:ext cx="6280446" cy="4056601"/>
-                          </a:xfrm>
-                          <a:prstGeom prst="rect">
-                            <a:avLst/>
-                          </a:prstGeom>
-                        </pic:spPr>
-                      </pic:pic>
-                    </a:graphicData>
-                  </a:graphic>
-                </wp:inline>
-              </w:drawing>
-            </w:r>
-          </w:p>
-          <w:p>
-            <w:pPr>
-              <w:jc w:val="center"/>
-            </w:pPr>
-          </w:p>
-        </w:tc>
-      </w:tr>
-    </w:tbl>
-    <w:p>
-      <w:pPr>
-        <w:spacing w:after="40"/>
-        <w:rPr>
-          <w:rFonts w:ascii="Times New Roman" w:hAnsi="Times New Roman" w:cs="Times New Roman"/>
-        </w:rPr>
-      </w:pPr>
-    </w:p>
-    <w:tbl>
-      <w:tblPr>
-        <w:tblW w:w="0" w:type="auto"/>
-        <w:jc w:val="center"/>
-        <w:tblBorders>
-          <w:top w:val="single" w:sz="6" w:space="0" w:color="D9E2EC"/>
-          <w:left w:val="single" w:sz="6" w:space="0" w:color="D9E2EC"/>
-          <w:bottom w:val="single" w:sz="6" w:space="0" w:color="D9E2EC"/>
-          <w:right w:val="single" w:sz="6" w:space="0" w:color="D9E2EC"/>
-          <w:insideH w:val="single" w:sz="6" w:space="0" w:color="D9E2EC"/>
-          <w:insideV w:val="single" w:sz="6" w:space="0" w:color="D9E2EC"/>
-        </w:tblBorders>
-        <w:tblLook w:val="04A0" w:firstRow="1" w:lastRow="0" w:firstColumn="1" w:lastColumn="0" w:noHBand="0" w:noVBand="1"/>
-      </w:tblPr>
-      <w:tblGrid>
-        <w:gridCol w:w="10092"/>
-      </w:tblGrid>
-      <w:tr>
-        <w:trPr>
-          <w:trHeight w:hRule="exact" w:val="5877"/>
-          <w:jc w:val="center"/>
-        </w:trPr>
-        <w:tc>
-          <w:tcPr>
-            <w:tcW w:w="10068" w:type="dxa"/>
-            <w:shd w:val="clear" w:color="auto" w:fill="F8FAFC"/>
-            <w:vAlign w:val="center"/>
-          </w:tcPr>
-          <w:p>
-            <w:r>
-              <w:rPr>
-                <w:noProof/>
-              </w:rPr>
-              <w:lastRenderedPageBreak/>
-              <w:drawing>
-                <wp:inline distT="0" distB="0" distL="0" distR="0" wp14:anchorId="34871862" wp14:editId="35962A2A">
-                  <wp:extent cx="6271260" cy="3665220"/>
-                  <wp:effectExtent l="0" t="0" r="0" b="0"/>
-                  <wp:docPr id="3" name="Picture 3"/>
-                  <wp:cNvGraphicFramePr>
-                    <a:graphicFrameLocks xmlns:a="http://schemas.openxmlformats.org/drawingml/2006/main" noChangeAspect="1"/>
-                  </wp:cNvGraphicFramePr>
-                  <a:graphic xmlns:a="http://schemas.openxmlformats.org/drawingml/2006/main">
-                    <a:graphicData uri="http://schemas.openxmlformats.org/drawingml/2006/picture">
-                      <pic:pic xmlns:pic="http://schemas.openxmlformats.org/drawingml/2006/picture">
-                        <pic:nvPicPr>
-                          <pic:cNvPr id="0" name="03_technical_skills.png"/>
-                          <pic:cNvPicPr/>
-                        </pic:nvPicPr>
-                        <pic:blipFill>
-                          <a:blip r:embed="rId10"/>
-                          <a:stretch>
-                            <a:fillRect/>
-                          </a:stretch>
-                        </pic:blipFill>
-                        <pic:spPr>
-                          <a:xfrm>
-                            <a:off x="0" y="0"/>
-                            <a:ext cx="6272174" cy="3665754"/>
-                          </a:xfrm>
-                          <a:prstGeom prst="rect">
-                            <a:avLst/>
-                          </a:prstGeom>
-                        </pic:spPr>
-                      </pic:pic>
-                    </a:graphicData>
-                  </a:graphic>
-                </wp:inline>
-              </w:drawing>
-            </w:r>
-          </w:p>
-          <w:p>
-            <w:pPr>
-              <w:jc w:val="center"/>
-            </w:pPr>
-          </w:p>
-        </w:tc>
-      </w:tr>
-    </w:tbl>
-    <w:p>
-      <w:pPr>
-        <w:spacing w:after="40"/>
-        <w:rPr>
-          <w:rFonts w:ascii="Times New Roman" w:hAnsi="Times New Roman" w:cs="Times New Roman"/>
-        </w:rPr>
-      </w:pPr>
-    </w:p>
-    <w:tbl>
-      <w:tblPr>
-        <w:tblW w:w="0" w:type="auto"/>
-        <w:jc w:val="center"/>
-        <w:tblBorders>
-          <w:top w:val="single" w:sz="6" w:space="0" w:color="D9E2EC"/>
-          <w:left w:val="single" w:sz="6" w:space="0" w:color="D9E2EC"/>
-          <w:bottom w:val="single" w:sz="6" w:space="0" w:color="D9E2EC"/>
-          <w:right w:val="single" w:sz="6" w:space="0" w:color="D9E2EC"/>
-          <w:insideH w:val="single" w:sz="6" w:space="0" w:color="D9E2EC"/>
-          <w:insideV w:val="single" w:sz="6" w:space="0" w:color="D9E2EC"/>
-        </w:tblBorders>
-        <w:tblLook w:val="04A0" w:firstRow="1" w:lastRow="0" w:firstColumn="1" w:lastColumn="0" w:noHBand="0" w:noVBand="1"/>
-      </w:tblPr>
-      <w:tblGrid>
-        <w:gridCol w:w="10008"/>
-      </w:tblGrid>
-      <w:tr>
-        <w:trPr>
-          <w:trHeight w:hRule="exact" w:val="7281"/>
-          <w:jc w:val="center"/>
-        </w:trPr>
-        <w:tc>
-          <w:tcPr>
-            <w:tcW w:w="10008" w:type="dxa"/>
-            <w:shd w:val="clear" w:color="auto" w:fill="F8FAFC"/>
-            <w:vAlign w:val="center"/>
-          </w:tcPr>
-          <w:p>
-            <w:r>
-              <w:rPr>
-                <w:noProof/>
-              </w:rPr>
-              <w:drawing>
-                <wp:inline distT="0" distB="0" distL="0" distR="0" wp14:anchorId="7E879EF5" wp14:editId="24A59338">
-                  <wp:extent cx="6163728" cy="4556760"/>
-                  <wp:effectExtent l="0" t="0" r="8890" b="0"/>
-                  <wp:docPr id="4" name="Picture 4"/>
-                  <wp:cNvGraphicFramePr>
-                    <a:graphicFrameLocks xmlns:a="http://schemas.openxmlformats.org/drawingml/2006/main" noChangeAspect="1"/>
-                  </wp:cNvGraphicFramePr>
-                  <a:graphic xmlns:a="http://schemas.openxmlformats.org/drawingml/2006/main">
-                    <a:graphicData uri="http://schemas.openxmlformats.org/drawingml/2006/picture">
-                      <pic:pic xmlns:pic="http://schemas.openxmlformats.org/drawingml/2006/picture">
-                        <pic:nvPicPr>
-                          <pic:cNvPr id="0" name="04_project_cards.png"/>
-                          <pic:cNvPicPr/>
-                        </pic:nvPicPr>
-                        <pic:blipFill>
-                          <a:blip r:embed="rId11"/>
-                          <a:stretch>
-                            <a:fillRect/>
-                          </a:stretch>
-                        </pic:blipFill>
-                        <pic:spPr>
-                          <a:xfrm>
-                            <a:off x="0" y="0"/>
-                            <a:ext cx="6189222" cy="4575607"/>
-                          </a:xfrm>
-                          <a:prstGeom prst="rect">
-                            <a:avLst/>
-                          </a:prstGeom>
-                        </pic:spPr>
-                      </pic:pic>
-                    </a:graphicData>
-                  </a:graphic>
-                </wp:inline>
-              </w:drawing>
-            </w:r>
-          </w:p>
-          <w:p>
-            <w:pPr>
-              <w:jc w:val="center"/>
-            </w:pPr>
-          </w:p>
-        </w:tc>
-      </w:tr>
-    </w:tbl>
-    <w:p>
-      <w:pPr>
-        <w:rPr>
-          <w:rFonts w:ascii="Times New Roman" w:hAnsi="Times New Roman" w:cs="Times New Roman"/>
-        </w:rPr>
-      </w:pPr>
-    </w:p>
-    <w:tbl>
-      <w:tblPr>
-        <w:tblW w:w="10497" w:type="dxa"/>
-        <w:jc w:val="center"/>
-        <w:tblBorders>
-          <w:top w:val="single" w:sz="6" w:space="0" w:color="D9E2EC"/>
-          <w:left w:val="single" w:sz="6" w:space="0" w:color="D9E2EC"/>
-          <w:bottom w:val="single" w:sz="6" w:space="0" w:color="D9E2EC"/>
-          <w:right w:val="single" w:sz="6" w:space="0" w:color="D9E2EC"/>
-          <w:insideH w:val="single" w:sz="6" w:space="0" w:color="D9E2EC"/>
-          <w:insideV w:val="single" w:sz="6" w:space="0" w:color="D9E2EC"/>
-        </w:tblBorders>
-        <w:tblLook w:val="04A0" w:firstRow="1" w:lastRow="0" w:firstColumn="1" w:lastColumn="0" w:noHBand="0" w:noVBand="1"/>
-      </w:tblPr>
-      <w:tblGrid>
-        <w:gridCol w:w="10536"/>
-      </w:tblGrid>
-      <w:tr>
-        <w:trPr>
-          <w:trHeight w:hRule="exact" w:val="6932"/>
-          <w:jc w:val="center"/>
-        </w:trPr>
-        <w:tc>
-          <w:tcPr>
-            <w:tcW w:w="10497" w:type="dxa"/>
-            <w:shd w:val="clear" w:color="auto" w:fill="F8FAFC"/>
-            <w:vAlign w:val="center"/>
-          </w:tcPr>
-          <w:p>
-            <w:r>
-              <w:rPr>
-                <w:noProof/>
-              </w:rPr>
-              <w:lastRenderedPageBreak/>
-              <w:drawing>
-                <wp:inline distT="0" distB="0" distL="0" distR="0" wp14:anchorId="535B6245" wp14:editId="7E45B2EE">
-                  <wp:extent cx="6545580" cy="4114607"/>
-                  <wp:effectExtent l="0" t="0" r="7620" b="635"/>
-                  <wp:docPr id="5" name="Picture 5"/>
-                  <wp:cNvGraphicFramePr>
-                    <a:graphicFrameLocks xmlns:a="http://schemas.openxmlformats.org/drawingml/2006/main" noChangeAspect="1"/>
-                  </wp:cNvGraphicFramePr>
-                  <a:graphic xmlns:a="http://schemas.openxmlformats.org/drawingml/2006/main">
-                    <a:graphicData uri="http://schemas.openxmlformats.org/drawingml/2006/picture">
-                      <pic:pic xmlns:pic="http://schemas.openxmlformats.org/drawingml/2006/picture">
-                        <pic:nvPicPr>
-                          <pic:cNvPr id="0" name="05_services_cards.png"/>
-                          <pic:cNvPicPr/>
-                        </pic:nvPicPr>
-                        <pic:blipFill>
-                          <a:blip r:embed="rId12"/>
-                          <a:stretch>
-                            <a:fillRect/>
-                          </a:stretch>
-                        </pic:blipFill>
-                        <pic:spPr>
-                          <a:xfrm>
-                            <a:off x="0" y="0"/>
-                            <a:ext cx="6561636" cy="4124700"/>
-                          </a:xfrm>
-                          <a:prstGeom prst="rect">
-                            <a:avLst/>
-                          </a:prstGeom>
-                        </pic:spPr>
-                      </pic:pic>
-                    </a:graphicData>
-                  </a:graphic>
-                </wp:inline>
-              </w:drawing>
-            </w:r>
-          </w:p>
-        </w:tc>
-      </w:tr>
-    </w:tbl>
-    <w:p>
-      <w:pPr>
-        <w:spacing w:after="40"/>
-        <w:rPr>
-          <w:rFonts w:ascii="Times New Roman" w:hAnsi="Times New Roman" w:cs="Times New Roman"/>
-        </w:rPr>
-      </w:pPr>
-    </w:p>
-    <w:tbl>
-      <w:tblPr>
-        <w:tblW w:w="0" w:type="auto"/>
-        <w:jc w:val="center"/>
-        <w:tblBorders>
-          <w:top w:val="single" w:sz="6" w:space="0" w:color="D9E2EC"/>
-          <w:left w:val="single" w:sz="6" w:space="0" w:color="D9E2EC"/>
-          <w:bottom w:val="single" w:sz="6" w:space="0" w:color="D9E2EC"/>
-          <w:right w:val="single" w:sz="6" w:space="0" w:color="D9E2EC"/>
-          <w:insideH w:val="single" w:sz="6" w:space="0" w:color="D9E2EC"/>
-          <w:insideV w:val="single" w:sz="6" w:space="0" w:color="D9E2EC"/>
-        </w:tblBorders>
-        <w:tblLook w:val="04A0" w:firstRow="1" w:lastRow="0" w:firstColumn="1" w:lastColumn="0" w:noHBand="0" w:noVBand="1"/>
-      </w:tblPr>
-      <w:tblGrid>
-        <w:gridCol w:w="10271"/>
-      </w:tblGrid>
-      <w:tr>
-        <w:trPr>
-          <w:trHeight w:hRule="exact" w:val="6477"/>
-          <w:jc w:val="center"/>
-        </w:trPr>
-        <w:tc>
-          <w:tcPr>
-            <w:tcW w:w="10271" w:type="dxa"/>
-            <w:shd w:val="clear" w:color="auto" w:fill="F8FAFC"/>
-            <w:vAlign w:val="center"/>
-          </w:tcPr>
-          <w:p>
-            <w:r>
-              <w:rPr>
-                <w:noProof/>
-              </w:rPr>
-              <w:drawing>
-                <wp:inline distT="0" distB="0" distL="0" distR="0" wp14:anchorId="7D11D85B" wp14:editId="320E8841">
-                  <wp:extent cx="6332220" cy="4076700"/>
-                  <wp:effectExtent l="0" t="0" r="0" b="0"/>
-                  <wp:docPr id="6" name="Picture 6"/>
-                  <wp:cNvGraphicFramePr>
-                    <a:graphicFrameLocks xmlns:a="http://schemas.openxmlformats.org/drawingml/2006/main" noChangeAspect="1"/>
-                  </wp:cNvGraphicFramePr>
-                  <a:graphic xmlns:a="http://schemas.openxmlformats.org/drawingml/2006/main">
-                    <a:graphicData uri="http://schemas.openxmlformats.org/drawingml/2006/picture">
-                      <pic:pic xmlns:pic="http://schemas.openxmlformats.org/drawingml/2006/picture">
-                        <pic:nvPicPr>
-                          <pic:cNvPr id="0" name="06_utilities_showcase.png"/>
-                          <pic:cNvPicPr/>
-                        </pic:nvPicPr>
-                        <pic:blipFill>
-                          <a:blip r:embed="rId13"/>
-                          <a:stretch>
-                            <a:fillRect/>
-                          </a:stretch>
-                        </pic:blipFill>
-                        <pic:spPr>
-                          <a:xfrm>
-                            <a:off x="0" y="0"/>
-                            <a:ext cx="6346094" cy="4085632"/>
-                          </a:xfrm>
-                          <a:prstGeom prst="rect">
-                            <a:avLst/>
-                          </a:prstGeom>
-                        </pic:spPr>
-                      </pic:pic>
-                    </a:graphicData>
-                  </a:graphic>
-                </wp:inline>
-              </w:drawing>
-            </w:r>
-          </w:p>
-          <w:p>
-            <w:pPr>
-              <w:jc w:val="center"/>
-            </w:pPr>
-          </w:p>
-        </w:tc>
-      </w:tr>
-    </w:tbl>
-    <w:p>
-      <w:pPr>
-        <w:spacing w:after="40"/>
-        <w:rPr>
-          <w:rFonts w:ascii="Times New Roman" w:hAnsi="Times New Roman" w:cs="Times New Roman"/>
-        </w:rPr>
-      </w:pPr>
-    </w:p>
-    <w:tbl>
-      <w:tblPr>
-        <w:tblW w:w="0" w:type="auto"/>
-        <w:jc w:val="center"/>
-        <w:tblBorders>
-          <w:top w:val="single" w:sz="6" w:space="0" w:color="D9E2EC"/>
-          <w:left w:val="single" w:sz="6" w:space="0" w:color="D9E2EC"/>
-          <w:bottom w:val="single" w:sz="6" w:space="0" w:color="D9E2EC"/>
-          <w:right w:val="single" w:sz="6" w:space="0" w:color="D9E2EC"/>
-          <w:insideH w:val="single" w:sz="6" w:space="0" w:color="D9E2EC"/>
-          <w:insideV w:val="single" w:sz="6" w:space="0" w:color="D9E2EC"/>
-        </w:tblBorders>
-        <w:tblLook w:val="04A0" w:firstRow="1" w:lastRow="0" w:firstColumn="1" w:lastColumn="0" w:noHBand="0" w:noVBand="1"/>
-      </w:tblPr>
-      <w:tblGrid>
-        <w:gridCol w:w="10206"/>
-      </w:tblGrid>
-      <w:tr>
-        <w:trPr>
-          <w:trHeight w:hRule="exact" w:val="4391"/>
-          <w:jc w:val="center"/>
-        </w:trPr>
-        <w:tc>
-          <w:tcPr>
-            <w:tcW w:w="10206" w:type="dxa"/>
-            <w:shd w:val="clear" w:color="auto" w:fill="F8FAFC"/>
-            <w:vAlign w:val="center"/>
-          </w:tcPr>
-          <w:p>
-            <w:r>
-              <w:rPr>
-                <w:noProof/>
-              </w:rPr>
-              <w:drawing>
-                <wp:inline distT="0" distB="0" distL="0" distR="0" wp14:anchorId="78A38542" wp14:editId="791CCFB1">
-                  <wp:extent cx="5577662" cy="2644140"/>
-                  <wp:effectExtent l="0" t="0" r="4445" b="3810"/>
-                  <wp:docPr id="7" name="Picture 7"/>
-                  <wp:cNvGraphicFramePr>
-                    <a:graphicFrameLocks xmlns:a="http://schemas.openxmlformats.org/drawingml/2006/main" noChangeAspect="1"/>
-                  </wp:cNvGraphicFramePr>
-                  <a:graphic xmlns:a="http://schemas.openxmlformats.org/drawingml/2006/main">
-                    <a:graphicData uri="http://schemas.openxmlformats.org/drawingml/2006/picture">
-                      <pic:pic xmlns:pic="http://schemas.openxmlformats.org/drawingml/2006/picture">
-                        <pic:nvPicPr>
-                          <pic:cNvPr id="0" name="07_contact_validation.png"/>
-                          <pic:cNvPicPr/>
-                        </pic:nvPicPr>
-                        <pic:blipFill>
-                          <a:blip r:embed="rId14"/>
-                          <a:stretch>
-                            <a:fillRect/>
-                          </a:stretch>
-                        </pic:blipFill>
-                        <pic:spPr>
-                          <a:xfrm>
-                            <a:off x="0" y="0"/>
-                            <a:ext cx="5583782" cy="2647041"/>
-                          </a:xfrm>
-                          <a:prstGeom prst="rect">
-                            <a:avLst/>
-                          </a:prstGeom>
-                        </pic:spPr>
-                      </pic:pic>
-                    </a:graphicData>
-                  </a:graphic>
-                </wp:inline>
-              </w:drawing>
-            </w:r>
-          </w:p>
-          <w:p>
-            <w:pPr>
-              <w:jc w:val="center"/>
-            </w:pPr>
-          </w:p>
-        </w:tc>
-      </w:tr>
-      <w:tr>
-        <w:tblPrEx>
-          <w:tblBorders>
-            <w:top w:val="none" w:sz="0" w:space="0" w:color="auto"/>
-            <w:left w:val="none" w:sz="0" w:space="0" w:color="auto"/>
-            <w:bottom w:val="none" w:sz="0" w:space="0" w:color="auto"/>
-            <w:right w:val="none" w:sz="0" w:space="0" w:color="auto"/>
-            <w:insideH w:val="none" w:sz="0" w:space="0" w:color="auto"/>
-            <w:insideV w:val="none" w:sz="0" w:space="0" w:color="auto"/>
-          </w:tblBorders>
-        </w:tblPrEx>
-        <w:trPr>
-          <w:trHeight w:val="2195"/>
-          <w:jc w:val="center"/>
-        </w:trPr>
-        <w:tc>
-          <w:tcPr>
-            <w:tcW w:w="10206" w:type="dxa"/>
-            <w:vAlign w:val="center"/>
-          </w:tcPr>
-          <w:p/>
-          <w:p>
-            <w:pPr>
-              <w:jc w:val="center"/>
-            </w:pPr>
-            <w:r>
-              <w:rPr>
-                <w:noProof/>
-              </w:rPr>
-              <w:drawing>
-                <wp:inline distT="0" distB="0" distL="0" distR="0" wp14:anchorId="5C456DCA" wp14:editId="6E91D644">
-                  <wp:extent cx="5577840" cy="1533906"/>
-                  <wp:effectExtent l="0" t="0" r="0" b="0"/>
-                  <wp:docPr id="8" name="Picture 8"/>
-                  <wp:cNvGraphicFramePr>
-                    <a:graphicFrameLocks xmlns:a="http://schemas.openxmlformats.org/drawingml/2006/main" noChangeAspect="1"/>
-                  </wp:cNvGraphicFramePr>
-                  <a:graphic xmlns:a="http://schemas.openxmlformats.org/drawingml/2006/main">
-                    <a:graphicData uri="http://schemas.openxmlformats.org/drawingml/2006/picture">
-                      <pic:pic xmlns:pic="http://schemas.openxmlformats.org/drawingml/2006/picture">
-                        <pic:nvPicPr>
-                          <pic:cNvPr id="0" name="08_footer_details.png"/>
-                          <pic:cNvPicPr/>
-                        </pic:nvPicPr>
-                        <pic:blipFill>
-                          <a:blip r:embed="rId15"/>
-                          <a:stretch>
-                            <a:fillRect/>
-                          </a:stretch>
-                        </pic:blipFill>
-                        <pic:spPr>
-                          <a:xfrm>
-                            <a:off x="0" y="0"/>
-                            <a:ext cx="5577840" cy="1533906"/>
-                          </a:xfrm>
-                          <a:prstGeom prst="rect">
-                            <a:avLst/>
-                          </a:prstGeom>
-                        </pic:spPr>
-                      </pic:pic>
-                    </a:graphicData>
-                  </a:graphic>
-                </wp:inline>
-              </w:drawing>
-            </w:r>
-          </w:p>
-        </w:tc>
-      </w:tr>
-    </w:tbl>
-    <w:p>
-      <w:pPr>
-        <w:spacing w:after="40"/>
-        <w:rPr>
-          <w:rFonts w:ascii="Times New Roman" w:hAnsi="Times New Roman" w:cs="Times New Roman"/>
-        </w:rPr>
-      </w:pPr>
-    </w:p>
-    <w:p>
-      <w:pPr>
-        <w:spacing w:after="40"/>
-        <w:rPr>
-          <w:rFonts w:ascii="Times New Roman" w:hAnsi="Times New Roman" w:cs="Times New Roman"/>
-        </w:rPr>
-      </w:pPr>
-    </w:p>
-    <w:p>
-      <w:pPr>
-        <w:pStyle w:val="Heading1"/>
+        <w:pStyle w:val="ListBullet"/>
         <w:rPr>
           <w:rFonts w:ascii="Times New Roman" w:hAnsi="Times New Roman" w:cs="Times New Roman"/>
         </w:rPr>
@@ -2319,15 +1182,13 @@
       <w:r>
         <w:rPr>
           <w:rFonts w:ascii="Times New Roman" w:hAnsi="Times New Roman" w:cs="Times New Roman"/>
-          <w:color w:val="174B69"/>
         </w:rPr>
-        <w:t>Project Files Included</w:t>
+        <w:t>index.html</w:t>
       </w:r>
     </w:p>
     <w:p>
       <w:pPr>
         <w:pStyle w:val="ListBullet"/>
-        <w:spacing w:after="40"/>
         <w:rPr>
           <w:rFonts w:ascii="Times New Roman" w:hAnsi="Times New Roman" w:cs="Times New Roman"/>
         </w:rPr>
@@ -2335,15 +1196,13 @@
       <w:r>
         <w:rPr>
           <w:rFonts w:ascii="Times New Roman" w:hAnsi="Times New Roman" w:cs="Times New Roman"/>
-          <w:sz w:val="20"/>
         </w:rPr>
-        <w:t>index.html</w:t>
+        <w:t>style.css</w:t>
       </w:r>
     </w:p>
     <w:p>
       <w:pPr>
         <w:pStyle w:val="ListBullet"/>
-        <w:spacing w:after="40"/>
         <w:rPr>
           <w:rFonts w:ascii="Times New Roman" w:hAnsi="Times New Roman" w:cs="Times New Roman"/>
         </w:rPr>
@@ -2351,15 +1210,13 @@
       <w:r>
         <w:rPr>
           <w:rFonts w:ascii="Times New Roman" w:hAnsi="Times New Roman" w:cs="Times New Roman"/>
-          <w:sz w:val="20"/>
         </w:rPr>
-        <w:t>style.css</w:t>
+        <w:t>images/ folder</w:t>
       </w:r>
     </w:p>
     <w:p>
       <w:pPr>
         <w:pStyle w:val="ListBullet"/>
-        <w:spacing w:after="40"/>
         <w:rPr>
           <w:rFonts w:ascii="Times New Roman" w:hAnsi="Times New Roman" w:cs="Times New Roman"/>
         </w:rPr>
@@ -2367,15 +1224,13 @@
       <w:r>
         <w:rPr>
           <w:rFonts w:ascii="Times New Roman" w:hAnsi="Times New Roman" w:cs="Times New Roman"/>
-          <w:sz w:val="20"/>
         </w:rPr>
-        <w:t>README.md</w:t>
+        <w:t>screenshots/ folder</w:t>
       </w:r>
     </w:p>
     <w:p>
       <w:pPr>
         <w:pStyle w:val="ListBullet"/>
-        <w:spacing w:after="40"/>
         <w:rPr>
           <w:rFonts w:ascii="Times New Roman" w:hAnsi="Times New Roman" w:cs="Times New Roman"/>
         </w:rPr>
@@ -2383,88 +1238,18 @@
       <w:r>
         <w:rPr>
           <w:rFonts w:ascii="Times New Roman" w:hAnsi="Times New Roman" w:cs="Times New Roman"/>
-          <w:sz w:val="20"/>
         </w:rPr>
-        <w:t>images/ folder, if screenshots or local assets are used</w:t>
+        <w:t>README.md</w:t>
       </w:r>
     </w:p>
     <w:sectPr>
-      <w:footerReference w:type="default" r:id="rId16"/>
       <w:pgSz w:w="12240" w:h="15840"/>
-      <w:pgMar w:top="936" w:right="1080" w:bottom="936" w:left="1080" w:header="720" w:footer="720" w:gutter="0"/>
+      <w:pgMar w:top="864" w:right="936" w:bottom="864" w:left="936" w:header="720" w:footer="720" w:gutter="0"/>
       <w:cols w:space="720"/>
       <w:docGrid w:linePitch="360"/>
     </w:sectPr>
   </w:body>
 </w:document>
-</file>
-
-<file path=word/endnotes.xml><?xml version="1.0" encoding="utf-8"?>
-<w:endnotes xmlns:wpc="http://schemas.microsoft.com/office/word/2010/wordprocessingCanvas" xmlns:cx="http://schemas.microsoft.com/office/drawing/2014/chartex" xmlns:cx1="http://schemas.microsoft.com/office/drawing/2015/9/8/chartex" xmlns:cx2="http://schemas.microsoft.com/office/drawing/2015/10/21/chartex" xmlns:cx3="http://schemas.microsoft.com/office/drawing/2016/5/9/chartex" xmlns:cx4="http://schemas.microsoft.com/office/drawing/2016/5/10/chartex" xmlns:cx5="http://schemas.microsoft.com/office/drawing/2016/5/11/chartex" xmlns:cx6="http://schemas.microsoft.com/office/drawing/2016/5/12/chartex" xmlns:cx7="http://schemas.microsoft.com/office/drawing/2016/5/13/chartex" xmlns:cx8="http://schemas.microsoft.com/office/drawing/2016/5/14/chartex" xmlns:mc="http://schemas.openxmlformats.org/markup-compatibility/2006" xmlns:aink="http://schemas.microsoft.com/office/drawing/2016/ink" xmlns:am3d="http://schemas.microsoft.com/office/drawing/2017/model3d" xmlns:o="urn:schemas-microsoft-com:office:office" xmlns:oel="http://schemas.microsoft.com/office/2019/extlst" xmlns:r="http://schemas.openxmlformats.org/officeDocument/2006/relationships" xmlns:m="http://schemas.openxmlformats.org/officeDocument/2006/math" xmlns:v="urn:schemas-microsoft-com:vml" xmlns:wp14="http://schemas.microsoft.com/office/word/2010/wordprocessingDrawing" xmlns:wp="http://schemas.openxmlformats.org/drawingml/2006/wordprocessingDrawing" xmlns:w10="urn:schemas-microsoft-com:office:word" xmlns:w="http://schemas.openxmlformats.org/wordprocessingml/2006/main" xmlns:w14="http://schemas.microsoft.com/office/word/2010/wordml" xmlns:w15="http://schemas.microsoft.com/office/word/2012/wordml" xmlns:w16cex="http://schemas.microsoft.com/office/word/2018/wordml/cex" xmlns:w16cid="http://schemas.microsoft.com/office/word/2016/wordml/cid" xmlns:w16="http://schemas.microsoft.com/office/word/2018/wordml" xmlns:w16du="http://schemas.microsoft.com/office/word/2023/wordml/word16du" xmlns:w16sdtdh="http://schemas.microsoft.com/office/word/2020/wordml/sdtdatahash" xmlns:w16sdtfl="http://schemas.microsoft.com/office/word/2024/wordml/sdtformatlock" xmlns:w16se="http://schemas.microsoft.com/office/word/2015/wordml/symex" xmlns:wpg="http://schemas.microsoft.com/office/word/2010/wordprocessingGroup" xmlns:wpi="http://schemas.microsoft.com/office/word/2010/wordprocessingInk" xmlns:wne="http://schemas.microsoft.com/office/word/2006/wordml" xmlns:wps="http://schemas.microsoft.com/office/word/2010/wordprocessingShape" mc:Ignorable="w14 w15 w16se w16cid w16 w16cex w16sdtdh w16sdtfl w16du wp14">
-  <w:endnote w:type="separator" w:id="-1">
-    <w:p>
-      <w:pPr>
-        <w:spacing w:after="0" w:line="240" w:lineRule="auto"/>
-      </w:pPr>
-      <w:r>
-        <w:separator/>
-      </w:r>
-    </w:p>
-  </w:endnote>
-  <w:endnote w:type="continuationSeparator" w:id="0">
-    <w:p>
-      <w:pPr>
-        <w:spacing w:after="0" w:line="240" w:lineRule="auto"/>
-      </w:pPr>
-      <w:r>
-        <w:continuationSeparator/>
-      </w:r>
-    </w:p>
-  </w:endnote>
-</w:endnotes>
-</file>
-
-<file path=word/footer1.xml><?xml version="1.0" encoding="utf-8"?>
-<w:ftr xmlns:wpc="http://schemas.microsoft.com/office/word/2010/wordprocessingCanvas" xmlns:cx="http://schemas.microsoft.com/office/drawing/2014/chartex" xmlns:cx1="http://schemas.microsoft.com/office/drawing/2015/9/8/chartex" xmlns:cx2="http://schemas.microsoft.com/office/drawing/2015/10/21/chartex" xmlns:cx3="http://schemas.microsoft.com/office/drawing/2016/5/9/chartex" xmlns:cx4="http://schemas.microsoft.com/office/drawing/2016/5/10/chartex" xmlns:cx5="http://schemas.microsoft.com/office/drawing/2016/5/11/chartex" xmlns:cx6="http://schemas.microsoft.com/office/drawing/2016/5/12/chartex" xmlns:cx7="http://schemas.microsoft.com/office/drawing/2016/5/13/chartex" xmlns:cx8="http://schemas.microsoft.com/office/drawing/2016/5/14/chartex" xmlns:mc="http://schemas.openxmlformats.org/markup-compatibility/2006" xmlns:aink="http://schemas.microsoft.com/office/drawing/2016/ink" xmlns:am3d="http://schemas.microsoft.com/office/drawing/2017/model3d" xmlns:o="urn:schemas-microsoft-com:office:office" xmlns:oel="http://schemas.microsoft.com/office/2019/extlst" xmlns:r="http://schemas.openxmlformats.org/officeDocument/2006/relationships" xmlns:m="http://schemas.openxmlformats.org/officeDocument/2006/math" xmlns:v="urn:schemas-microsoft-com:vml" xmlns:wp14="http://schemas.microsoft.com/office/word/2010/wordprocessingDrawing" xmlns:wp="http://schemas.openxmlformats.org/drawingml/2006/wordprocessingDrawing" xmlns:w10="urn:schemas-microsoft-com:office:word" xmlns:w="http://schemas.openxmlformats.org/wordprocessingml/2006/main" xmlns:w14="http://schemas.microsoft.com/office/word/2010/wordml" xmlns:w15="http://schemas.microsoft.com/office/word/2012/wordml" xmlns:w16cex="http://schemas.microsoft.com/office/word/2018/wordml/cex" xmlns:w16cid="http://schemas.microsoft.com/office/word/2016/wordml/cid" xmlns:w16="http://schemas.microsoft.com/office/word/2018/wordml" xmlns:w16du="http://schemas.microsoft.com/office/word/2023/wordml/word16du" xmlns:w16sdtdh="http://schemas.microsoft.com/office/word/2020/wordml/sdtdatahash" xmlns:w16sdtfl="http://schemas.microsoft.com/office/word/2024/wordml/sdtformatlock" xmlns:w16se="http://schemas.microsoft.com/office/word/2015/wordml/symex" xmlns:wpg="http://schemas.microsoft.com/office/word/2010/wordprocessingGroup" xmlns:wpi="http://schemas.microsoft.com/office/word/2010/wordprocessingInk" xmlns:wne="http://schemas.microsoft.com/office/word/2006/wordml" xmlns:wps="http://schemas.microsoft.com/office/word/2010/wordprocessingShape" mc:Ignorable="w14 w15 w16se w16cid w16 w16cex w16sdtdh w16sdtfl w16du wp14">
-  <w:p>
-    <w:pPr>
-      <w:pStyle w:val="Footer"/>
-      <w:jc w:val="center"/>
-    </w:pPr>
-    <w:r>
-      <w:rPr>
-        <w:color w:val="64748B"/>
-        <w:sz w:val="18"/>
-      </w:rPr>
-      <w:t>Assignment 3 - Bootstrap Personal Portfolio Website Report</w:t>
-    </w:r>
-  </w:p>
-</w:ftr>
-</file>
-
-<file path=word/footnotes.xml><?xml version="1.0" encoding="utf-8"?>
-<w:footnotes xmlns:wpc="http://schemas.microsoft.com/office/word/2010/wordprocessingCanvas" xmlns:cx="http://schemas.microsoft.com/office/drawing/2014/chartex" xmlns:cx1="http://schemas.microsoft.com/office/drawing/2015/9/8/chartex" xmlns:cx2="http://schemas.microsoft.com/office/drawing/2015/10/21/chartex" xmlns:cx3="http://schemas.microsoft.com/office/drawing/2016/5/9/chartex" xmlns:cx4="http://schemas.microsoft.com/office/drawing/2016/5/10/chartex" xmlns:cx5="http://schemas.microsoft.com/office/drawing/2016/5/11/chartex" xmlns:cx6="http://schemas.microsoft.com/office/drawing/2016/5/12/chartex" xmlns:cx7="http://schemas.microsoft.com/office/drawing/2016/5/13/chartex" xmlns:cx8="http://schemas.microsoft.com/office/drawing/2016/5/14/chartex" xmlns:mc="http://schemas.openxmlformats.org/markup-compatibility/2006" xmlns:aink="http://schemas.microsoft.com/office/drawing/2016/ink" xmlns:am3d="http://schemas.microsoft.com/office/drawing/2017/model3d" xmlns:o="urn:schemas-microsoft-com:office:office" xmlns:oel="http://schemas.microsoft.com/office/2019/extlst" xmlns:r="http://schemas.openxmlformats.org/officeDocument/2006/relationships" xmlns:m="http://schemas.openxmlformats.org/officeDocument/2006/math" xmlns:v="urn:schemas-microsoft-com:vml" xmlns:wp14="http://schemas.microsoft.com/office/word/2010/wordprocessingDrawing" xmlns:wp="http://schemas.openxmlformats.org/drawingml/2006/wordprocessingDrawing" xmlns:w10="urn:schemas-microsoft-com:office:word" xmlns:w="http://schemas.openxmlformats.org/wordprocessingml/2006/main" xmlns:w14="http://schemas.microsoft.com/office/word/2010/wordml" xmlns:w15="http://schemas.microsoft.com/office/word/2012/wordml" xmlns:w16cex="http://schemas.microsoft.com/office/word/2018/wordml/cex" xmlns:w16cid="http://schemas.microsoft.com/office/word/2016/wordml/cid" xmlns:w16="http://schemas.microsoft.com/office/word/2018/wordml" xmlns:w16du="http://schemas.microsoft.com/office/word/2023/wordml/word16du" xmlns:w16sdtdh="http://schemas.microsoft.com/office/word/2020/wordml/sdtdatahash" xmlns:w16sdtfl="http://schemas.microsoft.com/office/word/2024/wordml/sdtformatlock" xmlns:w16se="http://schemas.microsoft.com/office/word/2015/wordml/symex" xmlns:wpg="http://schemas.microsoft.com/office/word/2010/wordprocessingGroup" xmlns:wpi="http://schemas.microsoft.com/office/word/2010/wordprocessingInk" xmlns:wne="http://schemas.microsoft.com/office/word/2006/wordml" xmlns:wps="http://schemas.microsoft.com/office/word/2010/wordprocessingShape" mc:Ignorable="w14 w15 w16se w16cid w16 w16cex w16sdtdh w16sdtfl w16du wp14">
-  <w:footnote w:type="separator" w:id="-1">
-    <w:p>
-      <w:pPr>
-        <w:spacing w:after="0" w:line="240" w:lineRule="auto"/>
-      </w:pPr>
-      <w:r>
-        <w:separator/>
-      </w:r>
-    </w:p>
-  </w:footnote>
-  <w:footnote w:type="continuationSeparator" w:id="0">
-    <w:p>
-      <w:pPr>
-        <w:spacing w:after="0" w:line="240" w:lineRule="auto"/>
-      </w:pPr>
-      <w:r>
-        <w:continuationSeparator/>
-      </w:r>
-    </w:p>
-  </w:footnote>
-</w:footnotes>
 </file>
 
 <file path=word/numbering.xml><?xml version="1.0" encoding="utf-8"?>
@@ -2640,31 +1425,31 @@
       </w:rPr>
     </w:lvl>
   </w:abstractNum>
-  <w:num w:numId="1" w16cid:durableId="2094816627">
+  <w:num w:numId="1" w16cid:durableId="1325745294">
     <w:abstractNumId w:val="8"/>
   </w:num>
-  <w:num w:numId="2" w16cid:durableId="744693756">
+  <w:num w:numId="2" w16cid:durableId="1410301070">
     <w:abstractNumId w:val="6"/>
   </w:num>
-  <w:num w:numId="3" w16cid:durableId="952591183">
+  <w:num w:numId="3" w16cid:durableId="110442991">
     <w:abstractNumId w:val="5"/>
   </w:num>
-  <w:num w:numId="4" w16cid:durableId="1788354057">
+  <w:num w:numId="4" w16cid:durableId="1449159842">
     <w:abstractNumId w:val="4"/>
   </w:num>
-  <w:num w:numId="5" w16cid:durableId="1124736177">
+  <w:num w:numId="5" w16cid:durableId="734284632">
     <w:abstractNumId w:val="7"/>
   </w:num>
-  <w:num w:numId="6" w16cid:durableId="331956369">
+  <w:num w:numId="6" w16cid:durableId="528027760">
     <w:abstractNumId w:val="3"/>
   </w:num>
-  <w:num w:numId="7" w16cid:durableId="195628087">
+  <w:num w:numId="7" w16cid:durableId="1075471881">
     <w:abstractNumId w:val="2"/>
   </w:num>
-  <w:num w:numId="8" w16cid:durableId="1327319965">
+  <w:num w:numId="8" w16cid:durableId="1146118930">
     <w:abstractNumId w:val="1"/>
   </w:num>
-  <w:num w:numId="9" w16cid:durableId="1963069461">
+  <w:num w:numId="9" w16cid:durableId="190001807">
     <w:abstractNumId w:val="0"/>
   </w:num>
 </w:numbering>
@@ -3061,7 +1846,7 @@
     <w:qFormat/>
     <w:rsid w:val="00FC693F"/>
     <w:rPr>
-      <w:rFonts w:ascii="Arial" w:hAnsi="Arial"/>
+      <w:rFonts w:ascii="Aptos" w:hAnsi="Aptos"/>
       <w:sz w:val="21"/>
     </w:rPr>
   </w:style>
